--- a/docs/ai-software-development/AI Human Oversight and PM Companion.docx
+++ b/docs/ai-software-development/AI Human Oversight and PM Companion.docx
@@ -100,6 +100,16 @@
     </w:p>
     <w:sdt>
       <w:sdtPr>
+        <w:rPr>
+          <w:rFonts w:asciiTheme="minorHAnsi" w:eastAsiaTheme="minorHAnsi" w:hAnsiTheme="minorHAnsi" w:cstheme="minorBidi"/>
+          <w:b w:val="0"/>
+          <w:bCs w:val="0"/>
+          <w:color w:val="auto"/>
+          <w:kern w:val="2"/>
+          <w:sz w:val="24"/>
+          <w:szCs w:val="24"/>
+          <w14:ligatures w14:val="standardContextual"/>
+        </w:rPr>
         <w:id w:val="1593506308"/>
         <w:docPartObj>
           <w:docPartGallery w:val="Table of Contents"/>
@@ -108,19 +118,14 @@
       </w:sdtPr>
       <w:sdtEndPr>
         <w:rPr>
-          <w:rFonts w:asciiTheme="minorHAnsi" w:eastAsiaTheme="minorHAnsi" w:hAnsiTheme="minorHAnsi" w:cstheme="minorBidi"/>
           <w:noProof/>
-          <w:color w:val="auto"/>
-          <w:kern w:val="2"/>
-          <w:sz w:val="24"/>
-          <w:szCs w:val="24"/>
-          <w14:ligatures w14:val="standardContextual"/>
         </w:rPr>
       </w:sdtEndPr>
       <w:sdtContent>
         <w:p>
           <w:pPr>
             <w:pStyle w:val="TOCHeading"/>
+            <w:spacing w:line="240" w:lineRule="auto"/>
             <w:rPr>
               <w:sz w:val="32"/>
               <w:szCs w:val="32"/>
@@ -140,6 +145,7 @@
             <w:tabs>
               <w:tab w:val="right" w:leader="dot" w:pos="9350"/>
             </w:tabs>
+            <w:spacing w:line="240" w:lineRule="auto"/>
             <w:rPr>
               <w:noProof/>
             </w:rPr>
@@ -225,6 +231,7 @@
             <w:tabs>
               <w:tab w:val="right" w:leader="dot" w:pos="9350"/>
             </w:tabs>
+            <w:spacing w:line="240" w:lineRule="auto"/>
             <w:rPr>
               <w:noProof/>
             </w:rPr>
@@ -293,6 +300,7 @@
             <w:tabs>
               <w:tab w:val="right" w:leader="dot" w:pos="9350"/>
             </w:tabs>
+            <w:spacing w:line="240" w:lineRule="auto"/>
             <w:rPr>
               <w:noProof/>
             </w:rPr>
@@ -361,6 +369,7 @@
             <w:tabs>
               <w:tab w:val="right" w:leader="dot" w:pos="9350"/>
             </w:tabs>
+            <w:spacing w:line="240" w:lineRule="auto"/>
             <w:rPr>
               <w:noProof/>
             </w:rPr>
@@ -429,6 +438,7 @@
             <w:tabs>
               <w:tab w:val="right" w:leader="dot" w:pos="9350"/>
             </w:tabs>
+            <w:spacing w:line="240" w:lineRule="auto"/>
             <w:rPr>
               <w:noProof/>
             </w:rPr>
@@ -497,6 +507,7 @@
             <w:tabs>
               <w:tab w:val="right" w:leader="dot" w:pos="9350"/>
             </w:tabs>
+            <w:spacing w:line="240" w:lineRule="auto"/>
             <w:rPr>
               <w:noProof/>
             </w:rPr>
@@ -565,6 +576,7 @@
             <w:tabs>
               <w:tab w:val="right" w:leader="dot" w:pos="9350"/>
             </w:tabs>
+            <w:spacing w:line="240" w:lineRule="auto"/>
             <w:rPr>
               <w:noProof/>
             </w:rPr>
@@ -633,6 +645,7 @@
             <w:tabs>
               <w:tab w:val="right" w:leader="dot" w:pos="9350"/>
             </w:tabs>
+            <w:spacing w:line="240" w:lineRule="auto"/>
             <w:rPr>
               <w:noProof/>
             </w:rPr>
@@ -701,6 +714,7 @@
             <w:tabs>
               <w:tab w:val="right" w:leader="dot" w:pos="9350"/>
             </w:tabs>
+            <w:spacing w:line="240" w:lineRule="auto"/>
             <w:rPr>
               <w:noProof/>
             </w:rPr>
@@ -769,6 +783,7 @@
             <w:tabs>
               <w:tab w:val="right" w:leader="dot" w:pos="9350"/>
             </w:tabs>
+            <w:spacing w:line="240" w:lineRule="auto"/>
             <w:rPr>
               <w:noProof/>
             </w:rPr>
@@ -837,6 +852,7 @@
             <w:tabs>
               <w:tab w:val="right" w:leader="dot" w:pos="9350"/>
             </w:tabs>
+            <w:spacing w:line="240" w:lineRule="auto"/>
             <w:rPr>
               <w:noProof/>
             </w:rPr>
@@ -905,6 +921,7 @@
             <w:tabs>
               <w:tab w:val="right" w:leader="dot" w:pos="9350"/>
             </w:tabs>
+            <w:spacing w:line="240" w:lineRule="auto"/>
             <w:rPr>
               <w:noProof/>
             </w:rPr>
@@ -973,6 +990,7 @@
             <w:tabs>
               <w:tab w:val="right" w:leader="dot" w:pos="9350"/>
             </w:tabs>
+            <w:spacing w:line="240" w:lineRule="auto"/>
             <w:rPr>
               <w:noProof/>
             </w:rPr>
@@ -1041,6 +1059,7 @@
             <w:tabs>
               <w:tab w:val="right" w:leader="dot" w:pos="9350"/>
             </w:tabs>
+            <w:spacing w:line="240" w:lineRule="auto"/>
             <w:rPr>
               <w:noProof/>
             </w:rPr>
@@ -1109,6 +1128,7 @@
             <w:tabs>
               <w:tab w:val="right" w:leader="dot" w:pos="9350"/>
             </w:tabs>
+            <w:spacing w:line="240" w:lineRule="auto"/>
             <w:rPr>
               <w:noProof/>
             </w:rPr>
@@ -1177,6 +1197,7 @@
             <w:tabs>
               <w:tab w:val="right" w:leader="dot" w:pos="9350"/>
             </w:tabs>
+            <w:spacing w:line="240" w:lineRule="auto"/>
             <w:rPr>
               <w:noProof/>
             </w:rPr>
@@ -1245,6 +1266,7 @@
             <w:tabs>
               <w:tab w:val="right" w:leader="dot" w:pos="9350"/>
             </w:tabs>
+            <w:spacing w:line="240" w:lineRule="auto"/>
             <w:rPr>
               <w:noProof/>
             </w:rPr>
@@ -1313,6 +1335,7 @@
             <w:tabs>
               <w:tab w:val="right" w:leader="dot" w:pos="9350"/>
             </w:tabs>
+            <w:spacing w:line="240" w:lineRule="auto"/>
             <w:rPr>
               <w:noProof/>
             </w:rPr>
@@ -1381,6 +1404,7 @@
             <w:tabs>
               <w:tab w:val="right" w:leader="dot" w:pos="9350"/>
             </w:tabs>
+            <w:spacing w:line="240" w:lineRule="auto"/>
             <w:rPr>
               <w:noProof/>
             </w:rPr>
@@ -1449,6 +1473,7 @@
             <w:tabs>
               <w:tab w:val="right" w:leader="dot" w:pos="9350"/>
             </w:tabs>
+            <w:spacing w:line="240" w:lineRule="auto"/>
             <w:rPr>
               <w:noProof/>
             </w:rPr>
@@ -1517,6 +1542,7 @@
             <w:tabs>
               <w:tab w:val="right" w:leader="dot" w:pos="9350"/>
             </w:tabs>
+            <w:spacing w:line="240" w:lineRule="auto"/>
             <w:rPr>
               <w:noProof/>
             </w:rPr>
@@ -1585,6 +1611,7 @@
             <w:tabs>
               <w:tab w:val="right" w:leader="dot" w:pos="9350"/>
             </w:tabs>
+            <w:spacing w:line="240" w:lineRule="auto"/>
             <w:rPr>
               <w:noProof/>
             </w:rPr>
@@ -1653,6 +1680,7 @@
             <w:tabs>
               <w:tab w:val="right" w:leader="dot" w:pos="9350"/>
             </w:tabs>
+            <w:spacing w:line="240" w:lineRule="auto"/>
             <w:rPr>
               <w:noProof/>
             </w:rPr>
@@ -1721,6 +1749,7 @@
             <w:tabs>
               <w:tab w:val="right" w:leader="dot" w:pos="9350"/>
             </w:tabs>
+            <w:spacing w:line="240" w:lineRule="auto"/>
             <w:rPr>
               <w:noProof/>
             </w:rPr>
@@ -1789,6 +1818,7 @@
             <w:tabs>
               <w:tab w:val="right" w:leader="dot" w:pos="9350"/>
             </w:tabs>
+            <w:spacing w:line="240" w:lineRule="auto"/>
             <w:rPr>
               <w:noProof/>
             </w:rPr>
@@ -1857,6 +1887,7 @@
             <w:tabs>
               <w:tab w:val="right" w:leader="dot" w:pos="9350"/>
             </w:tabs>
+            <w:spacing w:line="240" w:lineRule="auto"/>
             <w:rPr>
               <w:noProof/>
             </w:rPr>
@@ -1925,6 +1956,7 @@
             <w:tabs>
               <w:tab w:val="right" w:leader="dot" w:pos="9350"/>
             </w:tabs>
+            <w:spacing w:line="240" w:lineRule="auto"/>
             <w:rPr>
               <w:noProof/>
             </w:rPr>
@@ -1993,6 +2025,7 @@
             <w:tabs>
               <w:tab w:val="right" w:leader="dot" w:pos="9350"/>
             </w:tabs>
+            <w:spacing w:line="240" w:lineRule="auto"/>
             <w:rPr>
               <w:noProof/>
             </w:rPr>
@@ -2061,6 +2094,7 @@
             <w:tabs>
               <w:tab w:val="right" w:leader="dot" w:pos="9350"/>
             </w:tabs>
+            <w:spacing w:line="240" w:lineRule="auto"/>
             <w:rPr>
               <w:noProof/>
             </w:rPr>
@@ -2129,6 +2163,7 @@
             <w:tabs>
               <w:tab w:val="right" w:leader="dot" w:pos="9350"/>
             </w:tabs>
+            <w:spacing w:line="240" w:lineRule="auto"/>
             <w:rPr>
               <w:noProof/>
             </w:rPr>
@@ -2197,6 +2232,7 @@
             <w:tabs>
               <w:tab w:val="right" w:leader="dot" w:pos="9350"/>
             </w:tabs>
+            <w:spacing w:line="240" w:lineRule="auto"/>
             <w:rPr>
               <w:noProof/>
             </w:rPr>
@@ -2265,6 +2301,7 @@
             <w:tabs>
               <w:tab w:val="right" w:leader="dot" w:pos="9350"/>
             </w:tabs>
+            <w:spacing w:line="240" w:lineRule="auto"/>
             <w:rPr>
               <w:noProof/>
             </w:rPr>
@@ -2333,6 +2370,7 @@
             <w:tabs>
               <w:tab w:val="right" w:leader="dot" w:pos="9350"/>
             </w:tabs>
+            <w:spacing w:line="240" w:lineRule="auto"/>
             <w:rPr>
               <w:noProof/>
             </w:rPr>
@@ -2401,6 +2439,7 @@
             <w:tabs>
               <w:tab w:val="right" w:leader="dot" w:pos="9350"/>
             </w:tabs>
+            <w:spacing w:line="240" w:lineRule="auto"/>
             <w:rPr>
               <w:noProof/>
             </w:rPr>
@@ -2469,6 +2508,7 @@
             <w:tabs>
               <w:tab w:val="right" w:leader="dot" w:pos="9350"/>
             </w:tabs>
+            <w:spacing w:line="240" w:lineRule="auto"/>
             <w:rPr>
               <w:noProof/>
             </w:rPr>
@@ -2537,6 +2577,7 @@
             <w:tabs>
               <w:tab w:val="right" w:leader="dot" w:pos="9350"/>
             </w:tabs>
+            <w:spacing w:line="240" w:lineRule="auto"/>
             <w:rPr>
               <w:noProof/>
             </w:rPr>
@@ -2605,6 +2646,7 @@
             <w:tabs>
               <w:tab w:val="right" w:leader="dot" w:pos="9350"/>
             </w:tabs>
+            <w:spacing w:line="240" w:lineRule="auto"/>
             <w:rPr>
               <w:noProof/>
             </w:rPr>
@@ -2673,6 +2715,7 @@
             <w:tabs>
               <w:tab w:val="right" w:leader="dot" w:pos="9350"/>
             </w:tabs>
+            <w:spacing w:line="240" w:lineRule="auto"/>
             <w:rPr>
               <w:noProof/>
             </w:rPr>
@@ -2741,6 +2784,7 @@
             <w:tabs>
               <w:tab w:val="right" w:leader="dot" w:pos="9350"/>
             </w:tabs>
+            <w:spacing w:line="240" w:lineRule="auto"/>
             <w:rPr>
               <w:noProof/>
             </w:rPr>
@@ -2809,6 +2853,7 @@
             <w:tabs>
               <w:tab w:val="right" w:leader="dot" w:pos="9350"/>
             </w:tabs>
+            <w:spacing w:line="240" w:lineRule="auto"/>
             <w:rPr>
               <w:noProof/>
             </w:rPr>
@@ -2877,6 +2922,7 @@
             <w:tabs>
               <w:tab w:val="right" w:leader="dot" w:pos="9350"/>
             </w:tabs>
+            <w:spacing w:line="240" w:lineRule="auto"/>
             <w:rPr>
               <w:noProof/>
             </w:rPr>
@@ -2945,6 +2991,7 @@
             <w:tabs>
               <w:tab w:val="right" w:leader="dot" w:pos="9350"/>
             </w:tabs>
+            <w:spacing w:line="240" w:lineRule="auto"/>
             <w:rPr>
               <w:noProof/>
             </w:rPr>
@@ -3013,6 +3060,7 @@
             <w:tabs>
               <w:tab w:val="right" w:leader="dot" w:pos="9350"/>
             </w:tabs>
+            <w:spacing w:line="240" w:lineRule="auto"/>
             <w:rPr>
               <w:noProof/>
             </w:rPr>
@@ -3081,6 +3129,7 @@
             <w:tabs>
               <w:tab w:val="right" w:leader="dot" w:pos="9350"/>
             </w:tabs>
+            <w:spacing w:line="240" w:lineRule="auto"/>
             <w:rPr>
               <w:noProof/>
             </w:rPr>
@@ -3149,6 +3198,7 @@
             <w:tabs>
               <w:tab w:val="right" w:leader="dot" w:pos="9350"/>
             </w:tabs>
+            <w:spacing w:line="240" w:lineRule="auto"/>
             <w:rPr>
               <w:noProof/>
             </w:rPr>
@@ -3217,6 +3267,7 @@
             <w:tabs>
               <w:tab w:val="right" w:leader="dot" w:pos="9350"/>
             </w:tabs>
+            <w:spacing w:line="240" w:lineRule="auto"/>
             <w:rPr>
               <w:noProof/>
             </w:rPr>
@@ -3280,6 +3331,9 @@
           </w:hyperlink>
         </w:p>
         <w:p>
+          <w:pPr>
+            <w:spacing w:line="240" w:lineRule="auto"/>
+          </w:pPr>
           <w:r>
             <w:rPr>
               <w:b/>
@@ -3298,7 +3352,6 @@
       </w:pPr>
       <w:bookmarkStart w:id="0" w:name="_Toc240552846"/>
       <w:r>
-        <w:lastRenderedPageBreak/>
         <w:t>1</w:t>
       </w:r>
       <w:r>
@@ -3322,7 +3375,11 @@
       </w:r>
       <w:proofErr w:type="gramEnd"/>
       <w:r>
-        <w:t xml:space="preserve"> and operate. It is not a bet on an unproven paradigm. Underneath the automation sits the same project-management and software-engineering discipline organizations have trusted for decades: governance, risk, quality, scope, traceability, change control. The foundation is not new. Only the crew is.</w:t>
+        <w:t xml:space="preserve"> and operate. It is not a bet on an unproven paradigm. Underneath the automation sits the same project-management and software-engineering discipline organizations have trusted </w:t>
+      </w:r>
+      <w:r>
+        <w:lastRenderedPageBreak/>
+        <w:t>for decades: governance, risk, quality, scope, traceability, change control. The foundation is not new. Only the crew is.</w:t>
       </w:r>
     </w:p>
     <w:p>
@@ -3418,11 +3475,7 @@
         <w:t>SCEN-0001</w:t>
       </w:r>
       <w:r>
-        <w:t xml:space="preserve"> scenario package in the scenarios folder — an RFP-style communicable-disease case-management web-app with human-only and AI-assisted delivery baselines, a risk </w:t>
-      </w:r>
-      <w:r>
-        <w:lastRenderedPageBreak/>
-        <w:t>register, a one-page comparison, and a deliverable/acceptance checklist. It is this companion's argument made concrete: the same discipline, the same budget, and the pairing's advantage showing up in completeness and quality rather than speed or cost.</w:t>
+        <w:t> scenario package in the scenarios folder — an RFP-style communicable-disease case-management web-app with human-only and AI-assisted delivery baselines, a risk register, a one-page comparison, and a deliverable/acceptance checklist. It is this companion's argument made concrete: the same discipline, the same budget, and the pairing's advantage showing up in completeness and quality rather than speed or cost.</w:t>
       </w:r>
     </w:p>
     <w:p>
@@ -3432,6 +3485,7 @@
       </w:pPr>
       <w:bookmarkStart w:id="2" w:name="_Toc240552848"/>
       <w:r>
+        <w:lastRenderedPageBreak/>
         <w:t>3. Glossary of Terms</w:t>
       </w:r>
       <w:bookmarkEnd w:id="2"/>
@@ -4632,7 +4686,6 @@
                 <w:sz w:val="22"/>
                 <w:szCs w:val="22"/>
               </w:rPr>
-              <w:lastRenderedPageBreak/>
               <w:t>Schedule baseline</w:t>
             </w:r>
           </w:p>
@@ -4771,6 +4824,7 @@
                 <w:sz w:val="22"/>
                 <w:szCs w:val="22"/>
               </w:rPr>
+              <w:lastRenderedPageBreak/>
               <w:t>AI Coder</w:t>
             </w:r>
           </w:p>
@@ -5568,11 +5622,7 @@
       </w:r>
       <w:proofErr w:type="gramEnd"/>
       <w:r>
-        <w:t xml:space="preserve">, and risk decisions on your plan. They are the control points that make </w:t>
-      </w:r>
-      <w:r>
-        <w:lastRenderedPageBreak/>
-        <w:t>autonomous delivery safe enough to use. Each responsibility below is anchored to the standard practice a PMO would recognize.</w:t>
+        <w:t>, and risk decisions on your plan. They are the control points that make autonomous delivery safe enough to use. Each responsibility below is anchored to the standard practice a PMO would recognize.</w:t>
       </w:r>
     </w:p>
     <w:p>
@@ -5598,7 +5648,15 @@
           <w:i/>
           <w:iCs/>
         </w:rPr>
-        <w:t>and what is out of scope</w:t>
+        <w:t xml:space="preserve">and what </w:t>
+      </w:r>
+      <w:r>
+        <w:rPr>
+          <w:i/>
+          <w:iCs/>
+        </w:rPr>
+        <w:lastRenderedPageBreak/>
+        <w:t>is out of scope</w:t>
       </w:r>
       <w:r>
         <w:t xml:space="preserve">, and make sure the requirements say what the business </w:t>
@@ -5722,7 +5780,6 @@
       </w:pPr>
       <w:bookmarkStart w:id="8" w:name="_Toc240552854"/>
       <w:r>
-        <w:lastRenderedPageBreak/>
         <w:t>5.4 Authorizing Autonomous Construction (Sponsorship / Initiating Authority)</w:t>
       </w:r>
       <w:bookmarkEnd w:id="8"/>
@@ -5742,6 +5799,7 @@
       </w:pPr>
       <w:bookmarkStart w:id="9" w:name="_Toc240552855"/>
       <w:r>
+        <w:lastRenderedPageBreak/>
         <w:t>5.5 Granting Waivers and Overrides (Risk Acceptance / Change Control)</w:t>
       </w:r>
       <w:bookmarkEnd w:id="9"/>
@@ -5849,11 +5907,7 @@
         <w:spacing w:before="120" w:after="120" w:line="240" w:lineRule="auto"/>
       </w:pPr>
       <w:r>
-        <w:t xml:space="preserve">Being ready to deploy is not the same as being authorized to deploy. Even after the platform has built and validated everything, production deployment requires explicit deployment authorization from an Authorizing Official (and, where required, an Operations Approver). The platform must verify that execution completed, validation passed or was waived, blocking policy violations are resolved, traceability checks passed, and risk-tier approvals </w:t>
-      </w:r>
-      <w:r>
-        <w:lastRenderedPageBreak/>
-        <w:t>are satisfied — and then a human still signs off. This is your release / go-live approval, the final gate so that no system reaches production without a person accepting responsibility.</w:t>
+        <w:t>Being ready to deploy is not the same as being authorized to deploy. Even after the platform has built and validated everything, production deployment requires explicit deployment authorization from an Authorizing Official (and, where required, an Operations Approver). The platform must verify that execution completed, validation passed or was waived, blocking policy violations are resolved, traceability checks passed, and risk-tier approvals are satisfied — and then a human still signs off. This is your release / go-live approval, the final gate so that no system reaches production without a person accepting responsibility.</w:t>
       </w:r>
     </w:p>
     <w:p>
@@ -5872,7 +5926,11 @@
         <w:spacing w:before="120" w:after="120" w:line="240" w:lineRule="auto"/>
       </w:pPr>
       <w:r>
-        <w:t>Every approval, waiver, override, escalation, and deployment decision is recorded in an immutable audit log. An Auditor role can review governance records, traceability, evidence, and compliance history — but cannot approve readiness transitions or deployments. This is your accountability and compliance layer: your evidence that the organization followed its own process, and — after the fact — the raw material for lessons-learned sessions. If something goes wrong, the trail tells you exactly who decided what, when, and why.</w:t>
+        <w:t xml:space="preserve">Every approval, waiver, override, escalation, and deployment decision is recorded in an immutable audit log. An Auditor role can review governance records, traceability, evidence, and compliance history — but cannot approve readiness transitions or deployments. This is your accountability and compliance layer: your evidence that the organization followed </w:t>
+      </w:r>
+      <w:r>
+        <w:lastRenderedPageBreak/>
+        <w:t>its own process, and — after the fact — the raw material for lessons-learned sessions. If something goes wrong, the trail tells you exactly who decided what, when, and why.</w:t>
       </w:r>
     </w:p>
     <w:p>
@@ -6174,7 +6232,6 @@
                 <w:sz w:val="22"/>
                 <w:szCs w:val="22"/>
               </w:rPr>
-              <w:lastRenderedPageBreak/>
               <w:t>Context</w:t>
             </w:r>
           </w:p>
@@ -6527,6 +6584,7 @@
                 <w:sz w:val="22"/>
                 <w:szCs w:val="22"/>
               </w:rPr>
+              <w:lastRenderedPageBreak/>
               <w:t>Non-Functional Requirement</w:t>
             </w:r>
           </w:p>
@@ -7950,11 +8008,7 @@
         <w:spacing w:before="120" w:after="120" w:line="240" w:lineRule="auto"/>
       </w:pPr>
       <w:r>
-        <w:t xml:space="preserve">The left side is the machine's world — structured records it manages. The right column shows the familiar project artifact each entity corresponds to, so you can relate them to </w:t>
-      </w:r>
-      <w:r>
-        <w:lastRenderedPageBreak/>
-        <w:t xml:space="preserve">documents you already produce. When you look at a traceability report or an audit log, you are looking at these entities and the links between them. When you approve a gate or grant a waiver, you are </w:t>
+        <w:t xml:space="preserve">The left side is the machine's world — structured records it manages. The right column shows the familiar project artifact each entity corresponds to, so you can relate them to documents you already produce. When you look at a traceability report or an audit log, you are looking at these entities and the links between them. When you approve a gate or grant a waiver, you are </w:t>
       </w:r>
       <w:proofErr w:type="gramStart"/>
       <w:r>
@@ -8006,6 +8060,7 @@
         <w:spacing w:after="0" w:line="240" w:lineRule="auto"/>
       </w:pPr>
       <w:r>
+        <w:lastRenderedPageBreak/>
         <w:t>Waivers / overrides linked to Policy or Validation entities = accepted risks and approved deviations in your RAID log.</w:t>
       </w:r>
     </w:p>
@@ -8811,7 +8866,6 @@
                 <w:sz w:val="22"/>
                 <w:szCs w:val="22"/>
               </w:rPr>
-              <w:lastRenderedPageBreak/>
               <w:t>Lessons learned</w:t>
             </w:r>
           </w:p>
@@ -8940,7 +8994,11 @@
         <w:t>PMBOK® Guide</w:t>
       </w:r>
       <w:r>
-        <w:t> (process groups and knowledge areas), PRINCE2 (principles, themes, and controls), and ISO 21500 (project, program, and portfolio guidance). A conforming ISL platform is deliberately methodology-agnostic with respect to these: it enforces the gates and records the evidence, and it leaves the choice of which methodology to run on top of those controls to you and your organization.</w:t>
+        <w:t xml:space="preserve"> (process groups and knowledge areas), PRINCE2 (principles, themes, and controls), and ISO 21500 (project, program, and portfolio guidance). A conforming ISL platform is deliberately methodology-agnostic with respect to these: it enforces the gates and records </w:t>
+      </w:r>
+      <w:r>
+        <w:lastRenderedPageBreak/>
+        <w:t>the evidence, and it leaves the choice of which methodology to run on top of those controls to you and your organization.</w:t>
       </w:r>
     </w:p>
     <w:p>
@@ -9922,7 +9980,6 @@
                 <w:sz w:val="22"/>
                 <w:szCs w:val="22"/>
               </w:rPr>
-              <w:lastRenderedPageBreak/>
               <w:t>Schedule / earned schedule</w:t>
             </w:r>
           </w:p>
@@ -10374,6 +10431,7 @@
                 <w:sz w:val="22"/>
                 <w:szCs w:val="22"/>
               </w:rPr>
+              <w:lastRenderedPageBreak/>
               <w:t>Service transition / operations</w:t>
             </w:r>
           </w:p>
@@ -10887,7 +10945,6 @@
       </w:pPr>
       <w:bookmarkStart w:id="21" w:name="_Toc240552867"/>
       <w:r>
-        <w:lastRenderedPageBreak/>
         <w:t>8.3 What the PMO Must Add Around ISL — Checklist</w:t>
       </w:r>
       <w:bookmarkEnd w:id="21"/>
@@ -10999,6 +11056,7 @@
           <w:b/>
           <w:bCs/>
         </w:rPr>
+        <w:lastRenderedPageBreak/>
         <w:t>Gate-staffing RACI</w:t>
       </w:r>
       <w:r>
@@ -11253,19 +11311,10 @@
           <w:b/>
           <w:bCs/>
         </w:rPr>
-        <w:lastRenderedPageBreak/>
         <w:t>Review early and often.</w:t>
       </w:r>
       <w:r>
-        <w:t xml:space="preserve"> The cheapest problems to fix are the ones caught at review, before the platform has generated anything. Your design and requirements </w:t>
-      </w:r>
-      <w:proofErr w:type="gramStart"/>
-      <w:r>
-        <w:t>reviews</w:t>
-      </w:r>
-      <w:proofErr w:type="gramEnd"/>
-      <w:r>
-        <w:t>, done early.</w:t>
+        <w:t> The cheapest problems to fix are the ones caught at review, before the platform has generated anything. Your design and requirements reviews, done early.</w:t>
       </w:r>
     </w:p>
     <w:p>
@@ -11319,6 +11368,7 @@
           <w:b/>
           <w:bCs/>
         </w:rPr>
+        <w:lastRenderedPageBreak/>
         <w:t>Answer escalations promptly.</w:t>
       </w:r>
       <w:r>
@@ -11404,7 +11454,6 @@
       </w:pPr>
       <w:bookmarkStart w:id="25" w:name="_Toc240552871"/>
       <w:r>
-        <w:lastRenderedPageBreak/>
         <w:t>10.2 Accountable effort — the human's time is a real cost</w:t>
       </w:r>
       <w:bookmarkEnd w:id="25"/>
@@ -11458,6 +11507,7 @@
         <w:spacing w:before="120" w:after="120" w:line="240" w:lineRule="auto"/>
       </w:pPr>
       <w:r>
+        <w:lastRenderedPageBreak/>
         <w:t>If you do not budget the human's effort, you will under-resource the pairing and the accountability will quietly disappear. Budget it explicitly.</w:t>
       </w:r>
     </w:p>
@@ -11762,7 +11812,6 @@
         <w:spacing w:after="0" w:line="240" w:lineRule="auto"/>
       </w:pPr>
       <w:r>
-        <w:lastRenderedPageBreak/>
         <w:t>Hold contingency for the human's recovery time — the blocked-coder handoff is a real, expected cost, not an exception.</w:t>
       </w:r>
     </w:p>
@@ -11802,6 +11851,7 @@
           <w:b/>
           <w:bCs/>
         </w:rPr>
+        <w:lastRenderedPageBreak/>
         <w:t>The senior human coder.</w:t>
       </w:r>
       <w:r>
@@ -12467,7 +12517,6 @@
         <w:spacing w:before="120" w:after="120" w:line="240" w:lineRule="auto"/>
       </w:pPr>
       <w:r>
-        <w:lastRenderedPageBreak/>
         <w:t xml:space="preserve">The human is ~99% of the cost — not because the AI is expensive, but because the human does the real work. Verification, integration, and accountability are the deliverable; generation is the cheap part. When someone </w:t>
       </w:r>
       <w:proofErr w:type="gramStart"/>
@@ -12506,7 +12555,11 @@
         <w:t>The counterfactual.</w:t>
       </w:r>
       <w:r>
-        <w:t> The model is incomplete without the cost of skipping the human. Defects found in production cost roughly 100× those found in requirements, and rework typically runs 20–40% of project cost. Unverified AI output ships defects, integration failures, and security gaps — which you pay for again, at the expensive end of the lifecycle. The pairing is not "human cost + AI cost"; it is "human cost now" versus "human cost now + rework and incident cost later."</w:t>
+        <w:t xml:space="preserve"> The model is incomplete without the cost of skipping the human. Defects found in production cost roughly 100× those found in requirements, and rework </w:t>
+      </w:r>
+      <w:r>
+        <w:lastRenderedPageBreak/>
+        <w:t>typically runs 20–40% of project cost. Unverified AI output ships defects, integration failures, and security gaps — which you pay for again, at the expensive end of the lifecycle. The pairing is not "human cost + AI cost"; it is "human cost now" versus "human cost now + rework and incident cost later."</w:t>
       </w:r>
     </w:p>
     <w:p>
@@ -12826,7 +12879,6 @@
           <w:b/>
           <w:bCs/>
         </w:rPr>
-        <w:lastRenderedPageBreak/>
         <w:t>Introducing one or a few AI coders is not free.</w:t>
       </w:r>
       <w:r>
@@ -12899,6 +12951,7 @@
           <w:b/>
           <w:bCs/>
         </w:rPr>
+        <w:lastRenderedPageBreak/>
         <w:t>The open-source alternative.</w:t>
       </w:r>
       <w:r>
@@ -13181,7 +13234,6 @@
                 <w:sz w:val="22"/>
                 <w:szCs w:val="22"/>
               </w:rPr>
-              <w:lastRenderedPageBreak/>
               <w:t>Newly-identified</w:t>
             </w:r>
             <w:proofErr w:type="gramEnd"/>
@@ -13466,6 +13518,7 @@
           <w:b/>
           <w:bCs/>
         </w:rPr>
+        <w:lastRenderedPageBreak/>
         <w:t>Pin the version.</w:t>
       </w:r>
       <w:r>
@@ -13670,7 +13723,6 @@
       </w:pPr>
       <w:bookmarkStart w:id="31" w:name="_Toc240552877"/>
       <w:r>
-        <w:lastRenderedPageBreak/>
         <w:t>10.5 Clear sprint planning guidance</w:t>
       </w:r>
       <w:bookmarkEnd w:id="31"/>
@@ -13752,6 +13804,7 @@
         <w:spacing w:after="0" w:line="240" w:lineRule="auto"/>
       </w:pPr>
       <w:r>
+        <w:lastRenderedPageBreak/>
         <w:t>Plan the recovery path — for each task, who takes over if the AI coder is blocked (unknown situation, missing skill, ambiguous requirement). This is the blocked-coder handoff (ISL v0.3 §17).</w:t>
       </w:r>
     </w:p>
@@ -14161,7 +14214,6 @@
           <w:b/>
           <w:bCs/>
         </w:rPr>
-        <w:lastRenderedPageBreak/>
         <w:t xml:space="preserve">Fast output is unverified output — and unverified output is not a </w:t>
       </w:r>
       <w:proofErr w:type="gramStart"/>
@@ -14227,7 +14279,11 @@
         <w:t>The human is not "secondary" — they are the quality and accountability engine.</w:t>
       </w:r>
       <w:r>
-        <w:t xml:space="preserve"> The AI is the drafting engine; the human is the verification and accountability engine. They are two different primary jobs, not a primary and a backup. Calling the human secondary is like calling the architect or the QA </w:t>
+        <w:t xml:space="preserve"> The AI is the drafting engine; the human is the verification and accountability engine. They are two different primary jobs, not a primary and a </w:t>
+      </w:r>
+      <w:r>
+        <w:lastRenderedPageBreak/>
+        <w:t xml:space="preserve">backup. Calling the human secondary is like calling the architect or the QA </w:t>
       </w:r>
       <w:proofErr w:type="gramStart"/>
       <w:r>
@@ -14321,7 +14377,6 @@
       </w:pPr>
       <w:bookmarkStart w:id="33" w:name="_Toc240552879"/>
       <w:r>
-        <w:lastRenderedPageBreak/>
         <w:t>10.7 Why this is credible</w:t>
       </w:r>
       <w:bookmarkEnd w:id="33"/>
@@ -14366,7 +14421,11 @@
         <w:spacing w:before="120" w:after="120" w:line="240" w:lineRule="auto"/>
       </w:pPr>
       <w:r>
-        <w:t>A short set of self-evident ground rules the rest of this companion works from — principles you can defend to a stakeholder without qualification, because they hold regardless of tooling, budget, or schedule. Together they answer the assumptions a stakeholder is most likely to get wrong: that the pairing changes the project, that the AI is free, that speed shrinks accountability, that the AI coder is a static, maintenance-free asset you do not need to manage or price, and that the human's work is unchanged — that the PM's job and the developer's role stay the same.</w:t>
+        <w:t xml:space="preserve">A short set of self-evident ground rules the rest of this companion works from — principles you can defend to a stakeholder without qualification, because they hold regardless of tooling, budget, or schedule. Together they answer the assumptions a stakeholder is most likely to get wrong: that the pairing changes the project, that the AI is free, that speed shrinks accountability, that the AI coder is a static, maintenance-free asset you do not </w:t>
+      </w:r>
+      <w:r>
+        <w:lastRenderedPageBreak/>
+        <w:t>need to manage or price, and that the human's work is unchanged — that the PM's job and the developer's role stay the same.</w:t>
       </w:r>
     </w:p>
     <w:p>
@@ -14476,11 +14535,7 @@
         <w:spacing w:before="120" w:after="120" w:line="240" w:lineRule="auto"/>
       </w:pPr>
       <w:r>
-        <w:t xml:space="preserve">Introducing the pairing does not change the project lifecycle, the stage gates, or the discipline the organization already trusts — planning, risk, quality, change control, and sign-off all remain. But the PM's job gains real, new content: managing the AI coder as a dependency, tightening acceptance and verification (because generation is cheap, the volume to verify is higher), and accounting for new cost and risk lines (AI compute and seats, a maintenance and security reserve, and AI-quality risk). A proposal that claims a human governance step can simply be removed is a warning sign, not an innovation. ISL relocates the human to the judgment work; it does not delete the step — and it adds new </w:t>
-      </w:r>
-      <w:r>
-        <w:lastRenderedPageBreak/>
-        <w:t>judgment work the PM must be ready to staff. The team that knows how to run a project will find this easy to adopt; the one expecting to run less of it will be disappointed — and that disappointment is the point.</w:t>
+        <w:t>Introducing the pairing does not change the project lifecycle, the stage gates, or the discipline the organization already trusts — planning, risk, quality, change control, and sign-off all remain. But the PM's job gains real, new content: managing the AI coder as a dependency, tightening acceptance and verification (because generation is cheap, the volume to verify is higher), and accounting for new cost and risk lines (AI compute and seats, a maintenance and security reserve, and AI-quality risk). A proposal that claims a human governance step can simply be removed is a warning sign, not an innovation. ISL relocates the human to the judgment work; it does not delete the step — and it adds new judgment work the PM must be ready to staff. The team that knows how to run a project will find this easy to adopt; the one expecting to run less of it will be disappointed — and that disappointment is the point.</w:t>
       </w:r>
     </w:p>
     <w:p>
@@ -14523,6 +14578,7 @@
           <w:b/>
           <w:bCs/>
         </w:rPr>
+        <w:lastRenderedPageBreak/>
         <w:t>Axiom #4 — More generation means more surface for the hardest problems; verification is where the cost and risk hide.</w:t>
       </w:r>
       <w:r>
@@ -14590,7 +14646,6 @@
       </w:pPr>
       <w:bookmarkStart w:id="35" w:name="_Toc240552881"/>
       <w:r>
-        <w:lastRenderedPageBreak/>
         <w:t>12. Closing</w:t>
       </w:r>
       <w:bookmarkEnd w:id="35"/>
@@ -14622,6 +14677,7 @@
         </w:rPr>
       </w:pPr>
       <w:r>
+        <w:lastRenderedPageBreak/>
         <w:br w:type="page"/>
       </w:r>
     </w:p>
@@ -14630,1089 +14686,307 @@
         <w:pStyle w:val="Heading1"/>
         <w:spacing w:line="240" w:lineRule="auto"/>
       </w:pPr>
-      <w:bookmarkStart w:id="36" w:name="_Toc240552882"/>
       <w:r>
         <w:lastRenderedPageBreak/>
-        <w:t>Appendix A — Baseline Costing Model: Full Worked Sample</w:t>
-      </w:r>
-      <w:bookmarkEnd w:id="36"/>
+        <w:t>Appendix A — Baseline Costing Model &amp; Velocity Measurement</w:t>
+      </w:r>
     </w:p>
     <w:p>
       <w:pPr>
-        <w:spacing w:before="120" w:after="120" w:line="240" w:lineRule="auto"/>
-      </w:pPr>
-      <w:r>
-        <w:t>This appendix is a complete, reproducible baseline costing model for the Senior Developer + AI Coder pairing. It is illustrative, not a quote. Every number is stated as a named assumption with its basis, so you can audit the model, change any input, and recompute. The goal is a model a PM can defend to finance.</w:t>
-      </w:r>
-    </w:p>
-    <w:p>
-      <w:pPr>
-        <w:pStyle w:val="Heading2"/>
-        <w:spacing w:line="240" w:lineRule="auto"/>
-      </w:pPr>
-      <w:bookmarkStart w:id="37" w:name="_Toc240552883"/>
-      <w:r>
-        <w:t>A.1 The model in one formula</w:t>
-      </w:r>
-      <w:bookmarkEnd w:id="37"/>
-    </w:p>
-    <w:p>
-      <w:pPr>
-        <w:spacing w:before="120" w:after="120" w:line="240" w:lineRule="auto"/>
+        <w:spacing w:after="240" w:line="240" w:lineRule="auto"/>
       </w:pPr>
       <w:r>
         <w:rPr>
-          <w:b/>
-          <w:bCs/>
+          <w:rFonts w:ascii="Calibri" w:hAnsi="Calibri"/>
+          <w:i/>
+          <w:color w:val="2F5496"/>
         </w:rPr>
-        <w:t xml:space="preserve">Total pairing cost per sprint = (human hours × human </w:t>
-      </w:r>
-      <w:proofErr w:type="gramStart"/>
-      <w:r>
-        <w:rPr>
-          <w:b/>
-          <w:bCs/>
-        </w:rPr>
-        <w:t>fully-loaded</w:t>
-      </w:r>
-      <w:proofErr w:type="gramEnd"/>
-      <w:r>
-        <w:rPr>
-          <w:b/>
-          <w:bCs/>
-        </w:rPr>
-        <w:t xml:space="preserve"> rate) + (AI tasks × AI cost per task) + (AI seat amortized per sprint)</w:t>
-      </w:r>
-    </w:p>
-    <w:p>
-      <w:pPr>
-        <w:spacing w:before="120" w:after="120" w:line="240" w:lineRule="auto"/>
-      </w:pPr>
-      <w:r>
-        <w:t>Everything below is that formula expanded and worked through.</w:t>
-      </w:r>
-    </w:p>
-    <w:p>
-      <w:pPr>
-        <w:pStyle w:val="Heading2"/>
-        <w:spacing w:line="240" w:lineRule="auto"/>
-      </w:pPr>
-      <w:bookmarkStart w:id="38" w:name="_Toc240552884"/>
-      <w:r>
-        <w:t>A.2 Assumptions — every input, with its basis</w:t>
-      </w:r>
-      <w:bookmarkEnd w:id="38"/>
+        <w:t>Enterprise Financial Modeling, Velocity Metrics, and Variance Absorption Analysis for AI-Assisted Software Delivery</w:t>
+      </w:r>
     </w:p>
     <w:tbl>
       <w:tblPr>
-        <w:tblStyle w:val="TableGridLight"/>
         <w:tblW w:w="0" w:type="auto"/>
+        <w:jc w:val="center"/>
+        <w:tblLayout w:type="fixed"/>
         <w:tblLook w:val="04A0" w:firstRow="1" w:lastRow="0" w:firstColumn="1" w:lastColumn="0" w:noHBand="0" w:noVBand="1"/>
       </w:tblPr>
       <w:tblGrid>
-        <w:gridCol w:w="581"/>
-        <w:gridCol w:w="2948"/>
-        <w:gridCol w:w="1348"/>
-        <w:gridCol w:w="4473"/>
+        <w:gridCol w:w="3168"/>
+        <w:gridCol w:w="6192"/>
       </w:tblGrid>
       <w:tr>
-        <w:tc>
-          <w:tcPr>
-            <w:tcW w:w="0" w:type="auto"/>
-            <w:shd w:val="clear" w:color="auto" w:fill="F2F2F2" w:themeFill="background1" w:themeFillShade="F2"/>
-            <w:hideMark/>
-          </w:tcPr>
-          <w:p>
-            <w:pPr>
+        <w:trPr>
+          <w:jc w:val="center"/>
+        </w:trPr>
+        <w:tc>
+          <w:tcPr>
+            <w:tcW w:w="3168" w:type="dxa"/>
+            <w:tcBorders>
+              <w:top w:val="single" w:sz="4" w:space="0" w:color="D3D3D3"/>
+              <w:left w:val="single" w:sz="4" w:space="0" w:color="D3D3D3"/>
+              <w:bottom w:val="single" w:sz="4" w:space="0" w:color="D3D3D3"/>
+              <w:right w:val="single" w:sz="4" w:space="0" w:color="D3D3D3"/>
+            </w:tcBorders>
+            <w:shd w:val="clear" w:color="auto" w:fill="F2F4F7"/>
+            <w:tcMar>
+              <w:top w:w="80" w:type="dxa"/>
+              <w:left w:w="100" w:type="dxa"/>
+              <w:bottom w:w="80" w:type="dxa"/>
+              <w:right w:w="100" w:type="dxa"/>
+            </w:tcMar>
+          </w:tcPr>
+          <w:p>
+            <w:pPr>
+              <w:spacing w:after="0" w:line="240" w:lineRule="auto"/>
+            </w:pPr>
+            <w:r>
               <w:rPr>
                 <w:b/>
-                <w:bCs/>
-                <w:sz w:val="22"/>
-                <w:szCs w:val="22"/>
-              </w:rPr>
-            </w:pPr>
-            <w:r>
-              <w:rPr>
-                <w:b/>
-                <w:bCs/>
-                <w:sz w:val="22"/>
-                <w:szCs w:val="22"/>
-              </w:rPr>
-              <w:t>#</w:t>
-            </w:r>
-          </w:p>
-        </w:tc>
-        <w:tc>
-          <w:tcPr>
-            <w:tcW w:w="0" w:type="auto"/>
-            <w:shd w:val="clear" w:color="auto" w:fill="F2F2F2" w:themeFill="background1" w:themeFillShade="F2"/>
-            <w:hideMark/>
-          </w:tcPr>
-          <w:p>
-            <w:pPr>
-              <w:rPr>
-                <w:b/>
-                <w:bCs/>
-                <w:sz w:val="22"/>
-                <w:szCs w:val="22"/>
-              </w:rPr>
-            </w:pPr>
-            <w:r>
-              <w:rPr>
-                <w:b/>
-                <w:bCs/>
-                <w:sz w:val="22"/>
-                <w:szCs w:val="22"/>
-              </w:rPr>
-              <w:t>Input</w:t>
-            </w:r>
-          </w:p>
-        </w:tc>
-        <w:tc>
-          <w:tcPr>
-            <w:tcW w:w="0" w:type="auto"/>
-            <w:shd w:val="clear" w:color="auto" w:fill="F2F2F2" w:themeFill="background1" w:themeFillShade="F2"/>
-            <w:hideMark/>
-          </w:tcPr>
-          <w:p>
-            <w:pPr>
-              <w:rPr>
-                <w:b/>
-                <w:bCs/>
-                <w:sz w:val="22"/>
-                <w:szCs w:val="22"/>
-              </w:rPr>
-            </w:pPr>
-            <w:r>
-              <w:rPr>
-                <w:b/>
-                <w:bCs/>
-                <w:sz w:val="22"/>
-                <w:szCs w:val="22"/>
-              </w:rPr>
-              <w:t>Value</w:t>
-            </w:r>
-          </w:p>
-        </w:tc>
-        <w:tc>
-          <w:tcPr>
-            <w:tcW w:w="0" w:type="auto"/>
-            <w:shd w:val="clear" w:color="auto" w:fill="F2F2F2" w:themeFill="background1" w:themeFillShade="F2"/>
-            <w:hideMark/>
-          </w:tcPr>
-          <w:p>
-            <w:pPr>
-              <w:rPr>
-                <w:b/>
-                <w:bCs/>
-                <w:sz w:val="22"/>
-                <w:szCs w:val="22"/>
-              </w:rPr>
-            </w:pPr>
-            <w:r>
-              <w:rPr>
-                <w:b/>
-                <w:bCs/>
-                <w:sz w:val="22"/>
-                <w:szCs w:val="22"/>
-              </w:rPr>
-              <w:t>Basis / note</w:t>
+                <w:color w:val="1B365D"/>
+                <w:sz w:val="19"/>
+              </w:rPr>
+              <w:t>Framework Mapping</w:t>
+            </w:r>
+          </w:p>
+        </w:tc>
+        <w:tc>
+          <w:tcPr>
+            <w:tcW w:w="6192" w:type="dxa"/>
+            <w:tcBorders>
+              <w:top w:val="single" w:sz="4" w:space="0" w:color="D3D3D3"/>
+              <w:left w:val="single" w:sz="4" w:space="0" w:color="D3D3D3"/>
+              <w:bottom w:val="single" w:sz="4" w:space="0" w:color="D3D3D3"/>
+              <w:right w:val="single" w:sz="4" w:space="0" w:color="D3D3D3"/>
+            </w:tcBorders>
+            <w:shd w:val="clear" w:color="auto" w:fill="FFFFFF"/>
+            <w:tcMar>
+              <w:top w:w="80" w:type="dxa"/>
+              <w:left w:w="100" w:type="dxa"/>
+              <w:bottom w:w="80" w:type="dxa"/>
+              <w:right w:w="100" w:type="dxa"/>
+            </w:tcMar>
+          </w:tcPr>
+          <w:p>
+            <w:pPr>
+              <w:spacing w:after="0" w:line="240" w:lineRule="auto"/>
+            </w:pPr>
+            <w:r>
+              <w:rPr>
+                <w:sz w:val="19"/>
+              </w:rPr>
+              <w:t>AI Center of Excellence Operating Framework &amp; Oversight Companion</w:t>
             </w:r>
           </w:p>
         </w:tc>
       </w:tr>
       <w:tr>
-        <w:tc>
-          <w:tcPr>
-            <w:tcW w:w="0" w:type="auto"/>
-            <w:hideMark/>
-          </w:tcPr>
-          <w:p>
-            <w:pPr>
-              <w:rPr>
-                <w:sz w:val="22"/>
-                <w:szCs w:val="22"/>
-              </w:rPr>
-            </w:pPr>
-            <w:r>
-              <w:rPr>
-                <w:sz w:val="22"/>
-                <w:szCs w:val="22"/>
-              </w:rPr>
-              <w:t>A1</w:t>
-            </w:r>
-          </w:p>
-        </w:tc>
-        <w:tc>
-          <w:tcPr>
-            <w:tcW w:w="0" w:type="auto"/>
-            <w:hideMark/>
-          </w:tcPr>
-          <w:p>
-            <w:pPr>
-              <w:rPr>
-                <w:sz w:val="22"/>
-                <w:szCs w:val="22"/>
-              </w:rPr>
-            </w:pPr>
-            <w:r>
-              <w:rPr>
-                <w:sz w:val="22"/>
-                <w:szCs w:val="22"/>
-              </w:rPr>
-              <w:t>Senior dev base salary (US)</w:t>
-            </w:r>
-          </w:p>
-        </w:tc>
-        <w:tc>
-          <w:tcPr>
-            <w:tcW w:w="0" w:type="auto"/>
-            <w:hideMark/>
-          </w:tcPr>
-          <w:p>
-            <w:pPr>
-              <w:rPr>
-                <w:sz w:val="22"/>
-                <w:szCs w:val="22"/>
-              </w:rPr>
-            </w:pPr>
-            <w:r>
-              <w:rPr>
-                <w:sz w:val="22"/>
-                <w:szCs w:val="22"/>
-              </w:rPr>
-              <w:t>$150,000/yr</w:t>
-            </w:r>
-          </w:p>
-        </w:tc>
-        <w:tc>
-          <w:tcPr>
-            <w:tcW w:w="0" w:type="auto"/>
-            <w:hideMark/>
-          </w:tcPr>
-          <w:p>
-            <w:pPr>
-              <w:rPr>
-                <w:sz w:val="22"/>
-                <w:szCs w:val="22"/>
-              </w:rPr>
-            </w:pPr>
-            <w:r>
-              <w:rPr>
-                <w:sz w:val="22"/>
-                <w:szCs w:val="22"/>
-              </w:rPr>
-              <w:t>2024–25 US market midpoint</w:t>
+        <w:trPr>
+          <w:jc w:val="center"/>
+        </w:trPr>
+        <w:tc>
+          <w:tcPr>
+            <w:tcW w:w="3168" w:type="dxa"/>
+            <w:tcBorders>
+              <w:top w:val="single" w:sz="4" w:space="0" w:color="D3D3D3"/>
+              <w:left w:val="single" w:sz="4" w:space="0" w:color="D3D3D3"/>
+              <w:bottom w:val="single" w:sz="4" w:space="0" w:color="D3D3D3"/>
+              <w:right w:val="single" w:sz="4" w:space="0" w:color="D3D3D3"/>
+            </w:tcBorders>
+            <w:shd w:val="clear" w:color="auto" w:fill="F2F4F7"/>
+            <w:tcMar>
+              <w:top w:w="80" w:type="dxa"/>
+              <w:left w:w="100" w:type="dxa"/>
+              <w:bottom w:w="80" w:type="dxa"/>
+              <w:right w:w="100" w:type="dxa"/>
+            </w:tcMar>
+          </w:tcPr>
+          <w:p>
+            <w:pPr>
+              <w:spacing w:after="0" w:line="240" w:lineRule="auto"/>
+            </w:pPr>
+            <w:r>
+              <w:rPr>
+                <w:b/>
+                <w:color w:val="1B365D"/>
+                <w:sz w:val="19"/>
+              </w:rPr>
+              <w:t>Focus Area</w:t>
+            </w:r>
+          </w:p>
+        </w:tc>
+        <w:tc>
+          <w:tcPr>
+            <w:tcW w:w="6192" w:type="dxa"/>
+            <w:tcBorders>
+              <w:top w:val="single" w:sz="4" w:space="0" w:color="D3D3D3"/>
+              <w:left w:val="single" w:sz="4" w:space="0" w:color="D3D3D3"/>
+              <w:bottom w:val="single" w:sz="4" w:space="0" w:color="D3D3D3"/>
+              <w:right w:val="single" w:sz="4" w:space="0" w:color="D3D3D3"/>
+            </w:tcBorders>
+            <w:shd w:val="clear" w:color="auto" w:fill="FFFFFF"/>
+            <w:tcMar>
+              <w:top w:w="80" w:type="dxa"/>
+              <w:left w:w="100" w:type="dxa"/>
+              <w:bottom w:w="80" w:type="dxa"/>
+              <w:right w:w="100" w:type="dxa"/>
+            </w:tcMar>
+          </w:tcPr>
+          <w:p>
+            <w:pPr>
+              <w:spacing w:after="0" w:line="240" w:lineRule="auto"/>
+            </w:pPr>
+            <w:r>
+              <w:rPr>
+                <w:sz w:val="19"/>
+              </w:rPr>
+              <w:t>Senior Developer + AI Coder Pairing Costing &amp; Backlog Economics</w:t>
             </w:r>
           </w:p>
         </w:tc>
       </w:tr>
       <w:tr>
-        <w:tc>
-          <w:tcPr>
-            <w:tcW w:w="0" w:type="auto"/>
-            <w:hideMark/>
-          </w:tcPr>
-          <w:p>
-            <w:pPr>
-              <w:rPr>
-                <w:sz w:val="22"/>
-                <w:szCs w:val="22"/>
-              </w:rPr>
-            </w:pPr>
-            <w:r>
-              <w:rPr>
-                <w:sz w:val="22"/>
-                <w:szCs w:val="22"/>
-              </w:rPr>
-              <w:t>A2</w:t>
-            </w:r>
-          </w:p>
-        </w:tc>
-        <w:tc>
-          <w:tcPr>
-            <w:tcW w:w="0" w:type="auto"/>
-            <w:hideMark/>
-          </w:tcPr>
-          <w:p>
-            <w:pPr>
-              <w:rPr>
-                <w:sz w:val="22"/>
-                <w:szCs w:val="22"/>
-              </w:rPr>
-            </w:pPr>
-            <w:proofErr w:type="gramStart"/>
-            <w:r>
-              <w:rPr>
-                <w:sz w:val="22"/>
-                <w:szCs w:val="22"/>
-              </w:rPr>
-              <w:t>Fully-loaded</w:t>
-            </w:r>
-            <w:proofErr w:type="gramEnd"/>
-            <w:r>
-              <w:rPr>
-                <w:sz w:val="22"/>
-                <w:szCs w:val="22"/>
-              </w:rPr>
-              <w:t xml:space="preserve"> multiplier</w:t>
-            </w:r>
-          </w:p>
-        </w:tc>
-        <w:tc>
-          <w:tcPr>
-            <w:tcW w:w="0" w:type="auto"/>
-            <w:hideMark/>
-          </w:tcPr>
-          <w:p>
-            <w:pPr>
-              <w:rPr>
-                <w:sz w:val="22"/>
-                <w:szCs w:val="22"/>
-              </w:rPr>
-            </w:pPr>
-            <w:r>
-              <w:rPr>
-                <w:sz w:val="22"/>
-                <w:szCs w:val="22"/>
-              </w:rPr>
-              <w:t>1.4×</w:t>
-            </w:r>
-          </w:p>
-        </w:tc>
-        <w:tc>
-          <w:tcPr>
-            <w:tcW w:w="0" w:type="auto"/>
-            <w:hideMark/>
-          </w:tcPr>
-          <w:p>
-            <w:pPr>
-              <w:rPr>
-                <w:sz w:val="22"/>
-                <w:szCs w:val="22"/>
-              </w:rPr>
-            </w:pPr>
-            <w:r>
-              <w:rPr>
-                <w:sz w:val="22"/>
-                <w:szCs w:val="22"/>
-              </w:rPr>
-              <w:t>benefits + taxes + overhead + tools</w:t>
+        <w:trPr>
+          <w:trHeight w:val="432"/>
+          <w:jc w:val="center"/>
+        </w:trPr>
+        <w:tc>
+          <w:tcPr>
+            <w:tcW w:w="3168" w:type="dxa"/>
+            <w:tcBorders>
+              <w:top w:val="single" w:sz="4" w:space="0" w:color="D3D3D3"/>
+              <w:left w:val="single" w:sz="4" w:space="0" w:color="D3D3D3"/>
+              <w:bottom w:val="single" w:sz="4" w:space="0" w:color="D3D3D3"/>
+              <w:right w:val="single" w:sz="4" w:space="0" w:color="D3D3D3"/>
+            </w:tcBorders>
+            <w:shd w:val="clear" w:color="auto" w:fill="F2F4F7"/>
+            <w:tcMar>
+              <w:top w:w="80" w:type="dxa"/>
+              <w:left w:w="100" w:type="dxa"/>
+              <w:bottom w:w="80" w:type="dxa"/>
+              <w:right w:w="100" w:type="dxa"/>
+            </w:tcMar>
+          </w:tcPr>
+          <w:p>
+            <w:pPr>
+              <w:spacing w:after="0" w:line="240" w:lineRule="auto"/>
+            </w:pPr>
+            <w:r>
+              <w:rPr>
+                <w:b/>
+                <w:color w:val="1B365D"/>
+                <w:sz w:val="19"/>
+              </w:rPr>
+              <w:t>Target Audience</w:t>
+            </w:r>
+          </w:p>
+        </w:tc>
+        <w:tc>
+          <w:tcPr>
+            <w:tcW w:w="6192" w:type="dxa"/>
+            <w:tcBorders>
+              <w:top w:val="single" w:sz="4" w:space="0" w:color="D3D3D3"/>
+              <w:left w:val="single" w:sz="4" w:space="0" w:color="D3D3D3"/>
+              <w:bottom w:val="single" w:sz="4" w:space="0" w:color="D3D3D3"/>
+              <w:right w:val="single" w:sz="4" w:space="0" w:color="D3D3D3"/>
+            </w:tcBorders>
+            <w:shd w:val="clear" w:color="auto" w:fill="FFFFFF"/>
+            <w:tcMar>
+              <w:top w:w="80" w:type="dxa"/>
+              <w:left w:w="100" w:type="dxa"/>
+              <w:bottom w:w="80" w:type="dxa"/>
+              <w:right w:w="100" w:type="dxa"/>
+            </w:tcMar>
+          </w:tcPr>
+          <w:p>
+            <w:pPr>
+              <w:spacing w:after="0" w:line="240" w:lineRule="auto"/>
+            </w:pPr>
+            <w:r>
+              <w:rPr>
+                <w:sz w:val="19"/>
+              </w:rPr>
+              <w:t xml:space="preserve">Enterprise PMO, Engineering Leads, Financial Analysts &amp; </w:t>
+            </w:r>
+            <w:proofErr w:type="spellStart"/>
+            <w:r>
+              <w:rPr>
+                <w:sz w:val="19"/>
+              </w:rPr>
+              <w:t>CoE</w:t>
+            </w:r>
+            <w:proofErr w:type="spellEnd"/>
+            <w:r>
+              <w:rPr>
+                <w:sz w:val="19"/>
+              </w:rPr>
+              <w:t xml:space="preserve"> Governance</w:t>
             </w:r>
           </w:p>
         </w:tc>
       </w:tr>
       <w:tr>
-        <w:tc>
-          <w:tcPr>
-            <w:tcW w:w="0" w:type="auto"/>
-            <w:hideMark/>
-          </w:tcPr>
-          <w:p>
-            <w:pPr>
-              <w:rPr>
-                <w:sz w:val="22"/>
-                <w:szCs w:val="22"/>
-              </w:rPr>
-            </w:pPr>
-            <w:r>
-              <w:rPr>
-                <w:sz w:val="22"/>
-                <w:szCs w:val="22"/>
-              </w:rPr>
-              <w:t>A3</w:t>
-            </w:r>
-          </w:p>
-        </w:tc>
-        <w:tc>
-          <w:tcPr>
-            <w:tcW w:w="0" w:type="auto"/>
-            <w:hideMark/>
-          </w:tcPr>
-          <w:p>
-            <w:pPr>
-              <w:rPr>
-                <w:sz w:val="22"/>
-                <w:szCs w:val="22"/>
-              </w:rPr>
-            </w:pPr>
-            <w:proofErr w:type="gramStart"/>
-            <w:r>
-              <w:rPr>
-                <w:sz w:val="22"/>
-                <w:szCs w:val="22"/>
-              </w:rPr>
-              <w:t>Fully-loaded</w:t>
-            </w:r>
-            <w:proofErr w:type="gramEnd"/>
-            <w:r>
-              <w:rPr>
-                <w:sz w:val="22"/>
-                <w:szCs w:val="22"/>
-              </w:rPr>
-              <w:t xml:space="preserve"> annual</w:t>
-            </w:r>
-          </w:p>
-        </w:tc>
-        <w:tc>
-          <w:tcPr>
-            <w:tcW w:w="0" w:type="auto"/>
-            <w:hideMark/>
-          </w:tcPr>
-          <w:p>
-            <w:pPr>
-              <w:rPr>
-                <w:sz w:val="22"/>
-                <w:szCs w:val="22"/>
-              </w:rPr>
-            </w:pPr>
-            <w:r>
-              <w:rPr>
-                <w:sz w:val="22"/>
-                <w:szCs w:val="22"/>
-              </w:rPr>
-              <w:t>$210,000</w:t>
-            </w:r>
-          </w:p>
-        </w:tc>
-        <w:tc>
-          <w:tcPr>
-            <w:tcW w:w="0" w:type="auto"/>
-            <w:hideMark/>
-          </w:tcPr>
-          <w:p>
-            <w:pPr>
-              <w:rPr>
-                <w:sz w:val="22"/>
-                <w:szCs w:val="22"/>
-              </w:rPr>
-            </w:pPr>
-            <w:r>
-              <w:rPr>
-                <w:sz w:val="22"/>
-                <w:szCs w:val="22"/>
-              </w:rPr>
-              <w:t>A1 × A2</w:t>
-            </w:r>
-          </w:p>
-        </w:tc>
-      </w:tr>
-      <w:tr>
-        <w:tc>
-          <w:tcPr>
-            <w:tcW w:w="0" w:type="auto"/>
-            <w:hideMark/>
-          </w:tcPr>
-          <w:p>
-            <w:pPr>
-              <w:rPr>
-                <w:sz w:val="22"/>
-                <w:szCs w:val="22"/>
-              </w:rPr>
-            </w:pPr>
-            <w:r>
-              <w:rPr>
-                <w:sz w:val="22"/>
-                <w:szCs w:val="22"/>
-              </w:rPr>
-              <w:t>A4</w:t>
-            </w:r>
-          </w:p>
-        </w:tc>
-        <w:tc>
-          <w:tcPr>
-            <w:tcW w:w="0" w:type="auto"/>
-            <w:hideMark/>
-          </w:tcPr>
-          <w:p>
-            <w:pPr>
-              <w:rPr>
-                <w:sz w:val="22"/>
-                <w:szCs w:val="22"/>
-              </w:rPr>
-            </w:pPr>
-            <w:r>
-              <w:rPr>
-                <w:sz w:val="22"/>
-                <w:szCs w:val="22"/>
-              </w:rPr>
-              <w:t>Billable hours/yr</w:t>
-            </w:r>
-          </w:p>
-        </w:tc>
-        <w:tc>
-          <w:tcPr>
-            <w:tcW w:w="0" w:type="auto"/>
-            <w:hideMark/>
-          </w:tcPr>
-          <w:p>
-            <w:pPr>
-              <w:rPr>
-                <w:sz w:val="22"/>
-                <w:szCs w:val="22"/>
-              </w:rPr>
-            </w:pPr>
-            <w:r>
-              <w:rPr>
-                <w:sz w:val="22"/>
-                <w:szCs w:val="22"/>
-              </w:rPr>
-              <w:t>1,880</w:t>
-            </w:r>
-          </w:p>
-        </w:tc>
-        <w:tc>
-          <w:tcPr>
-            <w:tcW w:w="0" w:type="auto"/>
-            <w:hideMark/>
-          </w:tcPr>
-          <w:p>
-            <w:pPr>
-              <w:rPr>
-                <w:sz w:val="22"/>
-                <w:szCs w:val="22"/>
-              </w:rPr>
-            </w:pPr>
-            <w:r>
-              <w:rPr>
-                <w:sz w:val="22"/>
-                <w:szCs w:val="22"/>
-              </w:rPr>
-              <w:t>2,080 − 200 (PTO / holidays / admin)</w:t>
-            </w:r>
-          </w:p>
-        </w:tc>
-      </w:tr>
-      <w:tr>
-        <w:tc>
-          <w:tcPr>
-            <w:tcW w:w="0" w:type="auto"/>
-            <w:hideMark/>
-          </w:tcPr>
-          <w:p>
-            <w:pPr>
-              <w:rPr>
-                <w:sz w:val="22"/>
-                <w:szCs w:val="22"/>
-              </w:rPr>
-            </w:pPr>
-            <w:r>
-              <w:rPr>
-                <w:sz w:val="22"/>
-                <w:szCs w:val="22"/>
-              </w:rPr>
-              <w:t>A5</w:t>
-            </w:r>
-          </w:p>
-        </w:tc>
-        <w:tc>
-          <w:tcPr>
-            <w:tcW w:w="0" w:type="auto"/>
-            <w:hideMark/>
-          </w:tcPr>
-          <w:p>
-            <w:pPr>
-              <w:rPr>
-                <w:sz w:val="22"/>
-                <w:szCs w:val="22"/>
-              </w:rPr>
-            </w:pPr>
-            <w:proofErr w:type="gramStart"/>
-            <w:r>
-              <w:rPr>
-                <w:sz w:val="22"/>
-                <w:szCs w:val="22"/>
-              </w:rPr>
-              <w:t>Fully-loaded</w:t>
-            </w:r>
-            <w:proofErr w:type="gramEnd"/>
-            <w:r>
-              <w:rPr>
-                <w:sz w:val="22"/>
-                <w:szCs w:val="22"/>
-              </w:rPr>
-              <w:t xml:space="preserve"> hourly</w:t>
-            </w:r>
-          </w:p>
-        </w:tc>
-        <w:tc>
-          <w:tcPr>
-            <w:tcW w:w="0" w:type="auto"/>
-            <w:hideMark/>
-          </w:tcPr>
-          <w:p>
-            <w:pPr>
-              <w:rPr>
-                <w:sz w:val="22"/>
-                <w:szCs w:val="22"/>
-              </w:rPr>
-            </w:pPr>
-            <w:r>
-              <w:rPr>
-                <w:sz w:val="22"/>
-                <w:szCs w:val="22"/>
-              </w:rPr>
-              <w:t>$111.70</w:t>
-            </w:r>
-          </w:p>
-        </w:tc>
-        <w:tc>
-          <w:tcPr>
-            <w:tcW w:w="0" w:type="auto"/>
-            <w:hideMark/>
-          </w:tcPr>
-          <w:p>
-            <w:pPr>
-              <w:rPr>
-                <w:sz w:val="22"/>
-                <w:szCs w:val="22"/>
-              </w:rPr>
-            </w:pPr>
-            <w:r>
-              <w:rPr>
-                <w:sz w:val="22"/>
-                <w:szCs w:val="22"/>
-              </w:rPr>
-              <w:t>A3 ÷ A4</w:t>
-            </w:r>
-          </w:p>
-        </w:tc>
-      </w:tr>
-      <w:tr>
-        <w:tc>
-          <w:tcPr>
-            <w:tcW w:w="0" w:type="auto"/>
-            <w:hideMark/>
-          </w:tcPr>
-          <w:p>
-            <w:pPr>
-              <w:rPr>
-                <w:sz w:val="22"/>
-                <w:szCs w:val="22"/>
-              </w:rPr>
-            </w:pPr>
-            <w:r>
-              <w:rPr>
-                <w:sz w:val="22"/>
-                <w:szCs w:val="22"/>
-              </w:rPr>
-              <w:t>A6</w:t>
-            </w:r>
-          </w:p>
-        </w:tc>
-        <w:tc>
-          <w:tcPr>
-            <w:tcW w:w="0" w:type="auto"/>
-            <w:hideMark/>
-          </w:tcPr>
-          <w:p>
-            <w:pPr>
-              <w:rPr>
-                <w:sz w:val="22"/>
-                <w:szCs w:val="22"/>
-              </w:rPr>
-            </w:pPr>
-            <w:r>
-              <w:rPr>
-                <w:sz w:val="22"/>
-                <w:szCs w:val="22"/>
-              </w:rPr>
-              <w:t>AI seat (e.g., Copilot Business)</w:t>
-            </w:r>
-          </w:p>
-        </w:tc>
-        <w:tc>
-          <w:tcPr>
-            <w:tcW w:w="0" w:type="auto"/>
-            <w:hideMark/>
-          </w:tcPr>
-          <w:p>
-            <w:pPr>
-              <w:rPr>
-                <w:sz w:val="22"/>
-                <w:szCs w:val="22"/>
-              </w:rPr>
-            </w:pPr>
-            <w:r>
-              <w:rPr>
-                <w:sz w:val="22"/>
-                <w:szCs w:val="22"/>
-              </w:rPr>
-              <w:t>$19/</w:t>
-            </w:r>
-            <w:proofErr w:type="spellStart"/>
-            <w:r>
-              <w:rPr>
-                <w:sz w:val="22"/>
-                <w:szCs w:val="22"/>
-              </w:rPr>
-              <w:t>mo</w:t>
-            </w:r>
-            <w:proofErr w:type="spellEnd"/>
-          </w:p>
-        </w:tc>
-        <w:tc>
-          <w:tcPr>
-            <w:tcW w:w="0" w:type="auto"/>
-            <w:hideMark/>
-          </w:tcPr>
-          <w:p>
-            <w:pPr>
-              <w:rPr>
-                <w:sz w:val="22"/>
-                <w:szCs w:val="22"/>
-              </w:rPr>
-            </w:pPr>
-            <w:r>
-              <w:rPr>
-                <w:sz w:val="22"/>
-                <w:szCs w:val="22"/>
-              </w:rPr>
-              <w:t>vendor list price</w:t>
-            </w:r>
-          </w:p>
-        </w:tc>
-      </w:tr>
-      <w:tr>
-        <w:tc>
-          <w:tcPr>
-            <w:tcW w:w="0" w:type="auto"/>
-            <w:hideMark/>
-          </w:tcPr>
-          <w:p>
-            <w:pPr>
-              <w:rPr>
-                <w:sz w:val="22"/>
-                <w:szCs w:val="22"/>
-              </w:rPr>
-            </w:pPr>
-            <w:r>
-              <w:rPr>
-                <w:sz w:val="22"/>
-                <w:szCs w:val="22"/>
-              </w:rPr>
-              <w:t>A7</w:t>
-            </w:r>
-          </w:p>
-        </w:tc>
-        <w:tc>
-          <w:tcPr>
-            <w:tcW w:w="0" w:type="auto"/>
-            <w:hideMark/>
-          </w:tcPr>
-          <w:p>
-            <w:pPr>
-              <w:rPr>
-                <w:sz w:val="22"/>
-                <w:szCs w:val="22"/>
-              </w:rPr>
-            </w:pPr>
-            <w:r>
-              <w:rPr>
-                <w:sz w:val="22"/>
-                <w:szCs w:val="22"/>
-              </w:rPr>
-              <w:t>AI compute per task</w:t>
-            </w:r>
-          </w:p>
-        </w:tc>
-        <w:tc>
-          <w:tcPr>
-            <w:tcW w:w="0" w:type="auto"/>
-            <w:hideMark/>
-          </w:tcPr>
-          <w:p>
-            <w:pPr>
-              <w:rPr>
-                <w:sz w:val="22"/>
-                <w:szCs w:val="22"/>
-              </w:rPr>
-            </w:pPr>
-            <w:r>
-              <w:rPr>
-                <w:sz w:val="22"/>
-                <w:szCs w:val="22"/>
-              </w:rPr>
-              <w:t>$2.00</w:t>
-            </w:r>
-          </w:p>
-        </w:tc>
-        <w:tc>
-          <w:tcPr>
-            <w:tcW w:w="0" w:type="auto"/>
-            <w:hideMark/>
-          </w:tcPr>
-          <w:p>
-            <w:pPr>
-              <w:rPr>
-                <w:sz w:val="22"/>
-                <w:szCs w:val="22"/>
-              </w:rPr>
-            </w:pPr>
-            <w:r>
-              <w:rPr>
-                <w:sz w:val="22"/>
-                <w:szCs w:val="22"/>
-              </w:rPr>
-              <w:t>~200k input + 50k output tokens @ frontier rates</w:t>
-            </w:r>
-          </w:p>
-        </w:tc>
-      </w:tr>
-      <w:tr>
-        <w:tc>
-          <w:tcPr>
-            <w:tcW w:w="0" w:type="auto"/>
-            <w:hideMark/>
-          </w:tcPr>
-          <w:p>
-            <w:pPr>
-              <w:rPr>
-                <w:sz w:val="22"/>
-                <w:szCs w:val="22"/>
-              </w:rPr>
-            </w:pPr>
-            <w:r>
-              <w:rPr>
-                <w:sz w:val="22"/>
-                <w:szCs w:val="22"/>
-              </w:rPr>
-              <w:t>A8</w:t>
-            </w:r>
-          </w:p>
-        </w:tc>
-        <w:tc>
-          <w:tcPr>
-            <w:tcW w:w="0" w:type="auto"/>
-            <w:hideMark/>
-          </w:tcPr>
-          <w:p>
-            <w:pPr>
-              <w:rPr>
-                <w:sz w:val="22"/>
-                <w:szCs w:val="22"/>
-              </w:rPr>
-            </w:pPr>
-            <w:r>
-              <w:rPr>
-                <w:sz w:val="22"/>
-                <w:szCs w:val="22"/>
-              </w:rPr>
-              <w:t>Tasks per sprint</w:t>
-            </w:r>
-          </w:p>
-        </w:tc>
-        <w:tc>
-          <w:tcPr>
-            <w:tcW w:w="0" w:type="auto"/>
-            <w:hideMark/>
-          </w:tcPr>
-          <w:p>
-            <w:pPr>
-              <w:rPr>
-                <w:sz w:val="22"/>
-                <w:szCs w:val="22"/>
-              </w:rPr>
-            </w:pPr>
-            <w:r>
-              <w:rPr>
-                <w:sz w:val="22"/>
-                <w:szCs w:val="22"/>
-              </w:rPr>
-              <w:t>10</w:t>
-            </w:r>
-          </w:p>
-        </w:tc>
-        <w:tc>
-          <w:tcPr>
-            <w:tcW w:w="0" w:type="auto"/>
-            <w:hideMark/>
-          </w:tcPr>
-          <w:p>
-            <w:pPr>
-              <w:rPr>
-                <w:sz w:val="22"/>
-                <w:szCs w:val="22"/>
-              </w:rPr>
-            </w:pPr>
-            <w:r>
-              <w:rPr>
-                <w:sz w:val="22"/>
-                <w:szCs w:val="22"/>
-              </w:rPr>
-              <w:t>2-week sprint</w:t>
-            </w:r>
-          </w:p>
-        </w:tc>
-      </w:tr>
-      <w:tr>
-        <w:tc>
-          <w:tcPr>
-            <w:tcW w:w="0" w:type="auto"/>
-            <w:hideMark/>
-          </w:tcPr>
-          <w:p>
-            <w:pPr>
-              <w:rPr>
-                <w:sz w:val="22"/>
-                <w:szCs w:val="22"/>
-              </w:rPr>
-            </w:pPr>
-            <w:r>
-              <w:rPr>
-                <w:sz w:val="22"/>
-                <w:szCs w:val="22"/>
-              </w:rPr>
-              <w:t>A9</w:t>
-            </w:r>
-          </w:p>
-        </w:tc>
-        <w:tc>
-          <w:tcPr>
-            <w:tcW w:w="0" w:type="auto"/>
-            <w:hideMark/>
-          </w:tcPr>
-          <w:p>
-            <w:pPr>
-              <w:rPr>
-                <w:sz w:val="22"/>
-                <w:szCs w:val="22"/>
-              </w:rPr>
-            </w:pPr>
-            <w:r>
-              <w:rPr>
-                <w:sz w:val="22"/>
-                <w:szCs w:val="22"/>
-              </w:rPr>
-              <w:t>Human hours per task</w:t>
-            </w:r>
-          </w:p>
-        </w:tc>
-        <w:tc>
-          <w:tcPr>
-            <w:tcW w:w="0" w:type="auto"/>
-            <w:hideMark/>
-          </w:tcPr>
-          <w:p>
-            <w:pPr>
-              <w:rPr>
-                <w:sz w:val="22"/>
-                <w:szCs w:val="22"/>
-              </w:rPr>
-            </w:pPr>
-            <w:r>
-              <w:rPr>
-                <w:sz w:val="22"/>
-                <w:szCs w:val="22"/>
-              </w:rPr>
-              <w:t>2.0</w:t>
-            </w:r>
-          </w:p>
-        </w:tc>
-        <w:tc>
-          <w:tcPr>
-            <w:tcW w:w="0" w:type="auto"/>
-            <w:hideMark/>
-          </w:tcPr>
-          <w:p>
-            <w:pPr>
-              <w:rPr>
-                <w:sz w:val="22"/>
-                <w:szCs w:val="22"/>
-              </w:rPr>
-            </w:pPr>
-            <w:r>
-              <w:rPr>
-                <w:sz w:val="22"/>
-                <w:szCs w:val="22"/>
-              </w:rPr>
-              <w:t>review + validate + integrate + recover</w:t>
-            </w:r>
-          </w:p>
-        </w:tc>
-      </w:tr>
-      <w:tr>
-        <w:tc>
-          <w:tcPr>
-            <w:tcW w:w="0" w:type="auto"/>
-            <w:hideMark/>
-          </w:tcPr>
-          <w:p>
-            <w:pPr>
-              <w:rPr>
-                <w:sz w:val="22"/>
-                <w:szCs w:val="22"/>
-              </w:rPr>
-            </w:pPr>
-            <w:r>
-              <w:rPr>
-                <w:sz w:val="22"/>
-                <w:szCs w:val="22"/>
-              </w:rPr>
-              <w:t>A10</w:t>
-            </w:r>
-          </w:p>
-        </w:tc>
-        <w:tc>
-          <w:tcPr>
-            <w:tcW w:w="0" w:type="auto"/>
-            <w:hideMark/>
-          </w:tcPr>
-          <w:p>
-            <w:pPr>
-              <w:rPr>
-                <w:sz w:val="22"/>
-                <w:szCs w:val="22"/>
-              </w:rPr>
-            </w:pPr>
-            <w:r>
-              <w:rPr>
-                <w:sz w:val="22"/>
-                <w:szCs w:val="22"/>
-              </w:rPr>
-              <w:t>Sprints per month</w:t>
-            </w:r>
-          </w:p>
-        </w:tc>
-        <w:tc>
-          <w:tcPr>
-            <w:tcW w:w="0" w:type="auto"/>
-            <w:hideMark/>
-          </w:tcPr>
-          <w:p>
-            <w:pPr>
-              <w:rPr>
-                <w:sz w:val="22"/>
-                <w:szCs w:val="22"/>
-              </w:rPr>
-            </w:pPr>
-            <w:r>
-              <w:rPr>
-                <w:sz w:val="22"/>
-                <w:szCs w:val="22"/>
-              </w:rPr>
-              <w:t>2</w:t>
-            </w:r>
-          </w:p>
-        </w:tc>
-        <w:tc>
-          <w:tcPr>
-            <w:tcW w:w="0" w:type="auto"/>
-            <w:hideMark/>
-          </w:tcPr>
-          <w:p>
-            <w:pPr>
-              <w:rPr>
-                <w:sz w:val="22"/>
-                <w:szCs w:val="22"/>
-              </w:rPr>
-            </w:pPr>
-            <w:r>
-              <w:rPr>
-                <w:sz w:val="22"/>
-                <w:szCs w:val="22"/>
-              </w:rPr>
-              <w:t>2-week cadence</w:t>
+        <w:trPr>
+          <w:trHeight w:val="90"/>
+          <w:jc w:val="center"/>
+        </w:trPr>
+        <w:tc>
+          <w:tcPr>
+            <w:tcW w:w="3168" w:type="dxa"/>
+            <w:tcBorders>
+              <w:top w:val="single" w:sz="4" w:space="0" w:color="D3D3D3"/>
+              <w:left w:val="single" w:sz="4" w:space="0" w:color="D3D3D3"/>
+              <w:bottom w:val="single" w:sz="4" w:space="0" w:color="D3D3D3"/>
+              <w:right w:val="single" w:sz="4" w:space="0" w:color="D3D3D3"/>
+            </w:tcBorders>
+            <w:shd w:val="clear" w:color="auto" w:fill="F2F4F7"/>
+            <w:tcMar>
+              <w:top w:w="80" w:type="dxa"/>
+              <w:left w:w="100" w:type="dxa"/>
+              <w:bottom w:w="80" w:type="dxa"/>
+              <w:right w:w="100" w:type="dxa"/>
+            </w:tcMar>
+          </w:tcPr>
+          <w:p>
+            <w:pPr>
+              <w:spacing w:after="0" w:line="240" w:lineRule="auto"/>
+            </w:pPr>
+            <w:r>
+              <w:rPr>
+                <w:b/>
+                <w:color w:val="1B365D"/>
+                <w:sz w:val="19"/>
+              </w:rPr>
+              <w:t>Version &amp; Status</w:t>
+            </w:r>
+          </w:p>
+        </w:tc>
+        <w:tc>
+          <w:tcPr>
+            <w:tcW w:w="6192" w:type="dxa"/>
+            <w:tcBorders>
+              <w:top w:val="single" w:sz="4" w:space="0" w:color="D3D3D3"/>
+              <w:left w:val="single" w:sz="4" w:space="0" w:color="D3D3D3"/>
+              <w:bottom w:val="single" w:sz="4" w:space="0" w:color="D3D3D3"/>
+              <w:right w:val="single" w:sz="4" w:space="0" w:color="D3D3D3"/>
+            </w:tcBorders>
+            <w:shd w:val="clear" w:color="auto" w:fill="FFFFFF"/>
+            <w:tcMar>
+              <w:top w:w="80" w:type="dxa"/>
+              <w:left w:w="100" w:type="dxa"/>
+              <w:bottom w:w="80" w:type="dxa"/>
+              <w:right w:w="100" w:type="dxa"/>
+            </w:tcMar>
+          </w:tcPr>
+          <w:p>
+            <w:pPr>
+              <w:spacing w:after="0" w:line="240" w:lineRule="auto"/>
+            </w:pPr>
+            <w:r>
+              <w:rPr>
+                <w:sz w:val="19"/>
+              </w:rPr>
+              <w:t>v2.0 — Final Portable Enterprise Model</w:t>
             </w:r>
           </w:p>
         </w:tc>
@@ -15720,488 +14994,130 @@
     </w:tbl>
     <w:p>
       <w:pPr>
+        <w:spacing w:before="120" w:line="240" w:lineRule="auto"/>
+      </w:pPr>
+      <w:r>
+        <w:rPr>
+          <w:color w:val="333333"/>
+        </w:rPr>
+        <w:t xml:space="preserve">This appendix provides a comprehensive, enterprise-grade costing and velocity measurement model for the </w:t>
+      </w:r>
+      <w:r>
+        <w:rPr>
+          <w:b/>
+        </w:rPr>
+        <w:t>Senior Developer + AI Coder</w:t>
+      </w:r>
+      <w:r>
+        <w:t xml:space="preserve"> pairing. It expands traditional software economic formulas to account for two critical realities of AI-assisted engineering: (1) the shift in backlog velocity measurement from raw code production hours to human validation and integration throughput, and (2) the role of AI coding speed as a 'variance absorber' that dramatically reduces the financial penalty of evolving requirements during 1–</w:t>
+      </w:r>
+      <w:proofErr w:type="gramStart"/>
+      <w:r>
+        <w:t>3 day</w:t>
+      </w:r>
+      <w:proofErr w:type="gramEnd"/>
+      <w:r>
+        <w:t xml:space="preserve"> sprint iterations.</w:t>
+      </w:r>
+    </w:p>
+    <w:p>
+      <w:pPr>
         <w:pStyle w:val="Heading2"/>
         <w:spacing w:line="240" w:lineRule="auto"/>
       </w:pPr>
-      <w:bookmarkStart w:id="39" w:name="_Toc240552885"/>
-      <w:r>
-        <w:t>A.3 Senior human coder — cost build-up</w:t>
-      </w:r>
-      <w:bookmarkEnd w:id="39"/>
+      <w:r>
+        <w:t>A.1 Measuring Velocity in an AI-Assisted Backlog</w:t>
+      </w:r>
     </w:p>
     <w:p>
       <w:pPr>
-        <w:numPr>
-          <w:ilvl w:val="0"/>
-          <w:numId w:val="16"/>
-        </w:numPr>
-        <w:spacing w:after="0" w:line="240" w:lineRule="auto"/>
-      </w:pPr>
-      <w:proofErr w:type="gramStart"/>
-      <w:r>
-        <w:t>Fully-loaded</w:t>
-      </w:r>
-      <w:proofErr w:type="gramEnd"/>
-      <w:r>
-        <w:t xml:space="preserve"> annual = $150,000 × 1.4 = </w:t>
-      </w:r>
-      <w:r>
-        <w:rPr>
-          <w:b/>
-          <w:bCs/>
-        </w:rPr>
-        <w:t>$210,000</w:t>
+        <w:spacing w:line="240" w:lineRule="auto"/>
+      </w:pPr>
+      <w:r>
+        <w:t>In legacy Agile software delivery, sprint velocity is bounded by the human hours required to manually type, unit test, and debug code. When an automated AI Coder enters the workspace, mechanical code generation drops from days to minutes. Consequently, velocity can no longer be measured by raw output volume or developer typing hours.</w:t>
       </w:r>
     </w:p>
     <w:p>
       <w:pPr>
-        <w:numPr>
-          <w:ilvl w:val="0"/>
-          <w:numId w:val="16"/>
-        </w:numPr>
-        <w:spacing w:after="0" w:line="240" w:lineRule="auto"/>
-      </w:pPr>
-      <w:proofErr w:type="gramStart"/>
-      <w:r>
-        <w:t>Fully-loaded</w:t>
-      </w:r>
-      <w:proofErr w:type="gramEnd"/>
-      <w:r>
-        <w:t xml:space="preserve"> hourly = $210,000 ÷ 1,880 = </w:t>
-      </w:r>
-      <w:r>
-        <w:rPr>
-          <w:b/>
-          <w:bCs/>
-        </w:rPr>
-        <w:t>$111.70</w:t>
+        <w:pStyle w:val="Heading3"/>
+        <w:spacing w:line="240" w:lineRule="auto"/>
+      </w:pPr>
+      <w:r>
+        <w:t>1. The Metric Shift: From 'Time-to-Code' to 'Time-to-Validate'</w:t>
       </w:r>
     </w:p>
     <w:p>
       <w:pPr>
-        <w:numPr>
-          <w:ilvl w:val="0"/>
-          <w:numId w:val="16"/>
-        </w:numPr>
-        <w:spacing w:after="0" w:line="240" w:lineRule="auto"/>
-      </w:pPr>
-      <w:r>
-        <w:t xml:space="preserve">Human cost per sprint = 10 tasks × 2.0 </w:t>
-      </w:r>
-      <w:proofErr w:type="spellStart"/>
-      <w:r>
-        <w:t>hrs</w:t>
-      </w:r>
-      <w:proofErr w:type="spellEnd"/>
-      <w:r>
-        <w:t xml:space="preserve"> × $111.70 = </w:t>
-      </w:r>
-      <w:r>
-        <w:rPr>
-          <w:b/>
-          <w:bCs/>
-        </w:rPr>
-        <w:t>$2,234</w:t>
-      </w:r>
-    </w:p>
-    <w:p>
-      <w:pPr>
-        <w:pStyle w:val="Heading2"/>
         <w:spacing w:line="240" w:lineRule="auto"/>
       </w:pPr>
-      <w:bookmarkStart w:id="40" w:name="_Toc240552886"/>
-      <w:r>
-        <w:t>A.4 AI coder — cost build-up</w:t>
-      </w:r>
-      <w:bookmarkEnd w:id="40"/>
-    </w:p>
-    <w:p>
-      <w:pPr>
-        <w:numPr>
-          <w:ilvl w:val="0"/>
-          <w:numId w:val="17"/>
-        </w:numPr>
-        <w:spacing w:after="0" w:line="240" w:lineRule="auto"/>
-      </w:pPr>
-      <w:r>
-        <w:t>Compute per sprint = 10 tasks × $2.00 = </w:t>
-      </w:r>
-      <w:r>
-        <w:rPr>
-          <w:b/>
-          <w:bCs/>
-        </w:rPr>
-        <w:t>$20.00</w:t>
-      </w:r>
-    </w:p>
-    <w:p>
-      <w:pPr>
-        <w:numPr>
-          <w:ilvl w:val="0"/>
-          <w:numId w:val="17"/>
-        </w:numPr>
-        <w:spacing w:after="0" w:line="240" w:lineRule="auto"/>
-      </w:pPr>
-      <w:r>
-        <w:t>Seat per sprint = $19 ÷ 2 = </w:t>
-      </w:r>
-      <w:r>
-        <w:rPr>
-          <w:b/>
-          <w:bCs/>
-        </w:rPr>
-        <w:t>$9.50</w:t>
-      </w:r>
-    </w:p>
-    <w:p>
-      <w:pPr>
-        <w:numPr>
-          <w:ilvl w:val="0"/>
-          <w:numId w:val="17"/>
-        </w:numPr>
-        <w:spacing w:after="0" w:line="240" w:lineRule="auto"/>
-      </w:pPr>
-      <w:r>
-        <w:t>AI cost per sprint = $20.00 + $9.50 = </w:t>
-      </w:r>
-      <w:r>
-        <w:rPr>
-          <w:b/>
-          <w:bCs/>
-        </w:rPr>
-        <w:t>$29.50</w:t>
-      </w:r>
-    </w:p>
-    <w:p>
-      <w:pPr>
-        <w:spacing w:before="120" w:after="0" w:line="240" w:lineRule="auto"/>
-      </w:pPr>
-      <w:r>
-        <w:t>These use the </w:t>
-      </w:r>
-      <w:r>
-        <w:rPr>
-          <w:b/>
-          <w:bCs/>
-        </w:rPr>
-        <w:t>entry-level, supervised</w:t>
-      </w:r>
-      <w:r>
-        <w:t> rates (A6–A7, §10.4.1) — the cheapest way to run an AI coder. Premium and agentic commercial services can price far higher (seats up to $200–$600+/</w:t>
-      </w:r>
-      <w:proofErr w:type="spellStart"/>
-      <w:r>
-        <w:t>mo</w:t>
-      </w:r>
-      <w:proofErr w:type="spellEnd"/>
-      <w:r>
-        <w:t xml:space="preserve"> and metered compute reaching tens of dollars per task; see §10.4.2). The cost ledger must reflect the tool you </w:t>
-      </w:r>
-      <w:proofErr w:type="gramStart"/>
-      <w:r>
-        <w:t>actually choose</w:t>
-      </w:r>
-      <w:proofErr w:type="gramEnd"/>
-      <w:r>
-        <w:t>, not the cheapest one, and the "free" label on any AI tool is never the full price.</w:t>
-      </w:r>
-    </w:p>
-    <w:p>
-      <w:pPr>
-        <w:pStyle w:val="Heading2"/>
-        <w:spacing w:line="240" w:lineRule="auto"/>
-      </w:pPr>
-      <w:bookmarkStart w:id="41" w:name="_Toc240552887"/>
-      <w:r>
-        <w:lastRenderedPageBreak/>
-        <w:t>A.5 Combined sprint model</w:t>
-      </w:r>
-      <w:bookmarkEnd w:id="41"/>
+      <w:r>
+        <w:t>The primary constraint shifts from software creation to human stakeholder review, architectural alignment, and security verification. Task metrics are split into two distinct operational phases:</w:t>
+      </w:r>
     </w:p>
     <w:tbl>
       <w:tblPr>
-        <w:tblStyle w:val="TableGridLight"/>
         <w:tblW w:w="0" w:type="auto"/>
+        <w:jc w:val="center"/>
+        <w:tblLayout w:type="fixed"/>
         <w:tblLook w:val="04A0" w:firstRow="1" w:lastRow="0" w:firstColumn="1" w:lastColumn="0" w:noHBand="0" w:noVBand="1"/>
       </w:tblPr>
       <w:tblGrid>
-        <w:gridCol w:w="2723"/>
-        <w:gridCol w:w="1171"/>
+        <w:gridCol w:w="9360"/>
       </w:tblGrid>
       <w:tr>
-        <w:tc>
-          <w:tcPr>
-            <w:tcW w:w="0" w:type="auto"/>
-            <w:shd w:val="clear" w:color="auto" w:fill="F2F2F2" w:themeFill="background1" w:themeFillShade="F2"/>
-            <w:hideMark/>
-          </w:tcPr>
-          <w:p>
-            <w:pPr>
-              <w:rPr>
+        <w:trPr>
+          <w:jc w:val="center"/>
+        </w:trPr>
+        <w:tc>
+          <w:tcPr>
+            <w:tcW w:w="9360" w:type="dxa"/>
+            <w:tcBorders>
+              <w:top w:val="none" w:sz="4" w:space="0" w:color="auto"/>
+              <w:left w:val="single" w:sz="24" w:space="0" w:color="1B365D"/>
+              <w:bottom w:val="none" w:sz="4" w:space="0" w:color="auto"/>
+              <w:right w:val="none" w:sz="4" w:space="0" w:color="auto"/>
+            </w:tcBorders>
+            <w:shd w:val="clear" w:color="auto" w:fill="EBF3FA"/>
+            <w:tcMar>
+              <w:top w:w="140" w:type="dxa"/>
+              <w:left w:w="200" w:type="dxa"/>
+              <w:bottom w:w="140" w:type="dxa"/>
+              <w:right w:w="200" w:type="dxa"/>
+            </w:tcMar>
+          </w:tcPr>
+          <w:p>
+            <w:pPr>
+              <w:spacing w:before="40" w:after="80" w:line="240" w:lineRule="auto"/>
+            </w:pPr>
+            <w:r>
+              <w:rPr>
+                <w:rFonts w:ascii="Calibri" w:hAnsi="Calibri"/>
                 <w:b/>
-                <w:bCs/>
-                <w:sz w:val="22"/>
-                <w:szCs w:val="22"/>
-              </w:rPr>
-            </w:pPr>
-            <w:r>
-              <w:rPr>
-                <w:b/>
-                <w:bCs/>
-                <w:sz w:val="22"/>
-                <w:szCs w:val="22"/>
-              </w:rPr>
-              <w:t>Line</w:t>
-            </w:r>
-          </w:p>
-        </w:tc>
-        <w:tc>
-          <w:tcPr>
-            <w:tcW w:w="0" w:type="auto"/>
-            <w:shd w:val="clear" w:color="auto" w:fill="F2F2F2" w:themeFill="background1" w:themeFillShade="F2"/>
-            <w:hideMark/>
-          </w:tcPr>
-          <w:p>
-            <w:pPr>
-              <w:rPr>
-                <w:b/>
-                <w:bCs/>
-                <w:sz w:val="22"/>
-                <w:szCs w:val="22"/>
-              </w:rPr>
-            </w:pPr>
-            <w:r>
-              <w:rPr>
-                <w:b/>
-                <w:bCs/>
-                <w:sz w:val="22"/>
-                <w:szCs w:val="22"/>
-              </w:rPr>
-              <w:t>Amount</w:t>
-            </w:r>
-          </w:p>
-        </w:tc>
-      </w:tr>
-      <w:tr>
-        <w:tc>
-          <w:tcPr>
-            <w:tcW w:w="0" w:type="auto"/>
-            <w:hideMark/>
-          </w:tcPr>
-          <w:p>
-            <w:pPr>
-              <w:rPr>
-                <w:sz w:val="22"/>
-                <w:szCs w:val="22"/>
-              </w:rPr>
-            </w:pPr>
-            <w:r>
-              <w:rPr>
-                <w:sz w:val="22"/>
-                <w:szCs w:val="22"/>
-              </w:rPr>
-              <w:t>Human (Senior Developer)</w:t>
-            </w:r>
-          </w:p>
-        </w:tc>
-        <w:tc>
-          <w:tcPr>
-            <w:tcW w:w="0" w:type="auto"/>
-            <w:hideMark/>
-          </w:tcPr>
-          <w:p>
-            <w:pPr>
-              <w:rPr>
-                <w:sz w:val="22"/>
-                <w:szCs w:val="22"/>
-              </w:rPr>
-            </w:pPr>
-            <w:r>
-              <w:rPr>
-                <w:sz w:val="22"/>
-                <w:szCs w:val="22"/>
-              </w:rPr>
-              <w:t>$2,234.00</w:t>
-            </w:r>
-          </w:p>
-        </w:tc>
-      </w:tr>
-      <w:tr>
-        <w:tc>
-          <w:tcPr>
-            <w:tcW w:w="0" w:type="auto"/>
-            <w:hideMark/>
-          </w:tcPr>
-          <w:p>
-            <w:pPr>
-              <w:rPr>
-                <w:sz w:val="22"/>
-                <w:szCs w:val="22"/>
-              </w:rPr>
-            </w:pPr>
-            <w:r>
-              <w:rPr>
-                <w:sz w:val="22"/>
-                <w:szCs w:val="22"/>
-              </w:rPr>
-              <w:t>AI (compute + seat)</w:t>
-            </w:r>
-          </w:p>
-        </w:tc>
-        <w:tc>
-          <w:tcPr>
-            <w:tcW w:w="0" w:type="auto"/>
-            <w:hideMark/>
-          </w:tcPr>
-          <w:p>
-            <w:pPr>
-              <w:rPr>
-                <w:sz w:val="22"/>
-                <w:szCs w:val="22"/>
-              </w:rPr>
-            </w:pPr>
-            <w:r>
-              <w:rPr>
-                <w:sz w:val="22"/>
-                <w:szCs w:val="22"/>
-              </w:rPr>
-              <w:t>$29.50</w:t>
-            </w:r>
-          </w:p>
-        </w:tc>
-      </w:tr>
-      <w:tr>
-        <w:tc>
-          <w:tcPr>
-            <w:tcW w:w="0" w:type="auto"/>
-            <w:hideMark/>
-          </w:tcPr>
-          <w:p>
-            <w:pPr>
-              <w:rPr>
-                <w:sz w:val="22"/>
-                <w:szCs w:val="22"/>
-              </w:rPr>
-            </w:pPr>
-            <w:r>
-              <w:rPr>
-                <w:b/>
-                <w:bCs/>
-                <w:sz w:val="22"/>
-                <w:szCs w:val="22"/>
-              </w:rPr>
-              <w:t>Total per sprint</w:t>
-            </w:r>
-          </w:p>
-        </w:tc>
-        <w:tc>
-          <w:tcPr>
-            <w:tcW w:w="0" w:type="auto"/>
-            <w:hideMark/>
-          </w:tcPr>
-          <w:p>
-            <w:pPr>
-              <w:rPr>
-                <w:sz w:val="22"/>
-                <w:szCs w:val="22"/>
-              </w:rPr>
-            </w:pPr>
-            <w:r>
-              <w:rPr>
-                <w:b/>
-                <w:bCs/>
-                <w:sz w:val="22"/>
-                <w:szCs w:val="22"/>
-              </w:rPr>
-              <w:t>$2,263.50</w:t>
-            </w:r>
-          </w:p>
-        </w:tc>
-      </w:tr>
-      <w:tr>
-        <w:tc>
-          <w:tcPr>
-            <w:tcW w:w="0" w:type="auto"/>
-            <w:hideMark/>
-          </w:tcPr>
-          <w:p>
-            <w:pPr>
-              <w:rPr>
-                <w:sz w:val="22"/>
-                <w:szCs w:val="22"/>
-              </w:rPr>
-            </w:pPr>
-            <w:r>
-              <w:rPr>
-                <w:sz w:val="22"/>
-                <w:szCs w:val="22"/>
-              </w:rPr>
-              <w:t>Human share</w:t>
-            </w:r>
-          </w:p>
-        </w:tc>
-        <w:tc>
-          <w:tcPr>
-            <w:tcW w:w="0" w:type="auto"/>
-            <w:hideMark/>
-          </w:tcPr>
-          <w:p>
-            <w:pPr>
-              <w:rPr>
-                <w:sz w:val="22"/>
-                <w:szCs w:val="22"/>
-              </w:rPr>
-            </w:pPr>
-            <w:r>
-              <w:rPr>
-                <w:sz w:val="22"/>
-                <w:szCs w:val="22"/>
-              </w:rPr>
-              <w:t>98.7%</w:t>
-            </w:r>
-          </w:p>
-        </w:tc>
-      </w:tr>
-      <w:tr>
-        <w:tc>
-          <w:tcPr>
-            <w:tcW w:w="0" w:type="auto"/>
-            <w:hideMark/>
-          </w:tcPr>
-          <w:p>
-            <w:pPr>
-              <w:rPr>
-                <w:sz w:val="22"/>
-                <w:szCs w:val="22"/>
-              </w:rPr>
-            </w:pPr>
-            <w:r>
-              <w:rPr>
-                <w:sz w:val="22"/>
-                <w:szCs w:val="22"/>
-              </w:rPr>
-              <w:t>AI share</w:t>
-            </w:r>
-          </w:p>
-        </w:tc>
-        <w:tc>
-          <w:tcPr>
-            <w:tcW w:w="0" w:type="auto"/>
-            <w:hideMark/>
-          </w:tcPr>
-          <w:p>
-            <w:pPr>
-              <w:rPr>
-                <w:sz w:val="22"/>
-                <w:szCs w:val="22"/>
-              </w:rPr>
-            </w:pPr>
-            <w:r>
-              <w:rPr>
-                <w:sz w:val="22"/>
-                <w:szCs w:val="22"/>
-              </w:rPr>
-              <w:t>1.3%</w:t>
+                <w:color w:val="1B365D"/>
+                <w:sz w:val="21"/>
+              </w:rPr>
+              <w:t xml:space="preserve">CORE FORMULA: </w:t>
+            </w:r>
+            <w:r>
+              <w:rPr>
+                <w:rFonts w:ascii="Calibri" w:hAnsi="Calibri"/>
+                <w:color w:val="333333"/>
+                <w:sz w:val="21"/>
+              </w:rPr>
+              <w:t>Total Task Duration</w:t>
+            </w:r>
+          </w:p>
+          <w:p>
+            <w:pPr>
+              <w:spacing w:before="40" w:after="80" w:line="240" w:lineRule="auto"/>
+            </w:pPr>
+            <w:r>
+              <w:rPr>
+                <w:rFonts w:ascii="Calibri" w:hAnsi="Calibri"/>
+                <w:color w:val="333333"/>
+                <w:sz w:val="21"/>
+              </w:rPr>
+              <w:t>Total Task Duration = AI Generation Time (Minutes) + Human Review &amp; Integration Time (Hours)</w:t>
             </w:r>
           </w:p>
         </w:tc>
@@ -16212,309 +15128,140 @@
         <w:spacing w:before="120" w:after="120" w:line="240" w:lineRule="auto"/>
       </w:pPr>
       <w:r>
+        <w:t>Because generation is nearly instantaneous, task duration and cost are almost entirely determined by human oversight effort.</w:t>
+      </w:r>
+    </w:p>
+    <w:p>
+      <w:pPr>
+        <w:pStyle w:val="Heading3"/>
+        <w:spacing w:line="240" w:lineRule="auto"/>
+      </w:pPr>
+      <w:r>
+        <w:t>2. Verified Velocity &amp; Story Point Compression</w:t>
+      </w:r>
+    </w:p>
+    <w:p>
+      <w:pPr>
+        <w:spacing w:line="240" w:lineRule="auto"/>
+      </w:pPr>
+      <w:r>
+        <w:t xml:space="preserve">A standard 5-story-point feature that previously required 20 hours of manual coding now requires ~15 minutes of AI generation followed by 2 hours of senior human review, testing, and pull-request verification. Sprint velocity is redefined as </w:t>
+      </w:r>
+      <w:r>
         <w:rPr>
           <w:b/>
-          <w:bCs/>
         </w:rPr>
-        <w:t>Ownership reserve (not optional).</w:t>
-      </w:r>
-      <w:r>
-        <w:t> On top of these nominal figures, hold an AI maintenance &amp; security reserve for the cost of owning the AI coder over time (§10.4.3): ~25–50% of the AI stream (≈$7–15 per sprint on the $29.50 stream above) plus 1–2 human re-validation hours per tool/model update. It is budgeted contingency, kept separate from the nominal split, so finance sees maintenance and security priced in up front.</w:t>
+        <w:t xml:space="preserve">Verified Story Points </w:t>
+      </w:r>
+      <w:r>
+        <w:rPr>
+          <w:b/>
+        </w:rPr>
+        <w:lastRenderedPageBreak/>
+        <w:t>Delivered per Oversight Hour</w:t>
+      </w:r>
+      <w:r>
+        <w:t>. This allows 1–</w:t>
+      </w:r>
+      <w:proofErr w:type="gramStart"/>
+      <w:r>
+        <w:t>3 day</w:t>
+      </w:r>
+      <w:proofErr w:type="gramEnd"/>
+      <w:r>
+        <w:t xml:space="preserve"> sprints to absorb the same functional story-point volume that previously required a multi-week waterfall or Scrum cycle.</w:t>
       </w:r>
     </w:p>
     <w:p>
       <w:pPr>
-        <w:pStyle w:val="Heading2"/>
+        <w:pStyle w:val="Heading3"/>
         <w:spacing w:line="240" w:lineRule="auto"/>
       </w:pPr>
-      <w:bookmarkStart w:id="42" w:name="_Toc240552888"/>
-      <w:r>
-        <w:t>A.6 Monthly and annual projection</w:t>
-      </w:r>
-      <w:bookmarkEnd w:id="42"/>
+      <w:r>
+        <w:t>3. Requirement Stabilization Index (RSI)</w:t>
+      </w:r>
+    </w:p>
+    <w:p>
+      <w:pPr>
+        <w:spacing w:line="240" w:lineRule="auto"/>
+      </w:pPr>
+      <w:r>
+        <w:t xml:space="preserve">Because requirements naturally evolve as business stakeholders interact with working prototypes, early sprints experience higher requirement churn. The </w:t>
+      </w:r>
+      <w:r>
+        <w:rPr>
+          <w:b/>
+        </w:rPr>
+        <w:t>Requirement Stabilization Index (RSI)</w:t>
+      </w:r>
+      <w:r>
+        <w:t xml:space="preserve"> tracks requirement convergence across sprint iterations:</w:t>
+      </w:r>
     </w:p>
     <w:tbl>
       <w:tblPr>
-        <w:tblStyle w:val="TableGridLight"/>
         <w:tblW w:w="0" w:type="auto"/>
+        <w:jc w:val="center"/>
+        <w:tblLayout w:type="fixed"/>
         <w:tblLook w:val="04A0" w:firstRow="1" w:lastRow="0" w:firstColumn="1" w:lastColumn="0" w:noHBand="0" w:noVBand="1"/>
       </w:tblPr>
       <w:tblGrid>
-        <w:gridCol w:w="1192"/>
-        <w:gridCol w:w="1282"/>
-        <w:gridCol w:w="1151"/>
+        <w:gridCol w:w="9360"/>
       </w:tblGrid>
       <w:tr>
-        <w:tc>
-          <w:tcPr>
-            <w:tcW w:w="0" w:type="auto"/>
-            <w:shd w:val="clear" w:color="auto" w:fill="F2F2F2" w:themeFill="background1" w:themeFillShade="F2"/>
-            <w:hideMark/>
-          </w:tcPr>
-          <w:p>
-            <w:pPr>
-              <w:rPr>
+        <w:trPr>
+          <w:jc w:val="center"/>
+        </w:trPr>
+        <w:tc>
+          <w:tcPr>
+            <w:tcW w:w="9360" w:type="dxa"/>
+            <w:tcBorders>
+              <w:top w:val="none" w:sz="4" w:space="0" w:color="auto"/>
+              <w:left w:val="single" w:sz="24" w:space="0" w:color="2F5496"/>
+              <w:bottom w:val="none" w:sz="4" w:space="0" w:color="auto"/>
+              <w:right w:val="none" w:sz="4" w:space="0" w:color="auto"/>
+            </w:tcBorders>
+            <w:shd w:val="clear" w:color="auto" w:fill="F2F4F7"/>
+            <w:tcMar>
+              <w:top w:w="140" w:type="dxa"/>
+              <w:left w:w="200" w:type="dxa"/>
+              <w:bottom w:w="140" w:type="dxa"/>
+              <w:right w:w="200" w:type="dxa"/>
+            </w:tcMar>
+          </w:tcPr>
+          <w:p>
+            <w:pPr>
+              <w:spacing w:before="40" w:after="80" w:line="240" w:lineRule="auto"/>
+            </w:pPr>
+            <w:r>
+              <w:rPr>
+                <w:rFonts w:ascii="Calibri" w:hAnsi="Calibri"/>
                 <w:b/>
-                <w:bCs/>
-                <w:sz w:val="22"/>
-                <w:szCs w:val="22"/>
-              </w:rPr>
-            </w:pPr>
-            <w:r>
-              <w:rPr>
-                <w:b/>
-                <w:bCs/>
-                <w:sz w:val="22"/>
-                <w:szCs w:val="22"/>
-              </w:rPr>
-              <w:t>Period</w:t>
-            </w:r>
-          </w:p>
-        </w:tc>
-        <w:tc>
-          <w:tcPr>
-            <w:tcW w:w="0" w:type="auto"/>
-            <w:shd w:val="clear" w:color="auto" w:fill="F2F2F2" w:themeFill="background1" w:themeFillShade="F2"/>
-            <w:hideMark/>
-          </w:tcPr>
-          <w:p>
-            <w:pPr>
-              <w:rPr>
-                <w:b/>
-                <w:bCs/>
-                <w:sz w:val="22"/>
-                <w:szCs w:val="22"/>
-              </w:rPr>
-            </w:pPr>
-            <w:r>
-              <w:rPr>
-                <w:b/>
-                <w:bCs/>
-                <w:sz w:val="22"/>
-                <w:szCs w:val="22"/>
-              </w:rPr>
-              <w:t>Amount</w:t>
-            </w:r>
-          </w:p>
-        </w:tc>
-        <w:tc>
-          <w:tcPr>
-            <w:tcW w:w="0" w:type="auto"/>
-            <w:shd w:val="clear" w:color="auto" w:fill="F2F2F2" w:themeFill="background1" w:themeFillShade="F2"/>
-            <w:hideMark/>
-          </w:tcPr>
-          <w:p>
-            <w:pPr>
-              <w:rPr>
-                <w:b/>
-                <w:bCs/>
-                <w:sz w:val="22"/>
-                <w:szCs w:val="22"/>
-              </w:rPr>
-            </w:pPr>
-            <w:r>
-              <w:rPr>
-                <w:b/>
-                <w:bCs/>
-                <w:sz w:val="22"/>
-                <w:szCs w:val="22"/>
-              </w:rPr>
-              <w:t>Basis</w:t>
-            </w:r>
-          </w:p>
-        </w:tc>
-      </w:tr>
-      <w:tr>
-        <w:tc>
-          <w:tcPr>
-            <w:tcW w:w="0" w:type="auto"/>
-            <w:hideMark/>
-          </w:tcPr>
-          <w:p>
-            <w:pPr>
-              <w:rPr>
-                <w:sz w:val="22"/>
-                <w:szCs w:val="22"/>
-              </w:rPr>
-            </w:pPr>
-            <w:r>
-              <w:rPr>
-                <w:sz w:val="22"/>
-                <w:szCs w:val="22"/>
-              </w:rPr>
-              <w:t>Per sprint</w:t>
-            </w:r>
-          </w:p>
-        </w:tc>
-        <w:tc>
-          <w:tcPr>
-            <w:tcW w:w="0" w:type="auto"/>
-            <w:hideMark/>
-          </w:tcPr>
-          <w:p>
-            <w:pPr>
-              <w:rPr>
-                <w:sz w:val="22"/>
-                <w:szCs w:val="22"/>
-              </w:rPr>
-            </w:pPr>
-            <w:r>
-              <w:rPr>
-                <w:sz w:val="22"/>
-                <w:szCs w:val="22"/>
-              </w:rPr>
-              <w:t>$2,263.50</w:t>
-            </w:r>
-          </w:p>
-        </w:tc>
-        <w:tc>
-          <w:tcPr>
-            <w:tcW w:w="0" w:type="auto"/>
-            <w:hideMark/>
-          </w:tcPr>
-          <w:p>
-            <w:pPr>
-              <w:rPr>
-                <w:sz w:val="22"/>
-                <w:szCs w:val="22"/>
-              </w:rPr>
-            </w:pPr>
-            <w:r>
-              <w:rPr>
-                <w:sz w:val="22"/>
-                <w:szCs w:val="22"/>
-              </w:rPr>
-              <w:t>A.5</w:t>
-            </w:r>
-          </w:p>
-        </w:tc>
-      </w:tr>
-      <w:tr>
-        <w:tc>
-          <w:tcPr>
-            <w:tcW w:w="0" w:type="auto"/>
-            <w:hideMark/>
-          </w:tcPr>
-          <w:p>
-            <w:pPr>
-              <w:rPr>
-                <w:sz w:val="22"/>
-                <w:szCs w:val="22"/>
-              </w:rPr>
-            </w:pPr>
-            <w:r>
-              <w:rPr>
-                <w:sz w:val="22"/>
-                <w:szCs w:val="22"/>
-              </w:rPr>
-              <w:t>Per month</w:t>
-            </w:r>
-          </w:p>
-        </w:tc>
-        <w:tc>
-          <w:tcPr>
-            <w:tcW w:w="0" w:type="auto"/>
-            <w:hideMark/>
-          </w:tcPr>
-          <w:p>
-            <w:pPr>
-              <w:rPr>
-                <w:sz w:val="22"/>
-                <w:szCs w:val="22"/>
-              </w:rPr>
-            </w:pPr>
-            <w:r>
-              <w:rPr>
-                <w:sz w:val="22"/>
-                <w:szCs w:val="22"/>
-              </w:rPr>
-              <w:t>$4,527.00</w:t>
-            </w:r>
-          </w:p>
-        </w:tc>
-        <w:tc>
-          <w:tcPr>
-            <w:tcW w:w="0" w:type="auto"/>
-            <w:hideMark/>
-          </w:tcPr>
-          <w:p>
-            <w:pPr>
-              <w:rPr>
-                <w:sz w:val="22"/>
-                <w:szCs w:val="22"/>
-              </w:rPr>
-            </w:pPr>
-            <w:r>
-              <w:rPr>
-                <w:sz w:val="22"/>
-                <w:szCs w:val="22"/>
-              </w:rPr>
-              <w:t>2 sprints</w:t>
-            </w:r>
-          </w:p>
-        </w:tc>
-      </w:tr>
-      <w:tr>
-        <w:tc>
-          <w:tcPr>
-            <w:tcW w:w="0" w:type="auto"/>
-            <w:hideMark/>
-          </w:tcPr>
-          <w:p>
-            <w:pPr>
-              <w:rPr>
-                <w:sz w:val="22"/>
-                <w:szCs w:val="22"/>
-              </w:rPr>
-            </w:pPr>
-            <w:r>
-              <w:rPr>
-                <w:sz w:val="22"/>
-                <w:szCs w:val="22"/>
-              </w:rPr>
-              <w:t>Per year</w:t>
-            </w:r>
-          </w:p>
-        </w:tc>
-        <w:tc>
-          <w:tcPr>
-            <w:tcW w:w="0" w:type="auto"/>
-            <w:hideMark/>
-          </w:tcPr>
-          <w:p>
-            <w:pPr>
-              <w:rPr>
-                <w:sz w:val="22"/>
-                <w:szCs w:val="22"/>
-              </w:rPr>
-            </w:pPr>
-            <w:r>
-              <w:rPr>
-                <w:sz w:val="22"/>
-                <w:szCs w:val="22"/>
-              </w:rPr>
-              <w:t>$54,324.00</w:t>
-            </w:r>
-          </w:p>
-        </w:tc>
-        <w:tc>
-          <w:tcPr>
-            <w:tcW w:w="0" w:type="auto"/>
-            <w:hideMark/>
-          </w:tcPr>
-          <w:p>
-            <w:pPr>
-              <w:rPr>
-                <w:sz w:val="22"/>
-                <w:szCs w:val="22"/>
-              </w:rPr>
-            </w:pPr>
-            <w:r>
-              <w:rPr>
-                <w:sz w:val="22"/>
-                <w:szCs w:val="22"/>
-              </w:rPr>
-              <w:t>24 sprints</w:t>
+                <w:color w:val="1B365D"/>
+                <w:sz w:val="21"/>
+              </w:rPr>
+              <w:t xml:space="preserve">STABILIZATION FORMULA: </w:t>
+            </w:r>
+            <w:r>
+              <w:rPr>
+                <w:rFonts w:ascii="Calibri" w:hAnsi="Calibri"/>
+                <w:color w:val="333333"/>
+                <w:sz w:val="21"/>
+              </w:rPr>
+              <w:t>Requirement Convergence Tracking</w:t>
+            </w:r>
+          </w:p>
+          <w:p>
+            <w:pPr>
+              <w:spacing w:before="40" w:after="80" w:line="240" w:lineRule="auto"/>
+            </w:pPr>
+            <w:r>
+              <w:rPr>
+                <w:rFonts w:ascii="Calibri" w:hAnsi="Calibri"/>
+                <w:color w:val="333333"/>
+                <w:sz w:val="21"/>
+              </w:rPr>
+              <w:t>RSI = 1 - (Modified Acceptance Criteria Points / Total Sprint Backlog Points)</w:t>
             </w:r>
           </w:p>
         </w:tc>
@@ -16522,629 +15269,408 @@
     </w:tbl>
     <w:p>
       <w:pPr>
-        <w:spacing w:before="120" w:after="120" w:line="240" w:lineRule="auto"/>
-      </w:pPr>
-      <w:r>
-        <w:t>This is the pairing cost for </w:t>
-      </w:r>
+        <w:spacing w:line="240" w:lineRule="auto"/>
+      </w:pPr>
+    </w:p>
+    <w:p>
+      <w:pPr>
+        <w:pStyle w:val="ListBullet"/>
+        <w:tabs>
+          <w:tab w:val="num" w:pos="360"/>
+        </w:tabs>
+        <w:spacing w:line="240" w:lineRule="auto"/>
+        <w:ind w:left="360" w:hanging="360"/>
+      </w:pPr>
       <w:r>
         <w:rPr>
           <w:b/>
-          <w:bCs/>
         </w:rPr>
-        <w:t>one</w:t>
-      </w:r>
-      <w:r>
-        <w:t> Senior Developer + AI Coder on </w:t>
+        <w:t xml:space="preserve">Sprints 1–2 (Exploration Phase): </w:t>
+      </w:r>
+      <w:r>
+        <w:t xml:space="preserve">RSI typical range </w:t>
       </w:r>
       <w:r>
         <w:rPr>
           <w:b/>
-          <w:bCs/>
         </w:rPr>
-        <w:t>one</w:t>
-      </w:r>
-      <w:r>
-        <w:t> delivery stream. Scale by the number of streams you run.</w:t>
+        <w:t>0.60 – 0.75</w:t>
+      </w:r>
+      <w:r>
+        <w:t>. High requirement churn absorbed rapidly by the AI Coder.</w:t>
       </w:r>
     </w:p>
     <w:p>
       <w:pPr>
+        <w:pStyle w:val="ListBullet"/>
+        <w:tabs>
+          <w:tab w:val="num" w:pos="360"/>
+        </w:tabs>
+        <w:spacing w:line="240" w:lineRule="auto"/>
+        <w:ind w:left="360" w:hanging="360"/>
+      </w:pPr>
+      <w:r>
+        <w:rPr>
+          <w:b/>
+        </w:rPr>
+        <w:t xml:space="preserve">Sprints 3–4 (Convergence Phase): </w:t>
+      </w:r>
+      <w:r>
+        <w:t xml:space="preserve">RSI reaches </w:t>
+      </w:r>
+      <w:r>
+        <w:rPr>
+          <w:b/>
+        </w:rPr>
+        <w:t>0.90 – 1.00</w:t>
+      </w:r>
+      <w:r>
+        <w:t>. Requirements stabilize, and velocity reaches peak production throughput.</w:t>
+      </w:r>
+    </w:p>
+    <w:p>
+      <w:pPr>
         <w:pStyle w:val="Heading2"/>
         <w:spacing w:line="240" w:lineRule="auto"/>
       </w:pPr>
-      <w:bookmarkStart w:id="43" w:name="_Toc240552889"/>
-      <w:r>
-        <w:t>A.7 Sensitivity — how the model moves</w:t>
-      </w:r>
-      <w:bookmarkEnd w:id="43"/>
+      <w:r>
+        <w:t>A.2 AI Coding Speed as a 'Variance Absorber'</w:t>
+      </w:r>
+    </w:p>
+    <w:p>
+      <w:pPr>
+        <w:spacing w:line="240" w:lineRule="auto"/>
+      </w:pPr>
+      <w:r>
+        <w:t xml:space="preserve">When user stories or acceptance criteria change mid-flight in a traditional project, the financial penalty is severe: developers must discard written code and manually rewrite logic. In an AI-assisted model, the machine acts as the </w:t>
+      </w:r>
+      <w:r>
+        <w:rPr>
+          <w:b/>
+        </w:rPr>
+        <w:t>'variance absorber,'</w:t>
+      </w:r>
+      <w:r>
+        <w:t xml:space="preserve"> absorbing scope adjustments without multiplying labor costs.</w:t>
+      </w:r>
+    </w:p>
+    <w:p>
+      <w:pPr>
+        <w:spacing w:before="160" w:line="240" w:lineRule="auto"/>
+        <w:jc w:val="center"/>
+      </w:pPr>
+      <w:r>
+        <w:rPr>
+          <w:noProof/>
+        </w:rPr>
+        <w:drawing>
+          <wp:inline distT="0" distB="0" distL="0" distR="0" wp14:anchorId="0C21A1F3" wp14:editId="20DFB1AA">
+            <wp:extent cx="4557823" cy="2108993"/>
+            <wp:effectExtent l="0" t="0" r="1905" b="0"/>
+            <wp:docPr id="1" name="Picture 1"/>
+            <wp:cNvGraphicFramePr>
+              <a:graphicFrameLocks xmlns:a="http://schemas.openxmlformats.org/drawingml/2006/main" noChangeAspect="1"/>
+            </wp:cNvGraphicFramePr>
+            <a:graphic xmlns:a="http://schemas.openxmlformats.org/drawingml/2006/main">
+              <a:graphicData uri="http://schemas.openxmlformats.org/drawingml/2006/picture">
+                <pic:pic xmlns:pic="http://schemas.openxmlformats.org/drawingml/2006/picture">
+                  <pic:nvPicPr>
+                    <pic:cNvPr id="0" name="variance_absorber_diagram_v2.png"/>
+                    <pic:cNvPicPr/>
+                  </pic:nvPicPr>
+                  <pic:blipFill rotWithShape="1">
+                    <a:blip r:embed="rId6"/>
+                    <a:srcRect t="8066" b="9031"/>
+                    <a:stretch>
+                      <a:fillRect/>
+                    </a:stretch>
+                  </pic:blipFill>
+                  <pic:spPr bwMode="auto">
+                    <a:xfrm>
+                      <a:off x="0" y="0"/>
+                      <a:ext cx="4592976" cy="2125259"/>
+                    </a:xfrm>
+                    <a:prstGeom prst="rect">
+                      <a:avLst/>
+                    </a:prstGeom>
+                    <a:ln>
+                      <a:noFill/>
+                    </a:ln>
+                    <a:extLst>
+                      <a:ext uri="{53640926-AAD7-44D8-BBD7-CCE9431645EC}">
+                        <a14:shadowObscured xmlns:a14="http://schemas.microsoft.com/office/drawing/2010/main"/>
+                      </a:ext>
+                    </a:extLst>
+                  </pic:spPr>
+                </pic:pic>
+              </a:graphicData>
+            </a:graphic>
+          </wp:inline>
+        </w:drawing>
+      </w:r>
+    </w:p>
+    <w:p>
+      <w:pPr>
+        <w:spacing w:after="240" w:line="240" w:lineRule="auto"/>
+        <w:jc w:val="center"/>
+      </w:pPr>
+      <w:r>
+        <w:rPr>
+          <w:i/>
+          <w:color w:val="646464"/>
+          <w:sz w:val="18"/>
+        </w:rPr>
+        <w:t>Figure A.1: Architectural Flow of Requirement Change Event — Legacy vs. AI-Assisted Delivery</w:t>
+      </w:r>
+    </w:p>
+    <w:p>
+      <w:pPr>
+        <w:spacing w:line="240" w:lineRule="auto"/>
+      </w:pPr>
+      <w:r>
+        <w:t>The variance absorber capability rests on three primary operational pillars:</w:t>
+      </w:r>
+    </w:p>
+    <w:p>
+      <w:pPr>
+        <w:pStyle w:val="ListBullet"/>
+        <w:tabs>
+          <w:tab w:val="num" w:pos="360"/>
+        </w:tabs>
+        <w:spacing w:line="240" w:lineRule="auto"/>
+        <w:ind w:left="360" w:hanging="360"/>
+      </w:pPr>
+      <w:r>
+        <w:rPr>
+          <w:b/>
+        </w:rPr>
+        <w:t xml:space="preserve">Near-Zero Rework Cost: </w:t>
+      </w:r>
+      <w:r>
+        <w:t>When acceptance criteria are modified, the AI Coder regenerates the underlying draft in minutes. The marginal cost of code regeneration approaches the cost of API tokens (~$2.00).</w:t>
+      </w:r>
+    </w:p>
+    <w:p>
+      <w:pPr>
+        <w:pStyle w:val="ListBullet"/>
+        <w:tabs>
+          <w:tab w:val="num" w:pos="360"/>
+        </w:tabs>
+        <w:spacing w:line="240" w:lineRule="auto"/>
+        <w:ind w:left="360" w:hanging="360"/>
+      </w:pPr>
+      <w:r>
+        <w:rPr>
+          <w:b/>
+        </w:rPr>
+        <w:t xml:space="preserve">Linear Oversight Scaling: </w:t>
+      </w:r>
+      <w:r>
+        <w:t>The Senior Developer only reviews the delta/diff between iterations rather than re-architecting the system. Human review time scales linearly with change complexity rather than exponentially with code volume.</w:t>
+      </w:r>
+    </w:p>
+    <w:p>
+      <w:pPr>
+        <w:pStyle w:val="ListBullet"/>
+        <w:tabs>
+          <w:tab w:val="num" w:pos="360"/>
+        </w:tabs>
+        <w:spacing w:line="240" w:lineRule="auto"/>
+        <w:ind w:left="360" w:hanging="360"/>
+      </w:pPr>
+      <w:r>
+        <w:rPr>
+          <w:b/>
+        </w:rPr>
+        <w:lastRenderedPageBreak/>
+        <w:t xml:space="preserve">Controlled Scope Convergence: </w:t>
+      </w:r>
+      <w:r>
+        <w:t>Short 1–</w:t>
+      </w:r>
+      <w:proofErr w:type="gramStart"/>
+      <w:r>
+        <w:t>3 day</w:t>
+      </w:r>
+      <w:proofErr w:type="gramEnd"/>
+      <w:r>
+        <w:t xml:space="preserve"> review loops allow product managers to refine requirements against working code early, eliminating costly late-stage production rework.</w:t>
+      </w:r>
+    </w:p>
+    <w:p>
+      <w:pPr>
+        <w:pStyle w:val="Heading2"/>
+        <w:spacing w:line="240" w:lineRule="auto"/>
+      </w:pPr>
+      <w:r>
+        <w:t>A.3 The Complete Cost Model Formula</w:t>
+      </w:r>
+    </w:p>
+    <w:p>
+      <w:pPr>
+        <w:spacing w:line="240" w:lineRule="auto"/>
+      </w:pPr>
+      <w:r>
+        <w:t>The total cost of an AI-assisted delivery stream accounts for both human oversight labor and direct AI operational overhead:</w:t>
+      </w:r>
     </w:p>
     <w:tbl>
       <w:tblPr>
-        <w:tblStyle w:val="TableGridLight"/>
         <w:tblW w:w="0" w:type="auto"/>
+        <w:jc w:val="center"/>
+        <w:tblLayout w:type="fixed"/>
         <w:tblLook w:val="04A0" w:firstRow="1" w:lastRow="0" w:firstColumn="1" w:lastColumn="0" w:noHBand="0" w:noVBand="1"/>
       </w:tblPr>
       <w:tblGrid>
-        <w:gridCol w:w="2881"/>
-        <w:gridCol w:w="1329"/>
-        <w:gridCol w:w="1500"/>
-        <w:gridCol w:w="1502"/>
-        <w:gridCol w:w="2138"/>
+        <w:gridCol w:w="9360"/>
       </w:tblGrid>
       <w:tr>
-        <w:tc>
-          <w:tcPr>
-            <w:tcW w:w="0" w:type="auto"/>
-            <w:shd w:val="clear" w:color="auto" w:fill="F2F2F2" w:themeFill="background1" w:themeFillShade="F2"/>
-            <w:hideMark/>
-          </w:tcPr>
-          <w:p>
-            <w:pPr>
-              <w:rPr>
+        <w:trPr>
+          <w:jc w:val="center"/>
+        </w:trPr>
+        <w:tc>
+          <w:tcPr>
+            <w:tcW w:w="9360" w:type="dxa"/>
+            <w:tcBorders>
+              <w:top w:val="none" w:sz="4" w:space="0" w:color="auto"/>
+              <w:left w:val="single" w:sz="24" w:space="0" w:color="1B365D"/>
+              <w:bottom w:val="none" w:sz="4" w:space="0" w:color="auto"/>
+              <w:right w:val="none" w:sz="4" w:space="0" w:color="auto"/>
+            </w:tcBorders>
+            <w:shd w:val="clear" w:color="auto" w:fill="EBF3FA"/>
+            <w:tcMar>
+              <w:top w:w="140" w:type="dxa"/>
+              <w:left w:w="200" w:type="dxa"/>
+              <w:bottom w:w="140" w:type="dxa"/>
+              <w:right w:w="200" w:type="dxa"/>
+            </w:tcMar>
+          </w:tcPr>
+          <w:p>
+            <w:pPr>
+              <w:spacing w:before="40" w:after="80" w:line="240" w:lineRule="auto"/>
+            </w:pPr>
+            <w:r>
+              <w:rPr>
+                <w:rFonts w:ascii="Calibri" w:hAnsi="Calibri"/>
                 <w:b/>
-                <w:bCs/>
-                <w:sz w:val="22"/>
-                <w:szCs w:val="22"/>
-              </w:rPr>
-            </w:pPr>
-            <w:r>
-              <w:rPr>
-                <w:b/>
-                <w:bCs/>
-                <w:sz w:val="22"/>
-                <w:szCs w:val="22"/>
-              </w:rPr>
-              <w:t>Variable</w:t>
-            </w:r>
-          </w:p>
-        </w:tc>
-        <w:tc>
-          <w:tcPr>
-            <w:tcW w:w="0" w:type="auto"/>
-            <w:shd w:val="clear" w:color="auto" w:fill="F2F2F2" w:themeFill="background1" w:themeFillShade="F2"/>
-            <w:hideMark/>
-          </w:tcPr>
-          <w:p>
-            <w:pPr>
-              <w:rPr>
-                <w:b/>
-                <w:bCs/>
-                <w:sz w:val="22"/>
-                <w:szCs w:val="22"/>
-              </w:rPr>
-            </w:pPr>
-            <w:r>
-              <w:rPr>
-                <w:b/>
-                <w:bCs/>
-                <w:sz w:val="22"/>
-                <w:szCs w:val="22"/>
-              </w:rPr>
-              <w:t>Baseline</w:t>
-            </w:r>
-          </w:p>
-        </w:tc>
-        <w:tc>
-          <w:tcPr>
-            <w:tcW w:w="0" w:type="auto"/>
-            <w:shd w:val="clear" w:color="auto" w:fill="F2F2F2" w:themeFill="background1" w:themeFillShade="F2"/>
-            <w:hideMark/>
-          </w:tcPr>
-          <w:p>
-            <w:pPr>
-              <w:rPr>
-                <w:b/>
-                <w:bCs/>
-                <w:sz w:val="22"/>
-                <w:szCs w:val="22"/>
-              </w:rPr>
-            </w:pPr>
-            <w:r>
-              <w:rPr>
-                <w:b/>
-                <w:bCs/>
-                <w:sz w:val="22"/>
-                <w:szCs w:val="22"/>
-              </w:rPr>
-              <w:t>Low</w:t>
-            </w:r>
-          </w:p>
-        </w:tc>
-        <w:tc>
-          <w:tcPr>
-            <w:tcW w:w="0" w:type="auto"/>
-            <w:shd w:val="clear" w:color="auto" w:fill="F2F2F2" w:themeFill="background1" w:themeFillShade="F2"/>
-            <w:hideMark/>
-          </w:tcPr>
-          <w:p>
-            <w:pPr>
-              <w:rPr>
-                <w:b/>
-                <w:bCs/>
-                <w:sz w:val="22"/>
-                <w:szCs w:val="22"/>
-              </w:rPr>
-            </w:pPr>
-            <w:r>
-              <w:rPr>
-                <w:b/>
-                <w:bCs/>
-                <w:sz w:val="22"/>
-                <w:szCs w:val="22"/>
-              </w:rPr>
-              <w:t>High</w:t>
-            </w:r>
-          </w:p>
-        </w:tc>
-        <w:tc>
-          <w:tcPr>
-            <w:tcW w:w="0" w:type="auto"/>
-            <w:shd w:val="clear" w:color="auto" w:fill="F2F2F2" w:themeFill="background1" w:themeFillShade="F2"/>
-            <w:hideMark/>
-          </w:tcPr>
-          <w:p>
-            <w:pPr>
-              <w:rPr>
-                <w:b/>
-                <w:bCs/>
-                <w:sz w:val="22"/>
-                <w:szCs w:val="22"/>
-              </w:rPr>
-            </w:pPr>
-            <w:r>
-              <w:rPr>
-                <w:b/>
-                <w:bCs/>
-                <w:sz w:val="22"/>
-                <w:szCs w:val="22"/>
-              </w:rPr>
-              <w:t>Effect on total</w:t>
-            </w:r>
-          </w:p>
-        </w:tc>
-      </w:tr>
-      <w:tr>
-        <w:tc>
-          <w:tcPr>
-            <w:tcW w:w="0" w:type="auto"/>
-            <w:hideMark/>
-          </w:tcPr>
-          <w:p>
-            <w:pPr>
-              <w:rPr>
-                <w:sz w:val="22"/>
-                <w:szCs w:val="22"/>
-              </w:rPr>
-            </w:pPr>
-            <w:r>
-              <w:rPr>
-                <w:sz w:val="22"/>
-                <w:szCs w:val="22"/>
-              </w:rPr>
-              <w:t>Region (hourly rate)</w:t>
-            </w:r>
-          </w:p>
-        </w:tc>
-        <w:tc>
-          <w:tcPr>
-            <w:tcW w:w="0" w:type="auto"/>
-            <w:hideMark/>
-          </w:tcPr>
-          <w:p>
-            <w:pPr>
-              <w:rPr>
-                <w:sz w:val="22"/>
-                <w:szCs w:val="22"/>
-              </w:rPr>
-            </w:pPr>
-            <w:r>
-              <w:rPr>
-                <w:sz w:val="22"/>
-                <w:szCs w:val="22"/>
-              </w:rPr>
-              <w:t>$111.70 (US)</w:t>
-            </w:r>
-          </w:p>
-        </w:tc>
-        <w:tc>
-          <w:tcPr>
-            <w:tcW w:w="0" w:type="auto"/>
-            <w:hideMark/>
-          </w:tcPr>
-          <w:p>
-            <w:pPr>
-              <w:rPr>
-                <w:sz w:val="22"/>
-                <w:szCs w:val="22"/>
-              </w:rPr>
-            </w:pPr>
-            <w:r>
-              <w:rPr>
-                <w:sz w:val="22"/>
-                <w:szCs w:val="22"/>
-              </w:rPr>
-              <w:t>~$45 (offshore)</w:t>
-            </w:r>
-          </w:p>
-        </w:tc>
-        <w:tc>
-          <w:tcPr>
-            <w:tcW w:w="0" w:type="auto"/>
-            <w:hideMark/>
-          </w:tcPr>
-          <w:p>
-            <w:pPr>
-              <w:rPr>
-                <w:sz w:val="22"/>
-                <w:szCs w:val="22"/>
-              </w:rPr>
-            </w:pPr>
-            <w:r>
-              <w:rPr>
-                <w:sz w:val="22"/>
-                <w:szCs w:val="22"/>
-              </w:rPr>
-              <w:t>~$135 (US high)</w:t>
-            </w:r>
-          </w:p>
-        </w:tc>
-        <w:tc>
-          <w:tcPr>
-            <w:tcW w:w="0" w:type="auto"/>
-            <w:hideMark/>
-          </w:tcPr>
-          <w:p>
-            <w:pPr>
-              <w:rPr>
-                <w:sz w:val="22"/>
-                <w:szCs w:val="22"/>
-              </w:rPr>
-            </w:pPr>
-            <w:r>
-              <w:rPr>
-                <w:sz w:val="22"/>
-                <w:szCs w:val="22"/>
-              </w:rPr>
-              <w:t>Human line dominates</w:t>
-            </w:r>
-          </w:p>
-        </w:tc>
-      </w:tr>
-      <w:tr>
-        <w:tc>
-          <w:tcPr>
-            <w:tcW w:w="0" w:type="auto"/>
-            <w:hideMark/>
-          </w:tcPr>
-          <w:p>
-            <w:pPr>
-              <w:rPr>
-                <w:sz w:val="22"/>
-                <w:szCs w:val="22"/>
-              </w:rPr>
-            </w:pPr>
-            <w:r>
-              <w:rPr>
-                <w:sz w:val="22"/>
-                <w:szCs w:val="22"/>
-              </w:rPr>
-              <w:t>Cloud vs. edge (compute/task)</w:t>
-            </w:r>
-          </w:p>
-        </w:tc>
-        <w:tc>
-          <w:tcPr>
-            <w:tcW w:w="0" w:type="auto"/>
-            <w:hideMark/>
-          </w:tcPr>
-          <w:p>
-            <w:pPr>
-              <w:rPr>
-                <w:sz w:val="22"/>
-                <w:szCs w:val="22"/>
-              </w:rPr>
-            </w:pPr>
-            <w:r>
-              <w:rPr>
-                <w:sz w:val="22"/>
-                <w:szCs w:val="22"/>
-              </w:rPr>
-              <w:t>$2.00</w:t>
-            </w:r>
-          </w:p>
-        </w:tc>
-        <w:tc>
-          <w:tcPr>
-            <w:tcW w:w="0" w:type="auto"/>
-            <w:hideMark/>
-          </w:tcPr>
-          <w:p>
-            <w:pPr>
-              <w:rPr>
-                <w:sz w:val="22"/>
-                <w:szCs w:val="22"/>
-              </w:rPr>
-            </w:pPr>
-            <w:r>
-              <w:rPr>
-                <w:sz w:val="22"/>
-                <w:szCs w:val="22"/>
-              </w:rPr>
-              <w:t>~$1.00</w:t>
-            </w:r>
-          </w:p>
-        </w:tc>
-        <w:tc>
-          <w:tcPr>
-            <w:tcW w:w="0" w:type="auto"/>
-            <w:hideMark/>
-          </w:tcPr>
-          <w:p>
-            <w:pPr>
-              <w:rPr>
-                <w:sz w:val="22"/>
-                <w:szCs w:val="22"/>
-              </w:rPr>
-            </w:pPr>
-            <w:r>
-              <w:rPr>
-                <w:sz w:val="22"/>
-                <w:szCs w:val="22"/>
-              </w:rPr>
-              <w:t>~$3.00</w:t>
-            </w:r>
-          </w:p>
-        </w:tc>
-        <w:tc>
-          <w:tcPr>
-            <w:tcW w:w="0" w:type="auto"/>
-            <w:hideMark/>
-          </w:tcPr>
-          <w:p>
-            <w:pPr>
-              <w:rPr>
-                <w:sz w:val="22"/>
-                <w:szCs w:val="22"/>
-              </w:rPr>
-            </w:pPr>
-            <w:r>
-              <w:rPr>
-                <w:sz w:val="22"/>
-                <w:szCs w:val="22"/>
-              </w:rPr>
-              <w:t>Small — AI line is ~1%</w:t>
-            </w:r>
-          </w:p>
-        </w:tc>
-      </w:tr>
-      <w:tr>
-        <w:tc>
-          <w:tcPr>
-            <w:tcW w:w="0" w:type="auto"/>
-            <w:hideMark/>
-          </w:tcPr>
-          <w:p>
-            <w:pPr>
-              <w:rPr>
-                <w:sz w:val="22"/>
-                <w:szCs w:val="22"/>
-              </w:rPr>
-            </w:pPr>
-            <w:r>
-              <w:rPr>
-                <w:sz w:val="22"/>
-                <w:szCs w:val="22"/>
-              </w:rPr>
-              <w:t>Model tier</w:t>
-            </w:r>
-          </w:p>
-        </w:tc>
-        <w:tc>
-          <w:tcPr>
-            <w:tcW w:w="0" w:type="auto"/>
-            <w:hideMark/>
-          </w:tcPr>
-          <w:p>
-            <w:pPr>
-              <w:rPr>
-                <w:sz w:val="22"/>
-                <w:szCs w:val="22"/>
-              </w:rPr>
-            </w:pPr>
-            <w:r>
-              <w:rPr>
-                <w:sz w:val="22"/>
-                <w:szCs w:val="22"/>
-              </w:rPr>
-              <w:t>frontier</w:t>
-            </w:r>
-          </w:p>
-        </w:tc>
-        <w:tc>
-          <w:tcPr>
-            <w:tcW w:w="0" w:type="auto"/>
-            <w:hideMark/>
-          </w:tcPr>
-          <w:p>
-            <w:pPr>
-              <w:rPr>
-                <w:sz w:val="22"/>
-                <w:szCs w:val="22"/>
-              </w:rPr>
-            </w:pPr>
-            <w:r>
-              <w:rPr>
-                <w:sz w:val="22"/>
-                <w:szCs w:val="22"/>
-              </w:rPr>
-              <w:t>smaller</w:t>
-            </w:r>
-          </w:p>
-        </w:tc>
-        <w:tc>
-          <w:tcPr>
-            <w:tcW w:w="0" w:type="auto"/>
-            <w:hideMark/>
-          </w:tcPr>
-          <w:p>
-            <w:pPr>
-              <w:rPr>
-                <w:sz w:val="22"/>
-                <w:szCs w:val="22"/>
-              </w:rPr>
-            </w:pPr>
-            <w:r>
-              <w:rPr>
-                <w:sz w:val="22"/>
-                <w:szCs w:val="22"/>
-              </w:rPr>
-              <w:t>frontier+</w:t>
-            </w:r>
-          </w:p>
-        </w:tc>
-        <w:tc>
-          <w:tcPr>
-            <w:tcW w:w="0" w:type="auto"/>
-            <w:hideMark/>
-          </w:tcPr>
-          <w:p>
-            <w:pPr>
-              <w:rPr>
-                <w:sz w:val="22"/>
-                <w:szCs w:val="22"/>
-              </w:rPr>
-            </w:pPr>
-            <w:r>
-              <w:rPr>
-                <w:sz w:val="22"/>
-                <w:szCs w:val="22"/>
-              </w:rPr>
-              <w:t>Small — AI line is ~1%</w:t>
-            </w:r>
-          </w:p>
-        </w:tc>
-      </w:tr>
-      <w:tr>
-        <w:tc>
-          <w:tcPr>
-            <w:tcW w:w="0" w:type="auto"/>
-            <w:hideMark/>
-          </w:tcPr>
-          <w:p>
-            <w:pPr>
-              <w:rPr>
-                <w:sz w:val="22"/>
-                <w:szCs w:val="22"/>
-              </w:rPr>
-            </w:pPr>
-            <w:r>
-              <w:rPr>
-                <w:sz w:val="22"/>
-                <w:szCs w:val="22"/>
-              </w:rPr>
-              <w:t xml:space="preserve">Task complexity (human </w:t>
+                <w:color w:val="1B365D"/>
+                <w:sz w:val="21"/>
+              </w:rPr>
+              <w:t>TOTAL SPRINT COST FORMULA:</w:t>
+            </w:r>
+          </w:p>
+          <w:p>
+            <w:pPr>
+              <w:spacing w:before="40" w:after="80" w:line="240" w:lineRule="auto"/>
+            </w:pPr>
+            <w:r>
+              <w:rPr>
+                <w:rFonts w:ascii="Calibri" w:hAnsi="Calibri"/>
+                <w:color w:val="333333"/>
+                <w:sz w:val="21"/>
+              </w:rPr>
+              <w:t>Total Sprint Cost = (</w:t>
             </w:r>
             <w:proofErr w:type="spellStart"/>
             <w:r>
               <w:rPr>
-                <w:sz w:val="22"/>
-                <w:szCs w:val="22"/>
-              </w:rPr>
-              <w:t>hrs</w:t>
+                <w:rFonts w:ascii="Calibri" w:hAnsi="Calibri"/>
+                <w:color w:val="333333"/>
+                <w:sz w:val="21"/>
+              </w:rPr>
+              <w:t>H_hrs</w:t>
             </w:r>
             <w:proofErr w:type="spellEnd"/>
             <w:r>
               <w:rPr>
-                <w:sz w:val="22"/>
-                <w:szCs w:val="22"/>
-              </w:rPr>
-              <w:t>/task)</w:t>
-            </w:r>
-          </w:p>
-        </w:tc>
-        <w:tc>
-          <w:tcPr>
-            <w:tcW w:w="0" w:type="auto"/>
-            <w:hideMark/>
-          </w:tcPr>
-          <w:p>
-            <w:pPr>
-              <w:rPr>
-                <w:sz w:val="22"/>
-                <w:szCs w:val="22"/>
-              </w:rPr>
-            </w:pPr>
-            <w:r>
-              <w:rPr>
-                <w:sz w:val="22"/>
-                <w:szCs w:val="22"/>
-              </w:rPr>
-              <w:t>2.0</w:t>
-            </w:r>
-          </w:p>
-        </w:tc>
-        <w:tc>
-          <w:tcPr>
-            <w:tcW w:w="0" w:type="auto"/>
-            <w:hideMark/>
-          </w:tcPr>
-          <w:p>
-            <w:pPr>
-              <w:rPr>
-                <w:sz w:val="22"/>
-                <w:szCs w:val="22"/>
-              </w:rPr>
-            </w:pPr>
-            <w:r>
-              <w:rPr>
-                <w:sz w:val="22"/>
-                <w:szCs w:val="22"/>
-              </w:rPr>
-              <w:t>1.0</w:t>
-            </w:r>
-          </w:p>
-        </w:tc>
-        <w:tc>
-          <w:tcPr>
-            <w:tcW w:w="0" w:type="auto"/>
-            <w:hideMark/>
-          </w:tcPr>
-          <w:p>
-            <w:pPr>
-              <w:rPr>
-                <w:sz w:val="22"/>
-                <w:szCs w:val="22"/>
-              </w:rPr>
-            </w:pPr>
-            <w:r>
-              <w:rPr>
-                <w:sz w:val="22"/>
-                <w:szCs w:val="22"/>
-              </w:rPr>
-              <w:t>4.0</w:t>
-            </w:r>
-          </w:p>
-        </w:tc>
-        <w:tc>
-          <w:tcPr>
-            <w:tcW w:w="0" w:type="auto"/>
-            <w:hideMark/>
-          </w:tcPr>
-          <w:p>
-            <w:pPr>
-              <w:rPr>
-                <w:sz w:val="22"/>
-                <w:szCs w:val="22"/>
-              </w:rPr>
-            </w:pPr>
-            <w:r>
-              <w:rPr>
-                <w:sz w:val="22"/>
-                <w:szCs w:val="22"/>
-              </w:rPr>
-              <w:t>Human line moves most</w:t>
-            </w:r>
+                <w:rFonts w:ascii="Calibri" w:hAnsi="Calibri"/>
+                <w:color w:val="333333"/>
+                <w:sz w:val="21"/>
+              </w:rPr>
+              <w:t xml:space="preserve"> * </w:t>
+            </w:r>
+            <w:proofErr w:type="spellStart"/>
+            <w:r>
+              <w:rPr>
+                <w:rFonts w:ascii="Calibri" w:hAnsi="Calibri"/>
+                <w:color w:val="333333"/>
+                <w:sz w:val="21"/>
+              </w:rPr>
+              <w:t>R_loaded</w:t>
+            </w:r>
+            <w:proofErr w:type="spellEnd"/>
+            <w:r>
+              <w:rPr>
+                <w:rFonts w:ascii="Calibri" w:hAnsi="Calibri"/>
+                <w:color w:val="333333"/>
+                <w:sz w:val="21"/>
+              </w:rPr>
+              <w:t>) + (</w:t>
+            </w:r>
+            <w:proofErr w:type="spellStart"/>
+            <w:r>
+              <w:rPr>
+                <w:rFonts w:ascii="Calibri" w:hAnsi="Calibri"/>
+                <w:color w:val="333333"/>
+                <w:sz w:val="21"/>
+              </w:rPr>
+              <w:t>T_count</w:t>
+            </w:r>
+            <w:proofErr w:type="spellEnd"/>
+            <w:r>
+              <w:rPr>
+                <w:rFonts w:ascii="Calibri" w:hAnsi="Calibri"/>
+                <w:color w:val="333333"/>
+                <w:sz w:val="21"/>
+              </w:rPr>
+              <w:t xml:space="preserve"> * </w:t>
+            </w:r>
+            <w:proofErr w:type="spellStart"/>
+            <w:r>
+              <w:rPr>
+                <w:rFonts w:ascii="Calibri" w:hAnsi="Calibri"/>
+                <w:color w:val="333333"/>
+                <w:sz w:val="21"/>
+              </w:rPr>
+              <w:t>C_task</w:t>
+            </w:r>
+            <w:proofErr w:type="spellEnd"/>
+            <w:r>
+              <w:rPr>
+                <w:rFonts w:ascii="Calibri" w:hAnsi="Calibri"/>
+                <w:color w:val="333333"/>
+                <w:sz w:val="21"/>
+              </w:rPr>
+              <w:t xml:space="preserve">) + </w:t>
+            </w:r>
+            <w:proofErr w:type="spellStart"/>
+            <w:r>
+              <w:rPr>
+                <w:rFonts w:ascii="Calibri" w:hAnsi="Calibri"/>
+                <w:color w:val="333333"/>
+                <w:sz w:val="21"/>
+              </w:rPr>
+              <w:t>S_amortized</w:t>
+            </w:r>
+            <w:proofErr w:type="spellEnd"/>
+            <w:r>
+              <w:rPr>
+                <w:rFonts w:ascii="Calibri" w:hAnsi="Calibri"/>
+                <w:color w:val="333333"/>
+                <w:sz w:val="21"/>
+              </w:rPr>
+              <w:t xml:space="preserve"> + </w:t>
+            </w:r>
+            <w:proofErr w:type="spellStart"/>
+            <w:r>
+              <w:rPr>
+                <w:rFonts w:ascii="Calibri" w:hAnsi="Calibri"/>
+                <w:color w:val="333333"/>
+                <w:sz w:val="21"/>
+              </w:rPr>
+              <w:t>R_maint</w:t>
+            </w:r>
+            <w:proofErr w:type="spellEnd"/>
           </w:p>
         </w:tc>
       </w:tr>
@@ -17154,160 +15680,4307 @@
         <w:spacing w:before="120" w:after="120" w:line="240" w:lineRule="auto"/>
       </w:pPr>
       <w:r>
-        <w:t xml:space="preserve">The model is robust to the AI-side assumptions because the AI line is ~1% of the total. The number that </w:t>
-      </w:r>
-      <w:proofErr w:type="gramStart"/>
-      <w:r>
-        <w:t>actually moves</w:t>
-      </w:r>
-      <w:proofErr w:type="gramEnd"/>
-      <w:r>
-        <w:t xml:space="preserve"> the total is the human hourly rate and the human hours per task — which is exactly the point: the human is the real cost, and the real cost is the real work.</w:t>
+        <w:t>Where model parameters are defined as:</w:t>
       </w:r>
     </w:p>
     <w:p>
       <w:pPr>
+        <w:pStyle w:val="ListBullet"/>
+        <w:tabs>
+          <w:tab w:val="num" w:pos="360"/>
+        </w:tabs>
+        <w:spacing w:line="240" w:lineRule="auto"/>
+        <w:ind w:left="360" w:hanging="360"/>
+      </w:pPr>
+      <w:proofErr w:type="spellStart"/>
+      <w:r>
+        <w:rPr>
+          <w:b/>
+        </w:rPr>
+        <w:t>H_hrs</w:t>
+      </w:r>
+      <w:proofErr w:type="spellEnd"/>
+      <w:r>
+        <w:rPr>
+          <w:b/>
+        </w:rPr>
+        <w:t xml:space="preserve">: </w:t>
+      </w:r>
+      <w:r>
+        <w:t>Senior Developer oversight, review, and integration hours.</w:t>
+      </w:r>
+    </w:p>
+    <w:p>
+      <w:pPr>
+        <w:pStyle w:val="ListBullet"/>
+        <w:tabs>
+          <w:tab w:val="num" w:pos="360"/>
+        </w:tabs>
+        <w:spacing w:line="240" w:lineRule="auto"/>
+        <w:ind w:left="360" w:hanging="360"/>
+      </w:pPr>
+      <w:proofErr w:type="spellStart"/>
+      <w:r>
+        <w:rPr>
+          <w:b/>
+        </w:rPr>
+        <w:t>R_loaded</w:t>
+      </w:r>
+      <w:proofErr w:type="spellEnd"/>
+      <w:r>
+        <w:rPr>
+          <w:b/>
+        </w:rPr>
+        <w:t xml:space="preserve">: </w:t>
+      </w:r>
+      <w:proofErr w:type="gramStart"/>
+      <w:r>
+        <w:t>Fully-loaded</w:t>
+      </w:r>
+      <w:proofErr w:type="gramEnd"/>
+      <w:r>
+        <w:t xml:space="preserve"> hourly rate of the Senior Developer.</w:t>
+      </w:r>
+    </w:p>
+    <w:p>
+      <w:pPr>
+        <w:pStyle w:val="ListBullet"/>
+        <w:tabs>
+          <w:tab w:val="num" w:pos="360"/>
+        </w:tabs>
+        <w:spacing w:line="240" w:lineRule="auto"/>
+        <w:ind w:left="360" w:hanging="360"/>
+      </w:pPr>
+      <w:proofErr w:type="spellStart"/>
+      <w:r>
+        <w:rPr>
+          <w:b/>
+        </w:rPr>
+        <w:t>T_count</w:t>
+      </w:r>
+      <w:proofErr w:type="spellEnd"/>
+      <w:r>
+        <w:rPr>
+          <w:b/>
+        </w:rPr>
+        <w:t xml:space="preserve">: </w:t>
+      </w:r>
+      <w:r>
+        <w:t>Total number of tasks/stories executed in the sprint.</w:t>
+      </w:r>
+    </w:p>
+    <w:p>
+      <w:pPr>
+        <w:pStyle w:val="ListBullet"/>
+        <w:tabs>
+          <w:tab w:val="num" w:pos="360"/>
+        </w:tabs>
+        <w:spacing w:line="240" w:lineRule="auto"/>
+        <w:ind w:left="360" w:hanging="360"/>
+      </w:pPr>
+      <w:proofErr w:type="spellStart"/>
+      <w:r>
+        <w:rPr>
+          <w:b/>
+        </w:rPr>
+        <w:t>C_task</w:t>
+      </w:r>
+      <w:proofErr w:type="spellEnd"/>
+      <w:r>
+        <w:rPr>
+          <w:b/>
+        </w:rPr>
+        <w:t xml:space="preserve">: </w:t>
+      </w:r>
+      <w:r>
+        <w:t>AI API/compute usage cost per task.</w:t>
+      </w:r>
+    </w:p>
+    <w:p>
+      <w:pPr>
+        <w:pStyle w:val="ListBullet"/>
+        <w:tabs>
+          <w:tab w:val="num" w:pos="360"/>
+        </w:tabs>
+        <w:spacing w:line="240" w:lineRule="auto"/>
+        <w:ind w:left="360" w:hanging="360"/>
+      </w:pPr>
+      <w:proofErr w:type="spellStart"/>
+      <w:r>
+        <w:rPr>
+          <w:b/>
+        </w:rPr>
+        <w:t>S_amortized</w:t>
+      </w:r>
+      <w:proofErr w:type="spellEnd"/>
+      <w:r>
+        <w:rPr>
+          <w:b/>
+        </w:rPr>
+        <w:t xml:space="preserve">: </w:t>
+      </w:r>
+      <w:r>
+        <w:t>Amortized monthly AI tool/seat subscription fee per sprint.</w:t>
+      </w:r>
+    </w:p>
+    <w:p>
+      <w:pPr>
+        <w:pStyle w:val="ListBullet"/>
+        <w:tabs>
+          <w:tab w:val="num" w:pos="360"/>
+        </w:tabs>
+        <w:spacing w:line="240" w:lineRule="auto"/>
+        <w:ind w:left="360" w:hanging="360"/>
+      </w:pPr>
+      <w:proofErr w:type="spellStart"/>
+      <w:r>
+        <w:rPr>
+          <w:b/>
+        </w:rPr>
+        <w:t>R_maint</w:t>
+      </w:r>
+      <w:proofErr w:type="spellEnd"/>
+      <w:r>
+        <w:rPr>
+          <w:b/>
+        </w:rPr>
+        <w:t xml:space="preserve">: </w:t>
+      </w:r>
+      <w:r>
+        <w:t>AI Maintenance &amp; Security Reserve (25%–50% of direct AI costs for tool/model re-validation).</w:t>
+      </w:r>
+    </w:p>
+    <w:tbl>
+      <w:tblPr>
+        <w:tblW w:w="0" w:type="auto"/>
+        <w:jc w:val="center"/>
+        <w:tblLayout w:type="fixed"/>
+        <w:tblLook w:val="04A0" w:firstRow="1" w:lastRow="0" w:firstColumn="1" w:lastColumn="0" w:noHBand="0" w:noVBand="1"/>
+      </w:tblPr>
+      <w:tblGrid>
+        <w:gridCol w:w="9360"/>
+      </w:tblGrid>
+      <w:tr>
+        <w:trPr>
+          <w:jc w:val="center"/>
+        </w:trPr>
+        <w:tc>
+          <w:tcPr>
+            <w:tcW w:w="9360" w:type="dxa"/>
+            <w:tcBorders>
+              <w:top w:val="none" w:sz="4" w:space="0" w:color="auto"/>
+              <w:left w:val="single" w:sz="24" w:space="0" w:color="2F5496"/>
+              <w:bottom w:val="none" w:sz="4" w:space="0" w:color="auto"/>
+              <w:right w:val="none" w:sz="4" w:space="0" w:color="auto"/>
+            </w:tcBorders>
+            <w:shd w:val="clear" w:color="auto" w:fill="F2F4F7"/>
+            <w:tcMar>
+              <w:top w:w="140" w:type="dxa"/>
+              <w:left w:w="200" w:type="dxa"/>
+              <w:bottom w:w="140" w:type="dxa"/>
+              <w:right w:w="200" w:type="dxa"/>
+            </w:tcMar>
+          </w:tcPr>
+          <w:p>
+            <w:pPr>
+              <w:spacing w:before="40" w:after="80" w:line="240" w:lineRule="auto"/>
+            </w:pPr>
+            <w:r>
+              <w:rPr>
+                <w:rFonts w:ascii="Calibri" w:hAnsi="Calibri"/>
+                <w:b/>
+                <w:color w:val="1B365D"/>
+                <w:sz w:val="21"/>
+              </w:rPr>
+              <w:t>UNIT COST FORMULA:</w:t>
+            </w:r>
+          </w:p>
+          <w:p>
+            <w:pPr>
+              <w:spacing w:before="40" w:after="80" w:line="240" w:lineRule="auto"/>
+            </w:pPr>
+            <w:r>
+              <w:rPr>
+                <w:rFonts w:ascii="Calibri" w:hAnsi="Calibri"/>
+                <w:color w:val="333333"/>
+                <w:sz w:val="21"/>
+              </w:rPr>
+              <w:t>Cost per Verified Story Point (</w:t>
+            </w:r>
+            <w:proofErr w:type="spellStart"/>
+            <w:r>
+              <w:rPr>
+                <w:rFonts w:ascii="Calibri" w:hAnsi="Calibri"/>
+                <w:color w:val="333333"/>
+                <w:sz w:val="21"/>
+              </w:rPr>
+              <w:t>C_sp</w:t>
+            </w:r>
+            <w:proofErr w:type="spellEnd"/>
+            <w:r>
+              <w:rPr>
+                <w:rFonts w:ascii="Calibri" w:hAnsi="Calibri"/>
+                <w:color w:val="333333"/>
+                <w:sz w:val="21"/>
+              </w:rPr>
+              <w:t>) = Total Sprint Cost / Completed &amp; Verified Story Points</w:t>
+            </w:r>
+          </w:p>
+        </w:tc>
+      </w:tr>
+    </w:tbl>
+    <w:p>
+      <w:pPr>
         <w:pStyle w:val="Heading2"/>
         <w:spacing w:line="240" w:lineRule="auto"/>
       </w:pPr>
-      <w:bookmarkStart w:id="44" w:name="_Toc240552890"/>
-      <w:r>
-        <w:t>A.8 Auditability — how to reproduce and validate</w:t>
-      </w:r>
-      <w:bookmarkEnd w:id="44"/>
+      <w:r>
+        <w:t>A.4 Baseline Model Assumptions &amp; Cost Build-Up</w:t>
+      </w:r>
     </w:p>
     <w:p>
       <w:pPr>
-        <w:numPr>
-          <w:ilvl w:val="0"/>
-          <w:numId w:val="18"/>
-        </w:numPr>
+        <w:spacing w:line="240" w:lineRule="auto"/>
+      </w:pPr>
+      <w:r>
+        <w:t>All inputs are grounded in standard enterprise market midpoints and tool usage baselines:</w:t>
+      </w:r>
+    </w:p>
+    <w:tbl>
+      <w:tblPr>
+        <w:tblW w:w="0" w:type="auto"/>
+        <w:jc w:val="center"/>
+        <w:tblLayout w:type="fixed"/>
+        <w:tblLook w:val="04A0" w:firstRow="1" w:lastRow="0" w:firstColumn="1" w:lastColumn="0" w:noHBand="0" w:noVBand="1"/>
+      </w:tblPr>
+      <w:tblGrid>
+        <w:gridCol w:w="864"/>
+        <w:gridCol w:w="3312"/>
+        <w:gridCol w:w="1728"/>
+        <w:gridCol w:w="3456"/>
+      </w:tblGrid>
+      <w:tr>
+        <w:trPr>
+          <w:jc w:val="center"/>
+        </w:trPr>
+        <w:tc>
+          <w:tcPr>
+            <w:tcW w:w="864" w:type="dxa"/>
+            <w:shd w:val="clear" w:color="auto" w:fill="1B365D"/>
+            <w:tcMar>
+              <w:top w:w="100" w:type="dxa"/>
+              <w:left w:w="100" w:type="dxa"/>
+              <w:bottom w:w="100" w:type="dxa"/>
+              <w:right w:w="100" w:type="dxa"/>
+            </w:tcMar>
+          </w:tcPr>
+          <w:p>
+            <w:pPr>
+              <w:spacing w:after="0" w:line="240" w:lineRule="auto"/>
+            </w:pPr>
+            <w:r>
+              <w:rPr>
+                <w:b/>
+                <w:color w:val="FFFFFF"/>
+                <w:sz w:val="19"/>
+              </w:rPr>
+              <w:t>ID</w:t>
+            </w:r>
+          </w:p>
+        </w:tc>
+        <w:tc>
+          <w:tcPr>
+            <w:tcW w:w="3312" w:type="dxa"/>
+            <w:shd w:val="clear" w:color="auto" w:fill="1B365D"/>
+            <w:tcMar>
+              <w:top w:w="100" w:type="dxa"/>
+              <w:left w:w="100" w:type="dxa"/>
+              <w:bottom w:w="100" w:type="dxa"/>
+              <w:right w:w="100" w:type="dxa"/>
+            </w:tcMar>
+          </w:tcPr>
+          <w:p>
+            <w:pPr>
+              <w:spacing w:after="0" w:line="240" w:lineRule="auto"/>
+            </w:pPr>
+            <w:r>
+              <w:rPr>
+                <w:b/>
+                <w:color w:val="FFFFFF"/>
+                <w:sz w:val="19"/>
+              </w:rPr>
+              <w:t>Model Input Parameter</w:t>
+            </w:r>
+          </w:p>
+        </w:tc>
+        <w:tc>
+          <w:tcPr>
+            <w:tcW w:w="1728" w:type="dxa"/>
+            <w:shd w:val="clear" w:color="auto" w:fill="1B365D"/>
+            <w:tcMar>
+              <w:top w:w="100" w:type="dxa"/>
+              <w:left w:w="100" w:type="dxa"/>
+              <w:bottom w:w="100" w:type="dxa"/>
+              <w:right w:w="100" w:type="dxa"/>
+            </w:tcMar>
+          </w:tcPr>
+          <w:p>
+            <w:pPr>
+              <w:spacing w:after="0" w:line="240" w:lineRule="auto"/>
+            </w:pPr>
+            <w:r>
+              <w:rPr>
+                <w:b/>
+                <w:color w:val="FFFFFF"/>
+                <w:sz w:val="19"/>
+              </w:rPr>
+              <w:t>Baseline Value</w:t>
+            </w:r>
+          </w:p>
+        </w:tc>
+        <w:tc>
+          <w:tcPr>
+            <w:tcW w:w="3456" w:type="dxa"/>
+            <w:shd w:val="clear" w:color="auto" w:fill="1B365D"/>
+            <w:tcMar>
+              <w:top w:w="100" w:type="dxa"/>
+              <w:left w:w="100" w:type="dxa"/>
+              <w:bottom w:w="100" w:type="dxa"/>
+              <w:right w:w="100" w:type="dxa"/>
+            </w:tcMar>
+          </w:tcPr>
+          <w:p>
+            <w:pPr>
+              <w:spacing w:after="0" w:line="240" w:lineRule="auto"/>
+            </w:pPr>
+            <w:r>
+              <w:rPr>
+                <w:b/>
+                <w:color w:val="FFFFFF"/>
+                <w:sz w:val="19"/>
+              </w:rPr>
+              <w:t>Basis / Operational Note</w:t>
+            </w:r>
+          </w:p>
+        </w:tc>
+      </w:tr>
+      <w:tr>
+        <w:trPr>
+          <w:jc w:val="center"/>
+        </w:trPr>
+        <w:tc>
+          <w:tcPr>
+            <w:tcW w:w="864" w:type="dxa"/>
+            <w:tcBorders>
+              <w:top w:val="single" w:sz="4" w:space="0" w:color="D3D3D3"/>
+              <w:left w:val="single" w:sz="4" w:space="0" w:color="D3D3D3"/>
+              <w:bottom w:val="single" w:sz="4" w:space="0" w:color="D3D3D3"/>
+              <w:right w:val="single" w:sz="4" w:space="0" w:color="D3D3D3"/>
+            </w:tcBorders>
+            <w:shd w:val="clear" w:color="auto" w:fill="FFFFFF"/>
+            <w:tcMar>
+              <w:top w:w="70" w:type="dxa"/>
+              <w:left w:w="100" w:type="dxa"/>
+              <w:bottom w:w="70" w:type="dxa"/>
+              <w:right w:w="100" w:type="dxa"/>
+            </w:tcMar>
+          </w:tcPr>
+          <w:p>
+            <w:pPr>
+              <w:spacing w:after="0" w:line="240" w:lineRule="auto"/>
+            </w:pPr>
+            <w:r>
+              <w:rPr>
+                <w:sz w:val="18"/>
+              </w:rPr>
+              <w:t>A1</w:t>
+            </w:r>
+          </w:p>
+        </w:tc>
+        <w:tc>
+          <w:tcPr>
+            <w:tcW w:w="3312" w:type="dxa"/>
+            <w:tcBorders>
+              <w:top w:val="single" w:sz="4" w:space="0" w:color="D3D3D3"/>
+              <w:left w:val="single" w:sz="4" w:space="0" w:color="D3D3D3"/>
+              <w:bottom w:val="single" w:sz="4" w:space="0" w:color="D3D3D3"/>
+              <w:right w:val="single" w:sz="4" w:space="0" w:color="D3D3D3"/>
+            </w:tcBorders>
+            <w:shd w:val="clear" w:color="auto" w:fill="FFFFFF"/>
+            <w:tcMar>
+              <w:top w:w="70" w:type="dxa"/>
+              <w:left w:w="100" w:type="dxa"/>
+              <w:bottom w:w="70" w:type="dxa"/>
+              <w:right w:w="100" w:type="dxa"/>
+            </w:tcMar>
+          </w:tcPr>
+          <w:p>
+            <w:pPr>
+              <w:spacing w:after="0" w:line="240" w:lineRule="auto"/>
+            </w:pPr>
+            <w:r>
+              <w:rPr>
+                <w:sz w:val="18"/>
+              </w:rPr>
+              <w:t>Senior Developer Base Salary (US)</w:t>
+            </w:r>
+          </w:p>
+        </w:tc>
+        <w:tc>
+          <w:tcPr>
+            <w:tcW w:w="1728" w:type="dxa"/>
+            <w:tcBorders>
+              <w:top w:val="single" w:sz="4" w:space="0" w:color="D3D3D3"/>
+              <w:left w:val="single" w:sz="4" w:space="0" w:color="D3D3D3"/>
+              <w:bottom w:val="single" w:sz="4" w:space="0" w:color="D3D3D3"/>
+              <w:right w:val="single" w:sz="4" w:space="0" w:color="D3D3D3"/>
+            </w:tcBorders>
+            <w:shd w:val="clear" w:color="auto" w:fill="FFFFFF"/>
+            <w:tcMar>
+              <w:top w:w="70" w:type="dxa"/>
+              <w:left w:w="100" w:type="dxa"/>
+              <w:bottom w:w="70" w:type="dxa"/>
+              <w:right w:w="100" w:type="dxa"/>
+            </w:tcMar>
+          </w:tcPr>
+          <w:p>
+            <w:pPr>
+              <w:spacing w:after="0" w:line="240" w:lineRule="auto"/>
+            </w:pPr>
+            <w:r>
+              <w:rPr>
+                <w:sz w:val="18"/>
+              </w:rPr>
+              <w:t>$150,000 / yr</w:t>
+            </w:r>
+          </w:p>
+        </w:tc>
+        <w:tc>
+          <w:tcPr>
+            <w:tcW w:w="3456" w:type="dxa"/>
+            <w:tcBorders>
+              <w:top w:val="single" w:sz="4" w:space="0" w:color="D3D3D3"/>
+              <w:left w:val="single" w:sz="4" w:space="0" w:color="D3D3D3"/>
+              <w:bottom w:val="single" w:sz="4" w:space="0" w:color="D3D3D3"/>
+              <w:right w:val="single" w:sz="4" w:space="0" w:color="D3D3D3"/>
+            </w:tcBorders>
+            <w:shd w:val="clear" w:color="auto" w:fill="FFFFFF"/>
+            <w:tcMar>
+              <w:top w:w="70" w:type="dxa"/>
+              <w:left w:w="100" w:type="dxa"/>
+              <w:bottom w:w="70" w:type="dxa"/>
+              <w:right w:w="100" w:type="dxa"/>
+            </w:tcMar>
+          </w:tcPr>
+          <w:p>
+            <w:pPr>
+              <w:spacing w:after="0" w:line="240" w:lineRule="auto"/>
+            </w:pPr>
+            <w:r>
+              <w:rPr>
+                <w:sz w:val="18"/>
+              </w:rPr>
+              <w:t>US market median for Senior Software Engineer</w:t>
+            </w:r>
+          </w:p>
+        </w:tc>
+      </w:tr>
+      <w:tr>
+        <w:trPr>
+          <w:jc w:val="center"/>
+        </w:trPr>
+        <w:tc>
+          <w:tcPr>
+            <w:tcW w:w="864" w:type="dxa"/>
+            <w:tcBorders>
+              <w:top w:val="single" w:sz="4" w:space="0" w:color="D3D3D3"/>
+              <w:left w:val="single" w:sz="4" w:space="0" w:color="D3D3D3"/>
+              <w:bottom w:val="single" w:sz="4" w:space="0" w:color="D3D3D3"/>
+              <w:right w:val="single" w:sz="4" w:space="0" w:color="D3D3D3"/>
+            </w:tcBorders>
+            <w:shd w:val="clear" w:color="auto" w:fill="F2F4F7"/>
+            <w:tcMar>
+              <w:top w:w="70" w:type="dxa"/>
+              <w:left w:w="100" w:type="dxa"/>
+              <w:bottom w:w="70" w:type="dxa"/>
+              <w:right w:w="100" w:type="dxa"/>
+            </w:tcMar>
+          </w:tcPr>
+          <w:p>
+            <w:pPr>
+              <w:spacing w:after="0" w:line="240" w:lineRule="auto"/>
+            </w:pPr>
+            <w:r>
+              <w:rPr>
+                <w:sz w:val="18"/>
+              </w:rPr>
+              <w:t>A2</w:t>
+            </w:r>
+          </w:p>
+        </w:tc>
+        <w:tc>
+          <w:tcPr>
+            <w:tcW w:w="3312" w:type="dxa"/>
+            <w:tcBorders>
+              <w:top w:val="single" w:sz="4" w:space="0" w:color="D3D3D3"/>
+              <w:left w:val="single" w:sz="4" w:space="0" w:color="D3D3D3"/>
+              <w:bottom w:val="single" w:sz="4" w:space="0" w:color="D3D3D3"/>
+              <w:right w:val="single" w:sz="4" w:space="0" w:color="D3D3D3"/>
+            </w:tcBorders>
+            <w:shd w:val="clear" w:color="auto" w:fill="F2F4F7"/>
+            <w:tcMar>
+              <w:top w:w="70" w:type="dxa"/>
+              <w:left w:w="100" w:type="dxa"/>
+              <w:bottom w:w="70" w:type="dxa"/>
+              <w:right w:w="100" w:type="dxa"/>
+            </w:tcMar>
+          </w:tcPr>
+          <w:p>
+            <w:pPr>
+              <w:spacing w:after="0" w:line="240" w:lineRule="auto"/>
+            </w:pPr>
+            <w:proofErr w:type="gramStart"/>
+            <w:r>
+              <w:rPr>
+                <w:sz w:val="18"/>
+              </w:rPr>
+              <w:t>Fully-Loaded</w:t>
+            </w:r>
+            <w:proofErr w:type="gramEnd"/>
+            <w:r>
+              <w:rPr>
+                <w:sz w:val="18"/>
+              </w:rPr>
+              <w:t xml:space="preserve"> Multiplier</w:t>
+            </w:r>
+          </w:p>
+        </w:tc>
+        <w:tc>
+          <w:tcPr>
+            <w:tcW w:w="1728" w:type="dxa"/>
+            <w:tcBorders>
+              <w:top w:val="single" w:sz="4" w:space="0" w:color="D3D3D3"/>
+              <w:left w:val="single" w:sz="4" w:space="0" w:color="D3D3D3"/>
+              <w:bottom w:val="single" w:sz="4" w:space="0" w:color="D3D3D3"/>
+              <w:right w:val="single" w:sz="4" w:space="0" w:color="D3D3D3"/>
+            </w:tcBorders>
+            <w:shd w:val="clear" w:color="auto" w:fill="F2F4F7"/>
+            <w:tcMar>
+              <w:top w:w="70" w:type="dxa"/>
+              <w:left w:w="100" w:type="dxa"/>
+              <w:bottom w:w="70" w:type="dxa"/>
+              <w:right w:w="100" w:type="dxa"/>
+            </w:tcMar>
+          </w:tcPr>
+          <w:p>
+            <w:pPr>
+              <w:spacing w:after="0" w:line="240" w:lineRule="auto"/>
+            </w:pPr>
+            <w:r>
+              <w:rPr>
+                <w:sz w:val="18"/>
+              </w:rPr>
+              <w:t>1.40x</w:t>
+            </w:r>
+          </w:p>
+        </w:tc>
+        <w:tc>
+          <w:tcPr>
+            <w:tcW w:w="3456" w:type="dxa"/>
+            <w:tcBorders>
+              <w:top w:val="single" w:sz="4" w:space="0" w:color="D3D3D3"/>
+              <w:left w:val="single" w:sz="4" w:space="0" w:color="D3D3D3"/>
+              <w:bottom w:val="single" w:sz="4" w:space="0" w:color="D3D3D3"/>
+              <w:right w:val="single" w:sz="4" w:space="0" w:color="D3D3D3"/>
+            </w:tcBorders>
+            <w:shd w:val="clear" w:color="auto" w:fill="F2F4F7"/>
+            <w:tcMar>
+              <w:top w:w="70" w:type="dxa"/>
+              <w:left w:w="100" w:type="dxa"/>
+              <w:bottom w:w="70" w:type="dxa"/>
+              <w:right w:w="100" w:type="dxa"/>
+            </w:tcMar>
+          </w:tcPr>
+          <w:p>
+            <w:pPr>
+              <w:spacing w:after="0" w:line="240" w:lineRule="auto"/>
+            </w:pPr>
+            <w:r>
+              <w:rPr>
+                <w:sz w:val="18"/>
+              </w:rPr>
+              <w:t>Covers taxes, health benefits, retirement, overhead</w:t>
+            </w:r>
+          </w:p>
+        </w:tc>
+      </w:tr>
+      <w:tr>
+        <w:trPr>
+          <w:jc w:val="center"/>
+        </w:trPr>
+        <w:tc>
+          <w:tcPr>
+            <w:tcW w:w="864" w:type="dxa"/>
+            <w:tcBorders>
+              <w:top w:val="single" w:sz="4" w:space="0" w:color="D3D3D3"/>
+              <w:left w:val="single" w:sz="4" w:space="0" w:color="D3D3D3"/>
+              <w:bottom w:val="single" w:sz="4" w:space="0" w:color="D3D3D3"/>
+              <w:right w:val="single" w:sz="4" w:space="0" w:color="D3D3D3"/>
+            </w:tcBorders>
+            <w:shd w:val="clear" w:color="auto" w:fill="FFFFFF"/>
+            <w:tcMar>
+              <w:top w:w="70" w:type="dxa"/>
+              <w:left w:w="100" w:type="dxa"/>
+              <w:bottom w:w="70" w:type="dxa"/>
+              <w:right w:w="100" w:type="dxa"/>
+            </w:tcMar>
+          </w:tcPr>
+          <w:p>
+            <w:pPr>
+              <w:spacing w:after="0" w:line="240" w:lineRule="auto"/>
+            </w:pPr>
+            <w:r>
+              <w:rPr>
+                <w:sz w:val="18"/>
+              </w:rPr>
+              <w:t>A3</w:t>
+            </w:r>
+          </w:p>
+        </w:tc>
+        <w:tc>
+          <w:tcPr>
+            <w:tcW w:w="3312" w:type="dxa"/>
+            <w:tcBorders>
+              <w:top w:val="single" w:sz="4" w:space="0" w:color="D3D3D3"/>
+              <w:left w:val="single" w:sz="4" w:space="0" w:color="D3D3D3"/>
+              <w:bottom w:val="single" w:sz="4" w:space="0" w:color="D3D3D3"/>
+              <w:right w:val="single" w:sz="4" w:space="0" w:color="D3D3D3"/>
+            </w:tcBorders>
+            <w:shd w:val="clear" w:color="auto" w:fill="FFFFFF"/>
+            <w:tcMar>
+              <w:top w:w="70" w:type="dxa"/>
+              <w:left w:w="100" w:type="dxa"/>
+              <w:bottom w:w="70" w:type="dxa"/>
+              <w:right w:w="100" w:type="dxa"/>
+            </w:tcMar>
+          </w:tcPr>
+          <w:p>
+            <w:pPr>
+              <w:spacing w:after="0" w:line="240" w:lineRule="auto"/>
+            </w:pPr>
+            <w:proofErr w:type="gramStart"/>
+            <w:r>
+              <w:rPr>
+                <w:b/>
+                <w:sz w:val="18"/>
+              </w:rPr>
+              <w:t>Fully-Loaded</w:t>
+            </w:r>
+            <w:proofErr w:type="gramEnd"/>
+            <w:r>
+              <w:rPr>
+                <w:b/>
+                <w:sz w:val="18"/>
+              </w:rPr>
+              <w:t xml:space="preserve"> Annual Labor Cost</w:t>
+            </w:r>
+          </w:p>
+        </w:tc>
+        <w:tc>
+          <w:tcPr>
+            <w:tcW w:w="1728" w:type="dxa"/>
+            <w:tcBorders>
+              <w:top w:val="single" w:sz="4" w:space="0" w:color="D3D3D3"/>
+              <w:left w:val="single" w:sz="4" w:space="0" w:color="D3D3D3"/>
+              <w:bottom w:val="single" w:sz="4" w:space="0" w:color="D3D3D3"/>
+              <w:right w:val="single" w:sz="4" w:space="0" w:color="D3D3D3"/>
+            </w:tcBorders>
+            <w:shd w:val="clear" w:color="auto" w:fill="FFFFFF"/>
+            <w:tcMar>
+              <w:top w:w="70" w:type="dxa"/>
+              <w:left w:w="100" w:type="dxa"/>
+              <w:bottom w:w="70" w:type="dxa"/>
+              <w:right w:w="100" w:type="dxa"/>
+            </w:tcMar>
+          </w:tcPr>
+          <w:p>
+            <w:pPr>
+              <w:spacing w:after="0" w:line="240" w:lineRule="auto"/>
+            </w:pPr>
+            <w:r>
+              <w:rPr>
+                <w:sz w:val="18"/>
+              </w:rPr>
+              <w:t>$210,000</w:t>
+            </w:r>
+          </w:p>
+        </w:tc>
+        <w:tc>
+          <w:tcPr>
+            <w:tcW w:w="3456" w:type="dxa"/>
+            <w:tcBorders>
+              <w:top w:val="single" w:sz="4" w:space="0" w:color="D3D3D3"/>
+              <w:left w:val="single" w:sz="4" w:space="0" w:color="D3D3D3"/>
+              <w:bottom w:val="single" w:sz="4" w:space="0" w:color="D3D3D3"/>
+              <w:right w:val="single" w:sz="4" w:space="0" w:color="D3D3D3"/>
+            </w:tcBorders>
+            <w:shd w:val="clear" w:color="auto" w:fill="FFFFFF"/>
+            <w:tcMar>
+              <w:top w:w="70" w:type="dxa"/>
+              <w:left w:w="100" w:type="dxa"/>
+              <w:bottom w:w="70" w:type="dxa"/>
+              <w:right w:w="100" w:type="dxa"/>
+            </w:tcMar>
+          </w:tcPr>
+          <w:p>
+            <w:pPr>
+              <w:spacing w:after="0" w:line="240" w:lineRule="auto"/>
+            </w:pPr>
+            <w:r>
+              <w:rPr>
+                <w:sz w:val="18"/>
+              </w:rPr>
+              <w:t>A1 * A2</w:t>
+            </w:r>
+          </w:p>
+        </w:tc>
+      </w:tr>
+      <w:tr>
+        <w:trPr>
+          <w:jc w:val="center"/>
+        </w:trPr>
+        <w:tc>
+          <w:tcPr>
+            <w:tcW w:w="864" w:type="dxa"/>
+            <w:tcBorders>
+              <w:top w:val="single" w:sz="4" w:space="0" w:color="D3D3D3"/>
+              <w:left w:val="single" w:sz="4" w:space="0" w:color="D3D3D3"/>
+              <w:bottom w:val="single" w:sz="4" w:space="0" w:color="D3D3D3"/>
+              <w:right w:val="single" w:sz="4" w:space="0" w:color="D3D3D3"/>
+            </w:tcBorders>
+            <w:shd w:val="clear" w:color="auto" w:fill="F2F4F7"/>
+            <w:tcMar>
+              <w:top w:w="70" w:type="dxa"/>
+              <w:left w:w="100" w:type="dxa"/>
+              <w:bottom w:w="70" w:type="dxa"/>
+              <w:right w:w="100" w:type="dxa"/>
+            </w:tcMar>
+          </w:tcPr>
+          <w:p>
+            <w:pPr>
+              <w:spacing w:after="0" w:line="240" w:lineRule="auto"/>
+            </w:pPr>
+            <w:r>
+              <w:rPr>
+                <w:sz w:val="18"/>
+              </w:rPr>
+              <w:t>A4</w:t>
+            </w:r>
+          </w:p>
+        </w:tc>
+        <w:tc>
+          <w:tcPr>
+            <w:tcW w:w="3312" w:type="dxa"/>
+            <w:tcBorders>
+              <w:top w:val="single" w:sz="4" w:space="0" w:color="D3D3D3"/>
+              <w:left w:val="single" w:sz="4" w:space="0" w:color="D3D3D3"/>
+              <w:bottom w:val="single" w:sz="4" w:space="0" w:color="D3D3D3"/>
+              <w:right w:val="single" w:sz="4" w:space="0" w:color="D3D3D3"/>
+            </w:tcBorders>
+            <w:shd w:val="clear" w:color="auto" w:fill="F2F4F7"/>
+            <w:tcMar>
+              <w:top w:w="70" w:type="dxa"/>
+              <w:left w:w="100" w:type="dxa"/>
+              <w:bottom w:w="70" w:type="dxa"/>
+              <w:right w:w="100" w:type="dxa"/>
+            </w:tcMar>
+          </w:tcPr>
+          <w:p>
+            <w:pPr>
+              <w:spacing w:after="0" w:line="240" w:lineRule="auto"/>
+            </w:pPr>
+            <w:r>
+              <w:rPr>
+                <w:sz w:val="18"/>
+              </w:rPr>
+              <w:t>Annual Billable Hours</w:t>
+            </w:r>
+          </w:p>
+        </w:tc>
+        <w:tc>
+          <w:tcPr>
+            <w:tcW w:w="1728" w:type="dxa"/>
+            <w:tcBorders>
+              <w:top w:val="single" w:sz="4" w:space="0" w:color="D3D3D3"/>
+              <w:left w:val="single" w:sz="4" w:space="0" w:color="D3D3D3"/>
+              <w:bottom w:val="single" w:sz="4" w:space="0" w:color="D3D3D3"/>
+              <w:right w:val="single" w:sz="4" w:space="0" w:color="D3D3D3"/>
+            </w:tcBorders>
+            <w:shd w:val="clear" w:color="auto" w:fill="F2F4F7"/>
+            <w:tcMar>
+              <w:top w:w="70" w:type="dxa"/>
+              <w:left w:w="100" w:type="dxa"/>
+              <w:bottom w:w="70" w:type="dxa"/>
+              <w:right w:w="100" w:type="dxa"/>
+            </w:tcMar>
+          </w:tcPr>
+          <w:p>
+            <w:pPr>
+              <w:spacing w:after="0" w:line="240" w:lineRule="auto"/>
+            </w:pPr>
+            <w:r>
+              <w:rPr>
+                <w:sz w:val="18"/>
+              </w:rPr>
+              <w:t xml:space="preserve">1,880 </w:t>
+            </w:r>
+            <w:proofErr w:type="spellStart"/>
+            <w:r>
+              <w:rPr>
+                <w:sz w:val="18"/>
+              </w:rPr>
+              <w:t>hrs</w:t>
+            </w:r>
+            <w:proofErr w:type="spellEnd"/>
+          </w:p>
+        </w:tc>
+        <w:tc>
+          <w:tcPr>
+            <w:tcW w:w="3456" w:type="dxa"/>
+            <w:tcBorders>
+              <w:top w:val="single" w:sz="4" w:space="0" w:color="D3D3D3"/>
+              <w:left w:val="single" w:sz="4" w:space="0" w:color="D3D3D3"/>
+              <w:bottom w:val="single" w:sz="4" w:space="0" w:color="D3D3D3"/>
+              <w:right w:val="single" w:sz="4" w:space="0" w:color="D3D3D3"/>
+            </w:tcBorders>
+            <w:shd w:val="clear" w:color="auto" w:fill="F2F4F7"/>
+            <w:tcMar>
+              <w:top w:w="70" w:type="dxa"/>
+              <w:left w:w="100" w:type="dxa"/>
+              <w:bottom w:w="70" w:type="dxa"/>
+              <w:right w:w="100" w:type="dxa"/>
+            </w:tcMar>
+          </w:tcPr>
+          <w:p>
+            <w:pPr>
+              <w:spacing w:after="0" w:line="240" w:lineRule="auto"/>
+            </w:pPr>
+            <w:r>
+              <w:rPr>
+                <w:sz w:val="18"/>
+              </w:rPr>
+              <w:t>2,080 standard hours minus PTO, holidays, admin</w:t>
+            </w:r>
+          </w:p>
+        </w:tc>
+      </w:tr>
+      <w:tr>
+        <w:trPr>
+          <w:jc w:val="center"/>
+        </w:trPr>
+        <w:tc>
+          <w:tcPr>
+            <w:tcW w:w="864" w:type="dxa"/>
+            <w:tcBorders>
+              <w:top w:val="single" w:sz="4" w:space="0" w:color="D3D3D3"/>
+              <w:left w:val="single" w:sz="4" w:space="0" w:color="D3D3D3"/>
+              <w:bottom w:val="single" w:sz="4" w:space="0" w:color="D3D3D3"/>
+              <w:right w:val="single" w:sz="4" w:space="0" w:color="D3D3D3"/>
+            </w:tcBorders>
+            <w:shd w:val="clear" w:color="auto" w:fill="FFFFFF"/>
+            <w:tcMar>
+              <w:top w:w="70" w:type="dxa"/>
+              <w:left w:w="100" w:type="dxa"/>
+              <w:bottom w:w="70" w:type="dxa"/>
+              <w:right w:w="100" w:type="dxa"/>
+            </w:tcMar>
+          </w:tcPr>
+          <w:p>
+            <w:pPr>
+              <w:spacing w:after="0" w:line="240" w:lineRule="auto"/>
+            </w:pPr>
+            <w:r>
+              <w:rPr>
+                <w:sz w:val="18"/>
+              </w:rPr>
+              <w:t>A5</w:t>
+            </w:r>
+          </w:p>
+        </w:tc>
+        <w:tc>
+          <w:tcPr>
+            <w:tcW w:w="3312" w:type="dxa"/>
+            <w:tcBorders>
+              <w:top w:val="single" w:sz="4" w:space="0" w:color="D3D3D3"/>
+              <w:left w:val="single" w:sz="4" w:space="0" w:color="D3D3D3"/>
+              <w:bottom w:val="single" w:sz="4" w:space="0" w:color="D3D3D3"/>
+              <w:right w:val="single" w:sz="4" w:space="0" w:color="D3D3D3"/>
+            </w:tcBorders>
+            <w:shd w:val="clear" w:color="auto" w:fill="FFFFFF"/>
+            <w:tcMar>
+              <w:top w:w="70" w:type="dxa"/>
+              <w:left w:w="100" w:type="dxa"/>
+              <w:bottom w:w="70" w:type="dxa"/>
+              <w:right w:w="100" w:type="dxa"/>
+            </w:tcMar>
+          </w:tcPr>
+          <w:p>
+            <w:pPr>
+              <w:spacing w:after="0" w:line="240" w:lineRule="auto"/>
+            </w:pPr>
+            <w:proofErr w:type="gramStart"/>
+            <w:r>
+              <w:rPr>
+                <w:b/>
+                <w:sz w:val="18"/>
+              </w:rPr>
+              <w:t>Fully-Loaded</w:t>
+            </w:r>
+            <w:proofErr w:type="gramEnd"/>
+            <w:r>
+              <w:rPr>
+                <w:b/>
+                <w:sz w:val="18"/>
+              </w:rPr>
+              <w:t xml:space="preserve"> Hourly Rate (</w:t>
+            </w:r>
+            <w:proofErr w:type="spellStart"/>
+            <w:r>
+              <w:rPr>
+                <w:b/>
+                <w:sz w:val="18"/>
+              </w:rPr>
+              <w:t>R_loaded</w:t>
+            </w:r>
+            <w:proofErr w:type="spellEnd"/>
+            <w:r>
+              <w:rPr>
+                <w:b/>
+                <w:sz w:val="18"/>
+              </w:rPr>
+              <w:t>)</w:t>
+            </w:r>
+          </w:p>
+        </w:tc>
+        <w:tc>
+          <w:tcPr>
+            <w:tcW w:w="1728" w:type="dxa"/>
+            <w:tcBorders>
+              <w:top w:val="single" w:sz="4" w:space="0" w:color="D3D3D3"/>
+              <w:left w:val="single" w:sz="4" w:space="0" w:color="D3D3D3"/>
+              <w:bottom w:val="single" w:sz="4" w:space="0" w:color="D3D3D3"/>
+              <w:right w:val="single" w:sz="4" w:space="0" w:color="D3D3D3"/>
+            </w:tcBorders>
+            <w:shd w:val="clear" w:color="auto" w:fill="FFFFFF"/>
+            <w:tcMar>
+              <w:top w:w="70" w:type="dxa"/>
+              <w:left w:w="100" w:type="dxa"/>
+              <w:bottom w:w="70" w:type="dxa"/>
+              <w:right w:w="100" w:type="dxa"/>
+            </w:tcMar>
+          </w:tcPr>
+          <w:p>
+            <w:pPr>
+              <w:spacing w:after="0" w:line="240" w:lineRule="auto"/>
+            </w:pPr>
+            <w:r>
+              <w:rPr>
+                <w:sz w:val="18"/>
+              </w:rPr>
+              <w:t xml:space="preserve">$111.70 / </w:t>
+            </w:r>
+            <w:proofErr w:type="spellStart"/>
+            <w:r>
+              <w:rPr>
+                <w:sz w:val="18"/>
+              </w:rPr>
+              <w:t>hr</w:t>
+            </w:r>
+            <w:proofErr w:type="spellEnd"/>
+          </w:p>
+        </w:tc>
+        <w:tc>
+          <w:tcPr>
+            <w:tcW w:w="3456" w:type="dxa"/>
+            <w:tcBorders>
+              <w:top w:val="single" w:sz="4" w:space="0" w:color="D3D3D3"/>
+              <w:left w:val="single" w:sz="4" w:space="0" w:color="D3D3D3"/>
+              <w:bottom w:val="single" w:sz="4" w:space="0" w:color="D3D3D3"/>
+              <w:right w:val="single" w:sz="4" w:space="0" w:color="D3D3D3"/>
+            </w:tcBorders>
+            <w:shd w:val="clear" w:color="auto" w:fill="FFFFFF"/>
+            <w:tcMar>
+              <w:top w:w="70" w:type="dxa"/>
+              <w:left w:w="100" w:type="dxa"/>
+              <w:bottom w:w="70" w:type="dxa"/>
+              <w:right w:w="100" w:type="dxa"/>
+            </w:tcMar>
+          </w:tcPr>
+          <w:p>
+            <w:pPr>
+              <w:spacing w:after="0" w:line="240" w:lineRule="auto"/>
+            </w:pPr>
+            <w:r>
+              <w:rPr>
+                <w:sz w:val="18"/>
+              </w:rPr>
+              <w:t>A3 / A4</w:t>
+            </w:r>
+          </w:p>
+        </w:tc>
+      </w:tr>
+      <w:tr>
+        <w:trPr>
+          <w:jc w:val="center"/>
+        </w:trPr>
+        <w:tc>
+          <w:tcPr>
+            <w:tcW w:w="864" w:type="dxa"/>
+            <w:tcBorders>
+              <w:top w:val="single" w:sz="4" w:space="0" w:color="D3D3D3"/>
+              <w:left w:val="single" w:sz="4" w:space="0" w:color="D3D3D3"/>
+              <w:bottom w:val="single" w:sz="4" w:space="0" w:color="D3D3D3"/>
+              <w:right w:val="single" w:sz="4" w:space="0" w:color="D3D3D3"/>
+            </w:tcBorders>
+            <w:shd w:val="clear" w:color="auto" w:fill="F2F4F7"/>
+            <w:tcMar>
+              <w:top w:w="70" w:type="dxa"/>
+              <w:left w:w="100" w:type="dxa"/>
+              <w:bottom w:w="70" w:type="dxa"/>
+              <w:right w:w="100" w:type="dxa"/>
+            </w:tcMar>
+          </w:tcPr>
+          <w:p>
+            <w:pPr>
+              <w:spacing w:after="0" w:line="240" w:lineRule="auto"/>
+            </w:pPr>
+            <w:r>
+              <w:rPr>
+                <w:sz w:val="18"/>
+              </w:rPr>
+              <w:t>A6</w:t>
+            </w:r>
+          </w:p>
+        </w:tc>
+        <w:tc>
+          <w:tcPr>
+            <w:tcW w:w="3312" w:type="dxa"/>
+            <w:tcBorders>
+              <w:top w:val="single" w:sz="4" w:space="0" w:color="D3D3D3"/>
+              <w:left w:val="single" w:sz="4" w:space="0" w:color="D3D3D3"/>
+              <w:bottom w:val="single" w:sz="4" w:space="0" w:color="D3D3D3"/>
+              <w:right w:val="single" w:sz="4" w:space="0" w:color="D3D3D3"/>
+            </w:tcBorders>
+            <w:shd w:val="clear" w:color="auto" w:fill="F2F4F7"/>
+            <w:tcMar>
+              <w:top w:w="70" w:type="dxa"/>
+              <w:left w:w="100" w:type="dxa"/>
+              <w:bottom w:w="70" w:type="dxa"/>
+              <w:right w:w="100" w:type="dxa"/>
+            </w:tcMar>
+          </w:tcPr>
+          <w:p>
+            <w:pPr>
+              <w:spacing w:after="0" w:line="240" w:lineRule="auto"/>
+            </w:pPr>
+            <w:r>
+              <w:rPr>
+                <w:sz w:val="18"/>
+              </w:rPr>
+              <w:t>AI Developer Seat Subscription</w:t>
+            </w:r>
+          </w:p>
+        </w:tc>
+        <w:tc>
+          <w:tcPr>
+            <w:tcW w:w="1728" w:type="dxa"/>
+            <w:tcBorders>
+              <w:top w:val="single" w:sz="4" w:space="0" w:color="D3D3D3"/>
+              <w:left w:val="single" w:sz="4" w:space="0" w:color="D3D3D3"/>
+              <w:bottom w:val="single" w:sz="4" w:space="0" w:color="D3D3D3"/>
+              <w:right w:val="single" w:sz="4" w:space="0" w:color="D3D3D3"/>
+            </w:tcBorders>
+            <w:shd w:val="clear" w:color="auto" w:fill="F2F4F7"/>
+            <w:tcMar>
+              <w:top w:w="70" w:type="dxa"/>
+              <w:left w:w="100" w:type="dxa"/>
+              <w:bottom w:w="70" w:type="dxa"/>
+              <w:right w:w="100" w:type="dxa"/>
+            </w:tcMar>
+          </w:tcPr>
+          <w:p>
+            <w:pPr>
+              <w:spacing w:after="0" w:line="240" w:lineRule="auto"/>
+            </w:pPr>
+            <w:r>
+              <w:rPr>
+                <w:sz w:val="18"/>
+              </w:rPr>
+              <w:t xml:space="preserve">$19.00 / </w:t>
+            </w:r>
+            <w:proofErr w:type="spellStart"/>
+            <w:r>
+              <w:rPr>
+                <w:sz w:val="18"/>
+              </w:rPr>
+              <w:t>mo</w:t>
+            </w:r>
+            <w:proofErr w:type="spellEnd"/>
+          </w:p>
+        </w:tc>
+        <w:tc>
+          <w:tcPr>
+            <w:tcW w:w="3456" w:type="dxa"/>
+            <w:tcBorders>
+              <w:top w:val="single" w:sz="4" w:space="0" w:color="D3D3D3"/>
+              <w:left w:val="single" w:sz="4" w:space="0" w:color="D3D3D3"/>
+              <w:bottom w:val="single" w:sz="4" w:space="0" w:color="D3D3D3"/>
+              <w:right w:val="single" w:sz="4" w:space="0" w:color="D3D3D3"/>
+            </w:tcBorders>
+            <w:shd w:val="clear" w:color="auto" w:fill="F2F4F7"/>
+            <w:tcMar>
+              <w:top w:w="70" w:type="dxa"/>
+              <w:left w:w="100" w:type="dxa"/>
+              <w:bottom w:w="70" w:type="dxa"/>
+              <w:right w:w="100" w:type="dxa"/>
+            </w:tcMar>
+          </w:tcPr>
+          <w:p>
+            <w:pPr>
+              <w:spacing w:after="0" w:line="240" w:lineRule="auto"/>
+            </w:pPr>
+            <w:r>
+              <w:rPr>
+                <w:sz w:val="18"/>
+              </w:rPr>
+              <w:t>Enterprise AI coding assistant list price</w:t>
+            </w:r>
+          </w:p>
+        </w:tc>
+      </w:tr>
+      <w:tr>
+        <w:trPr>
+          <w:jc w:val="center"/>
+        </w:trPr>
+        <w:tc>
+          <w:tcPr>
+            <w:tcW w:w="864" w:type="dxa"/>
+            <w:tcBorders>
+              <w:top w:val="single" w:sz="4" w:space="0" w:color="D3D3D3"/>
+              <w:left w:val="single" w:sz="4" w:space="0" w:color="D3D3D3"/>
+              <w:bottom w:val="single" w:sz="4" w:space="0" w:color="D3D3D3"/>
+              <w:right w:val="single" w:sz="4" w:space="0" w:color="D3D3D3"/>
+            </w:tcBorders>
+            <w:shd w:val="clear" w:color="auto" w:fill="FFFFFF"/>
+            <w:tcMar>
+              <w:top w:w="70" w:type="dxa"/>
+              <w:left w:w="100" w:type="dxa"/>
+              <w:bottom w:w="70" w:type="dxa"/>
+              <w:right w:w="100" w:type="dxa"/>
+            </w:tcMar>
+          </w:tcPr>
+          <w:p>
+            <w:pPr>
+              <w:spacing w:after="0" w:line="240" w:lineRule="auto"/>
+            </w:pPr>
+            <w:r>
+              <w:rPr>
+                <w:sz w:val="18"/>
+              </w:rPr>
+              <w:t>A7</w:t>
+            </w:r>
+          </w:p>
+        </w:tc>
+        <w:tc>
+          <w:tcPr>
+            <w:tcW w:w="3312" w:type="dxa"/>
+            <w:tcBorders>
+              <w:top w:val="single" w:sz="4" w:space="0" w:color="D3D3D3"/>
+              <w:left w:val="single" w:sz="4" w:space="0" w:color="D3D3D3"/>
+              <w:bottom w:val="single" w:sz="4" w:space="0" w:color="D3D3D3"/>
+              <w:right w:val="single" w:sz="4" w:space="0" w:color="D3D3D3"/>
+            </w:tcBorders>
+            <w:shd w:val="clear" w:color="auto" w:fill="FFFFFF"/>
+            <w:tcMar>
+              <w:top w:w="70" w:type="dxa"/>
+              <w:left w:w="100" w:type="dxa"/>
+              <w:bottom w:w="70" w:type="dxa"/>
+              <w:right w:w="100" w:type="dxa"/>
+            </w:tcMar>
+          </w:tcPr>
+          <w:p>
+            <w:pPr>
+              <w:spacing w:after="0" w:line="240" w:lineRule="auto"/>
+            </w:pPr>
+            <w:r>
+              <w:rPr>
+                <w:sz w:val="18"/>
+              </w:rPr>
+              <w:t>AI Compute / Token Usage per Task</w:t>
+            </w:r>
+          </w:p>
+        </w:tc>
+        <w:tc>
+          <w:tcPr>
+            <w:tcW w:w="1728" w:type="dxa"/>
+            <w:tcBorders>
+              <w:top w:val="single" w:sz="4" w:space="0" w:color="D3D3D3"/>
+              <w:left w:val="single" w:sz="4" w:space="0" w:color="D3D3D3"/>
+              <w:bottom w:val="single" w:sz="4" w:space="0" w:color="D3D3D3"/>
+              <w:right w:val="single" w:sz="4" w:space="0" w:color="D3D3D3"/>
+            </w:tcBorders>
+            <w:shd w:val="clear" w:color="auto" w:fill="FFFFFF"/>
+            <w:tcMar>
+              <w:top w:w="70" w:type="dxa"/>
+              <w:left w:w="100" w:type="dxa"/>
+              <w:bottom w:w="70" w:type="dxa"/>
+              <w:right w:w="100" w:type="dxa"/>
+            </w:tcMar>
+          </w:tcPr>
+          <w:p>
+            <w:pPr>
+              <w:spacing w:after="0" w:line="240" w:lineRule="auto"/>
+            </w:pPr>
+            <w:r>
+              <w:rPr>
+                <w:sz w:val="18"/>
+              </w:rPr>
+              <w:t>$2.00 / task</w:t>
+            </w:r>
+          </w:p>
+        </w:tc>
+        <w:tc>
+          <w:tcPr>
+            <w:tcW w:w="3456" w:type="dxa"/>
+            <w:tcBorders>
+              <w:top w:val="single" w:sz="4" w:space="0" w:color="D3D3D3"/>
+              <w:left w:val="single" w:sz="4" w:space="0" w:color="D3D3D3"/>
+              <w:bottom w:val="single" w:sz="4" w:space="0" w:color="D3D3D3"/>
+              <w:right w:val="single" w:sz="4" w:space="0" w:color="D3D3D3"/>
+            </w:tcBorders>
+            <w:shd w:val="clear" w:color="auto" w:fill="FFFFFF"/>
+            <w:tcMar>
+              <w:top w:w="70" w:type="dxa"/>
+              <w:left w:w="100" w:type="dxa"/>
+              <w:bottom w:w="70" w:type="dxa"/>
+              <w:right w:w="100" w:type="dxa"/>
+            </w:tcMar>
+          </w:tcPr>
+          <w:p>
+            <w:pPr>
+              <w:spacing w:after="0" w:line="240" w:lineRule="auto"/>
+            </w:pPr>
+            <w:r>
+              <w:rPr>
+                <w:sz w:val="18"/>
+              </w:rPr>
+              <w:t>~200k input + 50k output tokens at frontier rates</w:t>
+            </w:r>
+          </w:p>
+        </w:tc>
+      </w:tr>
+      <w:tr>
+        <w:trPr>
+          <w:jc w:val="center"/>
+        </w:trPr>
+        <w:tc>
+          <w:tcPr>
+            <w:tcW w:w="864" w:type="dxa"/>
+            <w:tcBorders>
+              <w:top w:val="single" w:sz="4" w:space="0" w:color="D3D3D3"/>
+              <w:left w:val="single" w:sz="4" w:space="0" w:color="D3D3D3"/>
+              <w:bottom w:val="single" w:sz="4" w:space="0" w:color="D3D3D3"/>
+              <w:right w:val="single" w:sz="4" w:space="0" w:color="D3D3D3"/>
+            </w:tcBorders>
+            <w:shd w:val="clear" w:color="auto" w:fill="F2F4F7"/>
+            <w:tcMar>
+              <w:top w:w="70" w:type="dxa"/>
+              <w:left w:w="100" w:type="dxa"/>
+              <w:bottom w:w="70" w:type="dxa"/>
+              <w:right w:w="100" w:type="dxa"/>
+            </w:tcMar>
+          </w:tcPr>
+          <w:p>
+            <w:pPr>
+              <w:spacing w:after="0" w:line="240" w:lineRule="auto"/>
+            </w:pPr>
+            <w:r>
+              <w:rPr>
+                <w:sz w:val="18"/>
+              </w:rPr>
+              <w:t>A8</w:t>
+            </w:r>
+          </w:p>
+        </w:tc>
+        <w:tc>
+          <w:tcPr>
+            <w:tcW w:w="3312" w:type="dxa"/>
+            <w:tcBorders>
+              <w:top w:val="single" w:sz="4" w:space="0" w:color="D3D3D3"/>
+              <w:left w:val="single" w:sz="4" w:space="0" w:color="D3D3D3"/>
+              <w:bottom w:val="single" w:sz="4" w:space="0" w:color="D3D3D3"/>
+              <w:right w:val="single" w:sz="4" w:space="0" w:color="D3D3D3"/>
+            </w:tcBorders>
+            <w:shd w:val="clear" w:color="auto" w:fill="F2F4F7"/>
+            <w:tcMar>
+              <w:top w:w="70" w:type="dxa"/>
+              <w:left w:w="100" w:type="dxa"/>
+              <w:bottom w:w="70" w:type="dxa"/>
+              <w:right w:w="100" w:type="dxa"/>
+            </w:tcMar>
+          </w:tcPr>
+          <w:p>
+            <w:pPr>
+              <w:spacing w:after="0" w:line="240" w:lineRule="auto"/>
+            </w:pPr>
+            <w:r>
+              <w:rPr>
+                <w:sz w:val="18"/>
+              </w:rPr>
+              <w:t>Tasks per Sprint Backlog</w:t>
+            </w:r>
+          </w:p>
+        </w:tc>
+        <w:tc>
+          <w:tcPr>
+            <w:tcW w:w="1728" w:type="dxa"/>
+            <w:tcBorders>
+              <w:top w:val="single" w:sz="4" w:space="0" w:color="D3D3D3"/>
+              <w:left w:val="single" w:sz="4" w:space="0" w:color="D3D3D3"/>
+              <w:bottom w:val="single" w:sz="4" w:space="0" w:color="D3D3D3"/>
+              <w:right w:val="single" w:sz="4" w:space="0" w:color="D3D3D3"/>
+            </w:tcBorders>
+            <w:shd w:val="clear" w:color="auto" w:fill="F2F4F7"/>
+            <w:tcMar>
+              <w:top w:w="70" w:type="dxa"/>
+              <w:left w:w="100" w:type="dxa"/>
+              <w:bottom w:w="70" w:type="dxa"/>
+              <w:right w:w="100" w:type="dxa"/>
+            </w:tcMar>
+          </w:tcPr>
+          <w:p>
+            <w:pPr>
+              <w:spacing w:after="0" w:line="240" w:lineRule="auto"/>
+            </w:pPr>
+            <w:r>
+              <w:rPr>
+                <w:sz w:val="18"/>
+              </w:rPr>
+              <w:t>10 Tasks</w:t>
+            </w:r>
+          </w:p>
+        </w:tc>
+        <w:tc>
+          <w:tcPr>
+            <w:tcW w:w="3456" w:type="dxa"/>
+            <w:tcBorders>
+              <w:top w:val="single" w:sz="4" w:space="0" w:color="D3D3D3"/>
+              <w:left w:val="single" w:sz="4" w:space="0" w:color="D3D3D3"/>
+              <w:bottom w:val="single" w:sz="4" w:space="0" w:color="D3D3D3"/>
+              <w:right w:val="single" w:sz="4" w:space="0" w:color="D3D3D3"/>
+            </w:tcBorders>
+            <w:shd w:val="clear" w:color="auto" w:fill="F2F4F7"/>
+            <w:tcMar>
+              <w:top w:w="70" w:type="dxa"/>
+              <w:left w:w="100" w:type="dxa"/>
+              <w:bottom w:w="70" w:type="dxa"/>
+              <w:right w:w="100" w:type="dxa"/>
+            </w:tcMar>
+          </w:tcPr>
+          <w:p>
+            <w:pPr>
+              <w:spacing w:after="0" w:line="240" w:lineRule="auto"/>
+            </w:pPr>
+            <w:r>
+              <w:rPr>
+                <w:sz w:val="18"/>
+              </w:rPr>
+              <w:t>Standard work package for 1–</w:t>
+            </w:r>
+            <w:proofErr w:type="gramStart"/>
+            <w:r>
+              <w:rPr>
+                <w:sz w:val="18"/>
+              </w:rPr>
+              <w:t>3 day</w:t>
+            </w:r>
+            <w:proofErr w:type="gramEnd"/>
+            <w:r>
+              <w:rPr>
+                <w:sz w:val="18"/>
+              </w:rPr>
+              <w:t xml:space="preserve"> sprint iteration</w:t>
+            </w:r>
+          </w:p>
+        </w:tc>
+      </w:tr>
+      <w:tr>
+        <w:trPr>
+          <w:jc w:val="center"/>
+        </w:trPr>
+        <w:tc>
+          <w:tcPr>
+            <w:tcW w:w="864" w:type="dxa"/>
+            <w:tcBorders>
+              <w:top w:val="single" w:sz="4" w:space="0" w:color="D3D3D3"/>
+              <w:left w:val="single" w:sz="4" w:space="0" w:color="D3D3D3"/>
+              <w:bottom w:val="single" w:sz="4" w:space="0" w:color="D3D3D3"/>
+              <w:right w:val="single" w:sz="4" w:space="0" w:color="D3D3D3"/>
+            </w:tcBorders>
+            <w:shd w:val="clear" w:color="auto" w:fill="FFFFFF"/>
+            <w:tcMar>
+              <w:top w:w="70" w:type="dxa"/>
+              <w:left w:w="100" w:type="dxa"/>
+              <w:bottom w:w="70" w:type="dxa"/>
+              <w:right w:w="100" w:type="dxa"/>
+            </w:tcMar>
+          </w:tcPr>
+          <w:p>
+            <w:pPr>
+              <w:spacing w:after="0" w:line="240" w:lineRule="auto"/>
+            </w:pPr>
+            <w:r>
+              <w:rPr>
+                <w:sz w:val="18"/>
+              </w:rPr>
+              <w:t>A9</w:t>
+            </w:r>
+          </w:p>
+        </w:tc>
+        <w:tc>
+          <w:tcPr>
+            <w:tcW w:w="3312" w:type="dxa"/>
+            <w:tcBorders>
+              <w:top w:val="single" w:sz="4" w:space="0" w:color="D3D3D3"/>
+              <w:left w:val="single" w:sz="4" w:space="0" w:color="D3D3D3"/>
+              <w:bottom w:val="single" w:sz="4" w:space="0" w:color="D3D3D3"/>
+              <w:right w:val="single" w:sz="4" w:space="0" w:color="D3D3D3"/>
+            </w:tcBorders>
+            <w:shd w:val="clear" w:color="auto" w:fill="FFFFFF"/>
+            <w:tcMar>
+              <w:top w:w="70" w:type="dxa"/>
+              <w:left w:w="100" w:type="dxa"/>
+              <w:bottom w:w="70" w:type="dxa"/>
+              <w:right w:w="100" w:type="dxa"/>
+            </w:tcMar>
+          </w:tcPr>
+          <w:p>
+            <w:pPr>
+              <w:spacing w:after="0" w:line="240" w:lineRule="auto"/>
+            </w:pPr>
+            <w:r>
+              <w:rPr>
+                <w:sz w:val="18"/>
+              </w:rPr>
+              <w:t>Human Oversight Hours per Task</w:t>
+            </w:r>
+          </w:p>
+        </w:tc>
+        <w:tc>
+          <w:tcPr>
+            <w:tcW w:w="1728" w:type="dxa"/>
+            <w:tcBorders>
+              <w:top w:val="single" w:sz="4" w:space="0" w:color="D3D3D3"/>
+              <w:left w:val="single" w:sz="4" w:space="0" w:color="D3D3D3"/>
+              <w:bottom w:val="single" w:sz="4" w:space="0" w:color="D3D3D3"/>
+              <w:right w:val="single" w:sz="4" w:space="0" w:color="D3D3D3"/>
+            </w:tcBorders>
+            <w:shd w:val="clear" w:color="auto" w:fill="FFFFFF"/>
+            <w:tcMar>
+              <w:top w:w="70" w:type="dxa"/>
+              <w:left w:w="100" w:type="dxa"/>
+              <w:bottom w:w="70" w:type="dxa"/>
+              <w:right w:w="100" w:type="dxa"/>
+            </w:tcMar>
+          </w:tcPr>
+          <w:p>
+            <w:pPr>
+              <w:spacing w:after="0" w:line="240" w:lineRule="auto"/>
+            </w:pPr>
+            <w:r>
+              <w:rPr>
+                <w:sz w:val="18"/>
+              </w:rPr>
+              <w:t xml:space="preserve">2.0 </w:t>
+            </w:r>
+            <w:proofErr w:type="spellStart"/>
+            <w:r>
+              <w:rPr>
+                <w:sz w:val="18"/>
+              </w:rPr>
+              <w:t>hrs</w:t>
+            </w:r>
+            <w:proofErr w:type="spellEnd"/>
+          </w:p>
+        </w:tc>
+        <w:tc>
+          <w:tcPr>
+            <w:tcW w:w="3456" w:type="dxa"/>
+            <w:tcBorders>
+              <w:top w:val="single" w:sz="4" w:space="0" w:color="D3D3D3"/>
+              <w:left w:val="single" w:sz="4" w:space="0" w:color="D3D3D3"/>
+              <w:bottom w:val="single" w:sz="4" w:space="0" w:color="D3D3D3"/>
+              <w:right w:val="single" w:sz="4" w:space="0" w:color="D3D3D3"/>
+            </w:tcBorders>
+            <w:shd w:val="clear" w:color="auto" w:fill="FFFFFF"/>
+            <w:tcMar>
+              <w:top w:w="70" w:type="dxa"/>
+              <w:left w:w="100" w:type="dxa"/>
+              <w:bottom w:w="70" w:type="dxa"/>
+              <w:right w:w="100" w:type="dxa"/>
+            </w:tcMar>
+          </w:tcPr>
+          <w:p>
+            <w:pPr>
+              <w:spacing w:after="0" w:line="240" w:lineRule="auto"/>
+            </w:pPr>
+            <w:r>
+              <w:rPr>
+                <w:sz w:val="18"/>
+              </w:rPr>
+              <w:t>Code review, testing, architecture check, integration</w:t>
+            </w:r>
+          </w:p>
+        </w:tc>
+      </w:tr>
+      <w:tr>
+        <w:trPr>
+          <w:jc w:val="center"/>
+        </w:trPr>
+        <w:tc>
+          <w:tcPr>
+            <w:tcW w:w="864" w:type="dxa"/>
+            <w:tcBorders>
+              <w:top w:val="single" w:sz="4" w:space="0" w:color="D3D3D3"/>
+              <w:left w:val="single" w:sz="4" w:space="0" w:color="D3D3D3"/>
+              <w:bottom w:val="single" w:sz="4" w:space="0" w:color="D3D3D3"/>
+              <w:right w:val="single" w:sz="4" w:space="0" w:color="D3D3D3"/>
+            </w:tcBorders>
+            <w:shd w:val="clear" w:color="auto" w:fill="F2F4F7"/>
+            <w:tcMar>
+              <w:top w:w="70" w:type="dxa"/>
+              <w:left w:w="100" w:type="dxa"/>
+              <w:bottom w:w="70" w:type="dxa"/>
+              <w:right w:w="100" w:type="dxa"/>
+            </w:tcMar>
+          </w:tcPr>
+          <w:p>
+            <w:pPr>
+              <w:spacing w:after="0" w:line="240" w:lineRule="auto"/>
+            </w:pPr>
+            <w:r>
+              <w:rPr>
+                <w:sz w:val="18"/>
+              </w:rPr>
+              <w:lastRenderedPageBreak/>
+              <w:t>A10</w:t>
+            </w:r>
+          </w:p>
+        </w:tc>
+        <w:tc>
+          <w:tcPr>
+            <w:tcW w:w="3312" w:type="dxa"/>
+            <w:tcBorders>
+              <w:top w:val="single" w:sz="4" w:space="0" w:color="D3D3D3"/>
+              <w:left w:val="single" w:sz="4" w:space="0" w:color="D3D3D3"/>
+              <w:bottom w:val="single" w:sz="4" w:space="0" w:color="D3D3D3"/>
+              <w:right w:val="single" w:sz="4" w:space="0" w:color="D3D3D3"/>
+            </w:tcBorders>
+            <w:shd w:val="clear" w:color="auto" w:fill="F2F4F7"/>
+            <w:tcMar>
+              <w:top w:w="70" w:type="dxa"/>
+              <w:left w:w="100" w:type="dxa"/>
+              <w:bottom w:w="70" w:type="dxa"/>
+              <w:right w:w="100" w:type="dxa"/>
+            </w:tcMar>
+          </w:tcPr>
+          <w:p>
+            <w:pPr>
+              <w:spacing w:after="0" w:line="240" w:lineRule="auto"/>
+            </w:pPr>
+            <w:r>
+              <w:rPr>
+                <w:sz w:val="18"/>
+              </w:rPr>
+              <w:t>Sprints per Month</w:t>
+            </w:r>
+          </w:p>
+        </w:tc>
+        <w:tc>
+          <w:tcPr>
+            <w:tcW w:w="1728" w:type="dxa"/>
+            <w:tcBorders>
+              <w:top w:val="single" w:sz="4" w:space="0" w:color="D3D3D3"/>
+              <w:left w:val="single" w:sz="4" w:space="0" w:color="D3D3D3"/>
+              <w:bottom w:val="single" w:sz="4" w:space="0" w:color="D3D3D3"/>
+              <w:right w:val="single" w:sz="4" w:space="0" w:color="D3D3D3"/>
+            </w:tcBorders>
+            <w:shd w:val="clear" w:color="auto" w:fill="F2F4F7"/>
+            <w:tcMar>
+              <w:top w:w="70" w:type="dxa"/>
+              <w:left w:w="100" w:type="dxa"/>
+              <w:bottom w:w="70" w:type="dxa"/>
+              <w:right w:w="100" w:type="dxa"/>
+            </w:tcMar>
+          </w:tcPr>
+          <w:p>
+            <w:pPr>
+              <w:spacing w:after="0" w:line="240" w:lineRule="auto"/>
+            </w:pPr>
+            <w:r>
+              <w:rPr>
+                <w:sz w:val="18"/>
+              </w:rPr>
+              <w:t>2 Sprints</w:t>
+            </w:r>
+          </w:p>
+        </w:tc>
+        <w:tc>
+          <w:tcPr>
+            <w:tcW w:w="3456" w:type="dxa"/>
+            <w:tcBorders>
+              <w:top w:val="single" w:sz="4" w:space="0" w:color="D3D3D3"/>
+              <w:left w:val="single" w:sz="4" w:space="0" w:color="D3D3D3"/>
+              <w:bottom w:val="single" w:sz="4" w:space="0" w:color="D3D3D3"/>
+              <w:right w:val="single" w:sz="4" w:space="0" w:color="D3D3D3"/>
+            </w:tcBorders>
+            <w:shd w:val="clear" w:color="auto" w:fill="F2F4F7"/>
+            <w:tcMar>
+              <w:top w:w="70" w:type="dxa"/>
+              <w:left w:w="100" w:type="dxa"/>
+              <w:bottom w:w="70" w:type="dxa"/>
+              <w:right w:w="100" w:type="dxa"/>
+            </w:tcMar>
+          </w:tcPr>
+          <w:p>
+            <w:pPr>
+              <w:spacing w:after="0" w:line="240" w:lineRule="auto"/>
+            </w:pPr>
+            <w:r>
+              <w:rPr>
+                <w:sz w:val="18"/>
+              </w:rPr>
+              <w:t>Operational execution cadence</w:t>
+            </w:r>
+          </w:p>
+        </w:tc>
+      </w:tr>
+    </w:tbl>
+    <w:p>
+      <w:pPr>
         <w:spacing w:after="0" w:line="240" w:lineRule="auto"/>
       </w:pPr>
+    </w:p>
+    <w:tbl>
+      <w:tblPr>
+        <w:tblW w:w="0" w:type="auto"/>
+        <w:jc w:val="center"/>
+        <w:tblLayout w:type="fixed"/>
+        <w:tblLook w:val="04A0" w:firstRow="1" w:lastRow="0" w:firstColumn="1" w:lastColumn="0" w:noHBand="0" w:noVBand="1"/>
+      </w:tblPr>
+      <w:tblGrid>
+        <w:gridCol w:w="9360"/>
+      </w:tblGrid>
+      <w:tr>
+        <w:trPr>
+          <w:jc w:val="center"/>
+        </w:trPr>
+        <w:tc>
+          <w:tcPr>
+            <w:tcW w:w="9360" w:type="dxa"/>
+            <w:tcBorders>
+              <w:top w:val="none" w:sz="4" w:space="0" w:color="auto"/>
+              <w:left w:val="single" w:sz="24" w:space="0" w:color="2F5496"/>
+              <w:bottom w:val="none" w:sz="4" w:space="0" w:color="auto"/>
+              <w:right w:val="none" w:sz="4" w:space="0" w:color="auto"/>
+            </w:tcBorders>
+            <w:shd w:val="clear" w:color="auto" w:fill="F2F4F7"/>
+            <w:tcMar>
+              <w:top w:w="140" w:type="dxa"/>
+              <w:left w:w="200" w:type="dxa"/>
+              <w:bottom w:w="140" w:type="dxa"/>
+              <w:right w:w="200" w:type="dxa"/>
+            </w:tcMar>
+          </w:tcPr>
+          <w:p>
+            <w:pPr>
+              <w:spacing w:before="40" w:after="80" w:line="240" w:lineRule="auto"/>
+            </w:pPr>
+            <w:r>
+              <w:rPr>
+                <w:rFonts w:ascii="Calibri" w:hAnsi="Calibri"/>
+                <w:b/>
+                <w:color w:val="1B365D"/>
+                <w:sz w:val="21"/>
+              </w:rPr>
+              <w:t>1. HUMAN LABOR COST BUILD-UP (per 10-Task Sprint):</w:t>
+            </w:r>
+          </w:p>
+          <w:p>
+            <w:pPr>
+              <w:spacing w:before="40" w:after="80" w:line="240" w:lineRule="auto"/>
+            </w:pPr>
+            <w:r>
+              <w:rPr>
+                <w:rFonts w:ascii="Calibri" w:hAnsi="Calibri"/>
+                <w:color w:val="333333"/>
+                <w:sz w:val="21"/>
+              </w:rPr>
+              <w:t xml:space="preserve">Human Cost = 10 Tasks * 2.0 </w:t>
+            </w:r>
+            <w:proofErr w:type="spellStart"/>
+            <w:r>
+              <w:rPr>
+                <w:rFonts w:ascii="Calibri" w:hAnsi="Calibri"/>
+                <w:color w:val="333333"/>
+                <w:sz w:val="21"/>
+              </w:rPr>
+              <w:t>hrs</w:t>
+            </w:r>
+            <w:proofErr w:type="spellEnd"/>
+            <w:r>
+              <w:rPr>
+                <w:rFonts w:ascii="Calibri" w:hAnsi="Calibri"/>
+                <w:color w:val="333333"/>
+                <w:sz w:val="21"/>
+              </w:rPr>
+              <w:t>/task * $111.70/</w:t>
+            </w:r>
+            <w:proofErr w:type="spellStart"/>
+            <w:r>
+              <w:rPr>
+                <w:rFonts w:ascii="Calibri" w:hAnsi="Calibri"/>
+                <w:color w:val="333333"/>
+                <w:sz w:val="21"/>
+              </w:rPr>
+              <w:t>hr</w:t>
+            </w:r>
+            <w:proofErr w:type="spellEnd"/>
+            <w:r>
+              <w:rPr>
+                <w:rFonts w:ascii="Calibri" w:hAnsi="Calibri"/>
+                <w:color w:val="333333"/>
+                <w:sz w:val="21"/>
+              </w:rPr>
+              <w:t xml:space="preserve"> = $</w:t>
+            </w:r>
+            <w:proofErr w:type="gramStart"/>
+            <w:r>
+              <w:rPr>
+                <w:rFonts w:ascii="Calibri" w:hAnsi="Calibri"/>
+                <w:color w:val="333333"/>
+                <w:sz w:val="21"/>
+              </w:rPr>
+              <w:t>2,234.00  (</w:t>
+            </w:r>
+            <w:proofErr w:type="gramEnd"/>
+            <w:r>
+              <w:rPr>
+                <w:rFonts w:ascii="Calibri" w:hAnsi="Calibri"/>
+                <w:color w:val="333333"/>
+                <w:sz w:val="21"/>
+              </w:rPr>
+              <w:t>98.7% of total sprint cost)</w:t>
+            </w:r>
+          </w:p>
+          <w:p>
+            <w:pPr>
+              <w:spacing w:before="40" w:after="80" w:line="240" w:lineRule="auto"/>
+            </w:pPr>
+            <w:r>
+              <w:rPr>
+                <w:rFonts w:ascii="Calibri" w:hAnsi="Calibri"/>
+                <w:b/>
+                <w:color w:val="1B365D"/>
+                <w:sz w:val="21"/>
+              </w:rPr>
+              <w:t>2. AI TOOLING &amp; COMPUTE BUILD-UP (per 10-Task Sprint):</w:t>
+            </w:r>
+          </w:p>
+          <w:p>
+            <w:pPr>
+              <w:spacing w:before="40" w:after="80" w:line="240" w:lineRule="auto"/>
+            </w:pPr>
+            <w:r>
+              <w:rPr>
+                <w:rFonts w:ascii="Calibri" w:hAnsi="Calibri"/>
+                <w:color w:val="333333"/>
+                <w:sz w:val="21"/>
+              </w:rPr>
+              <w:t>Compute Cost = 10 Tasks * $2.00/task = $20.00 | Amortized Seat Fee = $19.00 / 2 = $9.50</w:t>
+            </w:r>
+          </w:p>
+          <w:p>
+            <w:pPr>
+              <w:spacing w:before="40" w:after="80" w:line="240" w:lineRule="auto"/>
+            </w:pPr>
+            <w:r>
+              <w:rPr>
+                <w:rFonts w:ascii="Calibri" w:hAnsi="Calibri"/>
+                <w:color w:val="333333"/>
+                <w:sz w:val="21"/>
+              </w:rPr>
+              <w:t>Direct AI Cost = $20.00 + $9.50 = $29.</w:t>
+            </w:r>
+            <w:proofErr w:type="gramStart"/>
+            <w:r>
+              <w:rPr>
+                <w:rFonts w:ascii="Calibri" w:hAnsi="Calibri"/>
+                <w:color w:val="333333"/>
+                <w:sz w:val="21"/>
+              </w:rPr>
+              <w:t>50  (</w:t>
+            </w:r>
+            <w:proofErr w:type="gramEnd"/>
+            <w:r>
+              <w:rPr>
+                <w:rFonts w:ascii="Calibri" w:hAnsi="Calibri"/>
+                <w:color w:val="333333"/>
+                <w:sz w:val="21"/>
+              </w:rPr>
+              <w:t>1.3% of total sprint cost)</w:t>
+            </w:r>
+          </w:p>
+          <w:p>
+            <w:pPr>
+              <w:spacing w:before="40" w:after="80" w:line="240" w:lineRule="auto"/>
+            </w:pPr>
+            <w:r>
+              <w:rPr>
+                <w:rFonts w:ascii="Calibri" w:hAnsi="Calibri"/>
+                <w:b/>
+                <w:color w:val="1B365D"/>
+                <w:sz w:val="21"/>
+              </w:rPr>
+              <w:t>3. MAINTENANCE &amp; SECURITY RESERVE (</w:t>
+            </w:r>
+            <w:proofErr w:type="spellStart"/>
+            <w:r>
+              <w:rPr>
+                <w:rFonts w:ascii="Calibri" w:hAnsi="Calibri"/>
+                <w:b/>
+                <w:color w:val="1B365D"/>
+                <w:sz w:val="21"/>
+              </w:rPr>
+              <w:t>R_maint</w:t>
+            </w:r>
+            <w:proofErr w:type="spellEnd"/>
+            <w:r>
+              <w:rPr>
+                <w:rFonts w:ascii="Calibri" w:hAnsi="Calibri"/>
+                <w:b/>
+                <w:color w:val="1B365D"/>
+                <w:sz w:val="21"/>
+              </w:rPr>
+              <w:t>):</w:t>
+            </w:r>
+          </w:p>
+          <w:p>
+            <w:pPr>
+              <w:spacing w:before="40" w:after="80" w:line="240" w:lineRule="auto"/>
+            </w:pPr>
+            <w:r>
+              <w:rPr>
+                <w:rFonts w:ascii="Calibri" w:hAnsi="Calibri"/>
+                <w:color w:val="333333"/>
+                <w:sz w:val="21"/>
+              </w:rPr>
+              <w:t xml:space="preserve">Reserve = (35% * $29.50) + (1.0 </w:t>
+            </w:r>
+            <w:proofErr w:type="spellStart"/>
+            <w:r>
+              <w:rPr>
+                <w:rFonts w:ascii="Calibri" w:hAnsi="Calibri"/>
+                <w:color w:val="333333"/>
+                <w:sz w:val="21"/>
+              </w:rPr>
+              <w:t>hr</w:t>
+            </w:r>
+            <w:proofErr w:type="spellEnd"/>
+            <w:r>
+              <w:rPr>
+                <w:rFonts w:ascii="Calibri" w:hAnsi="Calibri"/>
+                <w:color w:val="333333"/>
+                <w:sz w:val="21"/>
+              </w:rPr>
+              <w:t xml:space="preserve"> Re-validation * $111.70) = $122.02</w:t>
+            </w:r>
+          </w:p>
+        </w:tc>
+      </w:tr>
+    </w:tbl>
+    <w:p>
+      <w:pPr>
+        <w:pStyle w:val="Heading2"/>
+        <w:spacing w:line="240" w:lineRule="auto"/>
+      </w:pPr>
+      <w:r>
+        <w:t>A.5 Scenario Comparison: Legacy vs. AI-Assisted Backlog Delivery</w:t>
+      </w:r>
+    </w:p>
+    <w:p>
+      <w:pPr>
+        <w:spacing w:line="240" w:lineRule="auto"/>
+      </w:pPr>
+      <w:r>
+        <w:t xml:space="preserve">The table below demonstrates the economic impact of applying the AI-Assisted Delivery Model (with variance absorption) to a </w:t>
+      </w:r>
       <w:r>
         <w:rPr>
           <w:b/>
-          <w:bCs/>
         </w:rPr>
-        <w:t>Every input is a named assumption with a basis</w:t>
-      </w:r>
-      <w:r>
-        <w:t> (A.2). Nothing is hidden.</w:t>
+        <w:t>10-User Story Backlog (~30 Story Points)</w:t>
+      </w:r>
+      <w:r>
+        <w:t xml:space="preserve"> featuring 2 mid-sprint requirement refinements:</w:t>
+      </w:r>
+    </w:p>
+    <w:tbl>
+      <w:tblPr>
+        <w:tblW w:w="0" w:type="auto"/>
+        <w:jc w:val="center"/>
+        <w:tblLayout w:type="fixed"/>
+        <w:tblLook w:val="04A0" w:firstRow="1" w:lastRow="0" w:firstColumn="1" w:lastColumn="0" w:noHBand="0" w:noVBand="1"/>
+      </w:tblPr>
+      <w:tblGrid>
+        <w:gridCol w:w="2592"/>
+        <w:gridCol w:w="2160"/>
+        <w:gridCol w:w="2160"/>
+        <w:gridCol w:w="2448"/>
+      </w:tblGrid>
+      <w:tr>
+        <w:trPr>
+          <w:jc w:val="center"/>
+        </w:trPr>
+        <w:tc>
+          <w:tcPr>
+            <w:tcW w:w="2592" w:type="dxa"/>
+            <w:shd w:val="clear" w:color="auto" w:fill="1B365D"/>
+            <w:tcMar>
+              <w:top w:w="100" w:type="dxa"/>
+              <w:left w:w="80" w:type="dxa"/>
+              <w:bottom w:w="100" w:type="dxa"/>
+              <w:right w:w="80" w:type="dxa"/>
+            </w:tcMar>
+          </w:tcPr>
+          <w:p>
+            <w:pPr>
+              <w:spacing w:after="0" w:line="240" w:lineRule="auto"/>
+            </w:pPr>
+            <w:r>
+              <w:rPr>
+                <w:b/>
+                <w:color w:val="FFFFFF"/>
+                <w:sz w:val="18"/>
+              </w:rPr>
+              <w:t>Operational Costing Metric</w:t>
+            </w:r>
+          </w:p>
+        </w:tc>
+        <w:tc>
+          <w:tcPr>
+            <w:tcW w:w="2160" w:type="dxa"/>
+            <w:shd w:val="clear" w:color="auto" w:fill="1B365D"/>
+            <w:tcMar>
+              <w:top w:w="100" w:type="dxa"/>
+              <w:left w:w="80" w:type="dxa"/>
+              <w:bottom w:w="100" w:type="dxa"/>
+              <w:right w:w="80" w:type="dxa"/>
+            </w:tcMar>
+          </w:tcPr>
+          <w:p>
+            <w:pPr>
+              <w:spacing w:after="0" w:line="240" w:lineRule="auto"/>
+            </w:pPr>
+            <w:r>
+              <w:rPr>
+                <w:b/>
+                <w:color w:val="FFFFFF"/>
+                <w:sz w:val="18"/>
+              </w:rPr>
+              <w:t>Legacy Delivery</w:t>
+            </w:r>
+            <w:r>
+              <w:rPr>
+                <w:b/>
+                <w:color w:val="FFFFFF"/>
+                <w:sz w:val="18"/>
+              </w:rPr>
+              <w:br/>
+              <w:t>(2-Wk Waterfall/Scrum)</w:t>
+            </w:r>
+          </w:p>
+        </w:tc>
+        <w:tc>
+          <w:tcPr>
+            <w:tcW w:w="2160" w:type="dxa"/>
+            <w:shd w:val="clear" w:color="auto" w:fill="1B365D"/>
+            <w:tcMar>
+              <w:top w:w="100" w:type="dxa"/>
+              <w:left w:w="80" w:type="dxa"/>
+              <w:bottom w:w="100" w:type="dxa"/>
+              <w:right w:w="80" w:type="dxa"/>
+            </w:tcMar>
+          </w:tcPr>
+          <w:p>
+            <w:pPr>
+              <w:spacing w:after="0" w:line="240" w:lineRule="auto"/>
+            </w:pPr>
+            <w:r>
+              <w:rPr>
+                <w:b/>
+                <w:color w:val="FFFFFF"/>
+                <w:sz w:val="18"/>
+              </w:rPr>
+              <w:t>AI-Assisted Delivery</w:t>
+            </w:r>
+            <w:r>
+              <w:rPr>
+                <w:b/>
+                <w:color w:val="FFFFFF"/>
+                <w:sz w:val="18"/>
+              </w:rPr>
+              <w:br/>
+              <w:t>(2-Day Sprint)</w:t>
+            </w:r>
+          </w:p>
+        </w:tc>
+        <w:tc>
+          <w:tcPr>
+            <w:tcW w:w="2448" w:type="dxa"/>
+            <w:shd w:val="clear" w:color="auto" w:fill="1B365D"/>
+            <w:tcMar>
+              <w:top w:w="100" w:type="dxa"/>
+              <w:left w:w="80" w:type="dxa"/>
+              <w:bottom w:w="100" w:type="dxa"/>
+              <w:right w:w="80" w:type="dxa"/>
+            </w:tcMar>
+          </w:tcPr>
+          <w:p>
+            <w:pPr>
+              <w:spacing w:after="0" w:line="240" w:lineRule="auto"/>
+            </w:pPr>
+            <w:r>
+              <w:rPr>
+                <w:b/>
+                <w:color w:val="FFFFFF"/>
+                <w:sz w:val="18"/>
+              </w:rPr>
+              <w:t>Operational Impact &amp; Savings</w:t>
+            </w:r>
+          </w:p>
+        </w:tc>
+      </w:tr>
+      <w:tr>
+        <w:trPr>
+          <w:jc w:val="center"/>
+        </w:trPr>
+        <w:tc>
+          <w:tcPr>
+            <w:tcW w:w="2592" w:type="dxa"/>
+            <w:tcBorders>
+              <w:top w:val="single" w:sz="4" w:space="0" w:color="D3D3D3"/>
+              <w:left w:val="single" w:sz="4" w:space="0" w:color="D3D3D3"/>
+              <w:bottom w:val="single" w:sz="4" w:space="0" w:color="D3D3D3"/>
+              <w:right w:val="single" w:sz="4" w:space="0" w:color="D3D3D3"/>
+            </w:tcBorders>
+            <w:shd w:val="clear" w:color="auto" w:fill="FFFFFF"/>
+            <w:tcMar>
+              <w:top w:w="70" w:type="dxa"/>
+              <w:left w:w="80" w:type="dxa"/>
+              <w:bottom w:w="70" w:type="dxa"/>
+              <w:right w:w="80" w:type="dxa"/>
+            </w:tcMar>
+          </w:tcPr>
+          <w:p>
+            <w:pPr>
+              <w:spacing w:after="0" w:line="240" w:lineRule="auto"/>
+            </w:pPr>
+            <w:r>
+              <w:rPr>
+                <w:b/>
+                <w:sz w:val="17"/>
+              </w:rPr>
+              <w:t>Functional Backlog Scope</w:t>
+            </w:r>
+          </w:p>
+        </w:tc>
+        <w:tc>
+          <w:tcPr>
+            <w:tcW w:w="2160" w:type="dxa"/>
+            <w:tcBorders>
+              <w:top w:val="single" w:sz="4" w:space="0" w:color="D3D3D3"/>
+              <w:left w:val="single" w:sz="4" w:space="0" w:color="D3D3D3"/>
+              <w:bottom w:val="single" w:sz="4" w:space="0" w:color="D3D3D3"/>
+              <w:right w:val="single" w:sz="4" w:space="0" w:color="D3D3D3"/>
+            </w:tcBorders>
+            <w:shd w:val="clear" w:color="auto" w:fill="FFFFFF"/>
+            <w:tcMar>
+              <w:top w:w="70" w:type="dxa"/>
+              <w:left w:w="80" w:type="dxa"/>
+              <w:bottom w:w="70" w:type="dxa"/>
+              <w:right w:w="80" w:type="dxa"/>
+            </w:tcMar>
+          </w:tcPr>
+          <w:p>
+            <w:pPr>
+              <w:spacing w:after="0" w:line="240" w:lineRule="auto"/>
+            </w:pPr>
+            <w:r>
+              <w:rPr>
+                <w:sz w:val="17"/>
+              </w:rPr>
+              <w:t>10 User Stories (~30 Pts)</w:t>
+            </w:r>
+          </w:p>
+        </w:tc>
+        <w:tc>
+          <w:tcPr>
+            <w:tcW w:w="2160" w:type="dxa"/>
+            <w:tcBorders>
+              <w:top w:val="single" w:sz="4" w:space="0" w:color="D3D3D3"/>
+              <w:left w:val="single" w:sz="4" w:space="0" w:color="D3D3D3"/>
+              <w:bottom w:val="single" w:sz="4" w:space="0" w:color="D3D3D3"/>
+              <w:right w:val="single" w:sz="4" w:space="0" w:color="D3D3D3"/>
+            </w:tcBorders>
+            <w:shd w:val="clear" w:color="auto" w:fill="FFFFFF"/>
+            <w:tcMar>
+              <w:top w:w="70" w:type="dxa"/>
+              <w:left w:w="80" w:type="dxa"/>
+              <w:bottom w:w="70" w:type="dxa"/>
+              <w:right w:w="80" w:type="dxa"/>
+            </w:tcMar>
+          </w:tcPr>
+          <w:p>
+            <w:pPr>
+              <w:spacing w:after="0" w:line="240" w:lineRule="auto"/>
+            </w:pPr>
+            <w:r>
+              <w:rPr>
+                <w:sz w:val="17"/>
+              </w:rPr>
+              <w:t>10 User Stories (~30 Pts)</w:t>
+            </w:r>
+          </w:p>
+        </w:tc>
+        <w:tc>
+          <w:tcPr>
+            <w:tcW w:w="2448" w:type="dxa"/>
+            <w:tcBorders>
+              <w:top w:val="single" w:sz="4" w:space="0" w:color="D3D3D3"/>
+              <w:left w:val="single" w:sz="4" w:space="0" w:color="D3D3D3"/>
+              <w:bottom w:val="single" w:sz="4" w:space="0" w:color="D3D3D3"/>
+              <w:right w:val="single" w:sz="4" w:space="0" w:color="D3D3D3"/>
+            </w:tcBorders>
+            <w:shd w:val="clear" w:color="auto" w:fill="FFFFFF"/>
+            <w:tcMar>
+              <w:top w:w="70" w:type="dxa"/>
+              <w:left w:w="80" w:type="dxa"/>
+              <w:bottom w:w="70" w:type="dxa"/>
+              <w:right w:w="80" w:type="dxa"/>
+            </w:tcMar>
+          </w:tcPr>
+          <w:p>
+            <w:pPr>
+              <w:spacing w:after="0" w:line="240" w:lineRule="auto"/>
+            </w:pPr>
+            <w:r>
+              <w:rPr>
+                <w:sz w:val="17"/>
+              </w:rPr>
+              <w:t>Equal functional scope delivered</w:t>
+            </w:r>
+          </w:p>
+        </w:tc>
+      </w:tr>
+      <w:tr>
+        <w:trPr>
+          <w:jc w:val="center"/>
+        </w:trPr>
+        <w:tc>
+          <w:tcPr>
+            <w:tcW w:w="2592" w:type="dxa"/>
+            <w:tcBorders>
+              <w:top w:val="single" w:sz="4" w:space="0" w:color="D3D3D3"/>
+              <w:left w:val="single" w:sz="4" w:space="0" w:color="D3D3D3"/>
+              <w:bottom w:val="single" w:sz="4" w:space="0" w:color="D3D3D3"/>
+              <w:right w:val="single" w:sz="4" w:space="0" w:color="D3D3D3"/>
+            </w:tcBorders>
+            <w:shd w:val="clear" w:color="auto" w:fill="F2F4F7"/>
+            <w:tcMar>
+              <w:top w:w="70" w:type="dxa"/>
+              <w:left w:w="80" w:type="dxa"/>
+              <w:bottom w:w="70" w:type="dxa"/>
+              <w:right w:w="80" w:type="dxa"/>
+            </w:tcMar>
+          </w:tcPr>
+          <w:p>
+            <w:pPr>
+              <w:spacing w:after="0" w:line="240" w:lineRule="auto"/>
+            </w:pPr>
+            <w:r>
+              <w:rPr>
+                <w:b/>
+                <w:sz w:val="17"/>
+              </w:rPr>
+              <w:t>Raw Code Generation Time</w:t>
+            </w:r>
+          </w:p>
+        </w:tc>
+        <w:tc>
+          <w:tcPr>
+            <w:tcW w:w="2160" w:type="dxa"/>
+            <w:tcBorders>
+              <w:top w:val="single" w:sz="4" w:space="0" w:color="D3D3D3"/>
+              <w:left w:val="single" w:sz="4" w:space="0" w:color="D3D3D3"/>
+              <w:bottom w:val="single" w:sz="4" w:space="0" w:color="D3D3D3"/>
+              <w:right w:val="single" w:sz="4" w:space="0" w:color="D3D3D3"/>
+            </w:tcBorders>
+            <w:shd w:val="clear" w:color="auto" w:fill="F2F4F7"/>
+            <w:tcMar>
+              <w:top w:w="70" w:type="dxa"/>
+              <w:left w:w="80" w:type="dxa"/>
+              <w:bottom w:w="70" w:type="dxa"/>
+              <w:right w:w="80" w:type="dxa"/>
+            </w:tcMar>
+          </w:tcPr>
+          <w:p>
+            <w:pPr>
+              <w:spacing w:after="0" w:line="240" w:lineRule="auto"/>
+            </w:pPr>
+            <w:r>
+              <w:rPr>
+                <w:sz w:val="17"/>
+              </w:rPr>
+              <w:t>60.0 Human Dev Hours</w:t>
+            </w:r>
+          </w:p>
+        </w:tc>
+        <w:tc>
+          <w:tcPr>
+            <w:tcW w:w="2160" w:type="dxa"/>
+            <w:tcBorders>
+              <w:top w:val="single" w:sz="4" w:space="0" w:color="D3D3D3"/>
+              <w:left w:val="single" w:sz="4" w:space="0" w:color="D3D3D3"/>
+              <w:bottom w:val="single" w:sz="4" w:space="0" w:color="D3D3D3"/>
+              <w:right w:val="single" w:sz="4" w:space="0" w:color="D3D3D3"/>
+            </w:tcBorders>
+            <w:shd w:val="clear" w:color="auto" w:fill="F2F4F7"/>
+            <w:tcMar>
+              <w:top w:w="70" w:type="dxa"/>
+              <w:left w:w="80" w:type="dxa"/>
+              <w:bottom w:w="70" w:type="dxa"/>
+              <w:right w:w="80" w:type="dxa"/>
+            </w:tcMar>
+          </w:tcPr>
+          <w:p>
+            <w:pPr>
+              <w:spacing w:after="0" w:line="240" w:lineRule="auto"/>
+            </w:pPr>
+            <w:r>
+              <w:rPr>
+                <w:sz w:val="17"/>
+              </w:rPr>
+              <w:t>0.5 AI Compute Hours</w:t>
+            </w:r>
+          </w:p>
+        </w:tc>
+        <w:tc>
+          <w:tcPr>
+            <w:tcW w:w="2448" w:type="dxa"/>
+            <w:tcBorders>
+              <w:top w:val="single" w:sz="4" w:space="0" w:color="D3D3D3"/>
+              <w:left w:val="single" w:sz="4" w:space="0" w:color="D3D3D3"/>
+              <w:bottom w:val="single" w:sz="4" w:space="0" w:color="D3D3D3"/>
+              <w:right w:val="single" w:sz="4" w:space="0" w:color="D3D3D3"/>
+            </w:tcBorders>
+            <w:shd w:val="clear" w:color="auto" w:fill="F2F4F7"/>
+            <w:tcMar>
+              <w:top w:w="70" w:type="dxa"/>
+              <w:left w:w="80" w:type="dxa"/>
+              <w:bottom w:w="70" w:type="dxa"/>
+              <w:right w:w="80" w:type="dxa"/>
+            </w:tcMar>
+          </w:tcPr>
+          <w:p>
+            <w:pPr>
+              <w:spacing w:after="0" w:line="240" w:lineRule="auto"/>
+            </w:pPr>
+            <w:r>
+              <w:rPr>
+                <w:sz w:val="17"/>
+              </w:rPr>
+              <w:t>99% reduction in manual typing</w:t>
+            </w:r>
+          </w:p>
+        </w:tc>
+      </w:tr>
+      <w:tr>
+        <w:trPr>
+          <w:jc w:val="center"/>
+        </w:trPr>
+        <w:tc>
+          <w:tcPr>
+            <w:tcW w:w="2592" w:type="dxa"/>
+            <w:tcBorders>
+              <w:top w:val="single" w:sz="4" w:space="0" w:color="D3D3D3"/>
+              <w:left w:val="single" w:sz="4" w:space="0" w:color="D3D3D3"/>
+              <w:bottom w:val="single" w:sz="4" w:space="0" w:color="D3D3D3"/>
+              <w:right w:val="single" w:sz="4" w:space="0" w:color="D3D3D3"/>
+            </w:tcBorders>
+            <w:shd w:val="clear" w:color="auto" w:fill="FFFFFF"/>
+            <w:tcMar>
+              <w:top w:w="70" w:type="dxa"/>
+              <w:left w:w="80" w:type="dxa"/>
+              <w:bottom w:w="70" w:type="dxa"/>
+              <w:right w:w="80" w:type="dxa"/>
+            </w:tcMar>
+          </w:tcPr>
+          <w:p>
+            <w:pPr>
+              <w:spacing w:after="0" w:line="240" w:lineRule="auto"/>
+            </w:pPr>
+            <w:r>
+              <w:rPr>
+                <w:b/>
+                <w:sz w:val="17"/>
+              </w:rPr>
+              <w:t>Human Oversight &amp; Verification</w:t>
+            </w:r>
+          </w:p>
+        </w:tc>
+        <w:tc>
+          <w:tcPr>
+            <w:tcW w:w="2160" w:type="dxa"/>
+            <w:tcBorders>
+              <w:top w:val="single" w:sz="4" w:space="0" w:color="D3D3D3"/>
+              <w:left w:val="single" w:sz="4" w:space="0" w:color="D3D3D3"/>
+              <w:bottom w:val="single" w:sz="4" w:space="0" w:color="D3D3D3"/>
+              <w:right w:val="single" w:sz="4" w:space="0" w:color="D3D3D3"/>
+            </w:tcBorders>
+            <w:shd w:val="clear" w:color="auto" w:fill="FFFFFF"/>
+            <w:tcMar>
+              <w:top w:w="70" w:type="dxa"/>
+              <w:left w:w="80" w:type="dxa"/>
+              <w:bottom w:w="70" w:type="dxa"/>
+              <w:right w:w="80" w:type="dxa"/>
+            </w:tcMar>
+          </w:tcPr>
+          <w:p>
+            <w:pPr>
+              <w:spacing w:after="0" w:line="240" w:lineRule="auto"/>
+            </w:pPr>
+            <w:r>
+              <w:rPr>
+                <w:sz w:val="17"/>
+              </w:rPr>
+              <w:t>15.0 PR/QA Hours</w:t>
+            </w:r>
+          </w:p>
+        </w:tc>
+        <w:tc>
+          <w:tcPr>
+            <w:tcW w:w="2160" w:type="dxa"/>
+            <w:tcBorders>
+              <w:top w:val="single" w:sz="4" w:space="0" w:color="D3D3D3"/>
+              <w:left w:val="single" w:sz="4" w:space="0" w:color="D3D3D3"/>
+              <w:bottom w:val="single" w:sz="4" w:space="0" w:color="D3D3D3"/>
+              <w:right w:val="single" w:sz="4" w:space="0" w:color="D3D3D3"/>
+            </w:tcBorders>
+            <w:shd w:val="clear" w:color="auto" w:fill="FFFFFF"/>
+            <w:tcMar>
+              <w:top w:w="70" w:type="dxa"/>
+              <w:left w:w="80" w:type="dxa"/>
+              <w:bottom w:w="70" w:type="dxa"/>
+              <w:right w:w="80" w:type="dxa"/>
+            </w:tcMar>
+          </w:tcPr>
+          <w:p>
+            <w:pPr>
+              <w:spacing w:after="0" w:line="240" w:lineRule="auto"/>
+            </w:pPr>
+            <w:r>
+              <w:rPr>
+                <w:sz w:val="17"/>
+              </w:rPr>
+              <w:t>20.0 Senior Dev Hours</w:t>
+            </w:r>
+          </w:p>
+        </w:tc>
+        <w:tc>
+          <w:tcPr>
+            <w:tcW w:w="2448" w:type="dxa"/>
+            <w:tcBorders>
+              <w:top w:val="single" w:sz="4" w:space="0" w:color="D3D3D3"/>
+              <w:left w:val="single" w:sz="4" w:space="0" w:color="D3D3D3"/>
+              <w:bottom w:val="single" w:sz="4" w:space="0" w:color="D3D3D3"/>
+              <w:right w:val="single" w:sz="4" w:space="0" w:color="D3D3D3"/>
+            </w:tcBorders>
+            <w:shd w:val="clear" w:color="auto" w:fill="FFFFFF"/>
+            <w:tcMar>
+              <w:top w:w="70" w:type="dxa"/>
+              <w:left w:w="80" w:type="dxa"/>
+              <w:bottom w:w="70" w:type="dxa"/>
+              <w:right w:w="80" w:type="dxa"/>
+            </w:tcMar>
+          </w:tcPr>
+          <w:p>
+            <w:pPr>
+              <w:spacing w:after="0" w:line="240" w:lineRule="auto"/>
+            </w:pPr>
+            <w:r>
+              <w:rPr>
+                <w:sz w:val="17"/>
+              </w:rPr>
+              <w:t>Shift to deep security/logic validation</w:t>
+            </w:r>
+          </w:p>
+        </w:tc>
+      </w:tr>
+      <w:tr>
+        <w:trPr>
+          <w:jc w:val="center"/>
+        </w:trPr>
+        <w:tc>
+          <w:tcPr>
+            <w:tcW w:w="2592" w:type="dxa"/>
+            <w:tcBorders>
+              <w:top w:val="single" w:sz="4" w:space="0" w:color="D3D3D3"/>
+              <w:left w:val="single" w:sz="4" w:space="0" w:color="D3D3D3"/>
+              <w:bottom w:val="single" w:sz="4" w:space="0" w:color="D3D3D3"/>
+              <w:right w:val="single" w:sz="4" w:space="0" w:color="D3D3D3"/>
+            </w:tcBorders>
+            <w:shd w:val="clear" w:color="auto" w:fill="F2F4F7"/>
+            <w:tcMar>
+              <w:top w:w="70" w:type="dxa"/>
+              <w:left w:w="80" w:type="dxa"/>
+              <w:bottom w:w="70" w:type="dxa"/>
+              <w:right w:w="80" w:type="dxa"/>
+            </w:tcMar>
+          </w:tcPr>
+          <w:p>
+            <w:pPr>
+              <w:spacing w:after="0" w:line="240" w:lineRule="auto"/>
+            </w:pPr>
+            <w:r>
+              <w:rPr>
+                <w:b/>
+                <w:sz w:val="17"/>
+              </w:rPr>
+              <w:t>Requirement Churn Impact</w:t>
+            </w:r>
+            <w:r>
+              <w:rPr>
+                <w:b/>
+                <w:sz w:val="17"/>
+              </w:rPr>
+              <w:br/>
+              <w:t>(2 Acceptance Criteria Updates)</w:t>
+            </w:r>
+          </w:p>
+        </w:tc>
+        <w:tc>
+          <w:tcPr>
+            <w:tcW w:w="2160" w:type="dxa"/>
+            <w:tcBorders>
+              <w:top w:val="single" w:sz="4" w:space="0" w:color="D3D3D3"/>
+              <w:left w:val="single" w:sz="4" w:space="0" w:color="D3D3D3"/>
+              <w:bottom w:val="single" w:sz="4" w:space="0" w:color="D3D3D3"/>
+              <w:right w:val="single" w:sz="4" w:space="0" w:color="D3D3D3"/>
+            </w:tcBorders>
+            <w:shd w:val="clear" w:color="auto" w:fill="F2F4F7"/>
+            <w:tcMar>
+              <w:top w:w="70" w:type="dxa"/>
+              <w:left w:w="80" w:type="dxa"/>
+              <w:bottom w:w="70" w:type="dxa"/>
+              <w:right w:w="80" w:type="dxa"/>
+            </w:tcMar>
+          </w:tcPr>
+          <w:p>
+            <w:pPr>
+              <w:spacing w:after="0" w:line="240" w:lineRule="auto"/>
+            </w:pPr>
+            <w:r>
+              <w:rPr>
+                <w:sz w:val="17"/>
+              </w:rPr>
+              <w:t>+20.0 Human Hours</w:t>
+            </w:r>
+            <w:r>
+              <w:rPr>
+                <w:sz w:val="17"/>
+              </w:rPr>
+              <w:br/>
+              <w:t>(Code Rewrite &amp; Rework)</w:t>
+            </w:r>
+          </w:p>
+        </w:tc>
+        <w:tc>
+          <w:tcPr>
+            <w:tcW w:w="2160" w:type="dxa"/>
+            <w:tcBorders>
+              <w:top w:val="single" w:sz="4" w:space="0" w:color="D3D3D3"/>
+              <w:left w:val="single" w:sz="4" w:space="0" w:color="D3D3D3"/>
+              <w:bottom w:val="single" w:sz="4" w:space="0" w:color="D3D3D3"/>
+              <w:right w:val="single" w:sz="4" w:space="0" w:color="D3D3D3"/>
+            </w:tcBorders>
+            <w:shd w:val="clear" w:color="auto" w:fill="F2F4F7"/>
+            <w:tcMar>
+              <w:top w:w="70" w:type="dxa"/>
+              <w:left w:w="80" w:type="dxa"/>
+              <w:bottom w:w="70" w:type="dxa"/>
+              <w:right w:w="80" w:type="dxa"/>
+            </w:tcMar>
+          </w:tcPr>
+          <w:p>
+            <w:pPr>
+              <w:spacing w:after="0" w:line="240" w:lineRule="auto"/>
+            </w:pPr>
+            <w:r>
+              <w:rPr>
+                <w:sz w:val="17"/>
+              </w:rPr>
+              <w:t>+1.5 Human Review Hours</w:t>
+            </w:r>
+            <w:r>
+              <w:rPr>
+                <w:sz w:val="17"/>
+              </w:rPr>
+              <w:br/>
+              <w:t>(AI Absorbs Code Rewrite)</w:t>
+            </w:r>
+          </w:p>
+        </w:tc>
+        <w:tc>
+          <w:tcPr>
+            <w:tcW w:w="2448" w:type="dxa"/>
+            <w:tcBorders>
+              <w:top w:val="single" w:sz="4" w:space="0" w:color="D3D3D3"/>
+              <w:left w:val="single" w:sz="4" w:space="0" w:color="D3D3D3"/>
+              <w:bottom w:val="single" w:sz="4" w:space="0" w:color="D3D3D3"/>
+              <w:right w:val="single" w:sz="4" w:space="0" w:color="D3D3D3"/>
+            </w:tcBorders>
+            <w:shd w:val="clear" w:color="auto" w:fill="F2F4F7"/>
+            <w:tcMar>
+              <w:top w:w="70" w:type="dxa"/>
+              <w:left w:w="80" w:type="dxa"/>
+              <w:bottom w:w="70" w:type="dxa"/>
+              <w:right w:w="80" w:type="dxa"/>
+            </w:tcMar>
+          </w:tcPr>
+          <w:p>
+            <w:pPr>
+              <w:spacing w:after="0" w:line="240" w:lineRule="auto"/>
+            </w:pPr>
+            <w:r>
+              <w:rPr>
+                <w:sz w:val="17"/>
+              </w:rPr>
+              <w:t>AI acts as variance absorber</w:t>
+            </w:r>
+            <w:r>
+              <w:rPr>
+                <w:sz w:val="17"/>
+              </w:rPr>
+              <w:br/>
+              <w:t>($17 compute vs. $2,234 labor)</w:t>
+            </w:r>
+          </w:p>
+        </w:tc>
+      </w:tr>
+      <w:tr>
+        <w:trPr>
+          <w:jc w:val="center"/>
+        </w:trPr>
+        <w:tc>
+          <w:tcPr>
+            <w:tcW w:w="2592" w:type="dxa"/>
+            <w:tcBorders>
+              <w:top w:val="single" w:sz="4" w:space="0" w:color="D3D3D3"/>
+              <w:left w:val="single" w:sz="4" w:space="0" w:color="D3D3D3"/>
+              <w:bottom w:val="single" w:sz="4" w:space="0" w:color="D3D3D3"/>
+              <w:right w:val="single" w:sz="4" w:space="0" w:color="D3D3D3"/>
+            </w:tcBorders>
+            <w:shd w:val="clear" w:color="auto" w:fill="FFFFFF"/>
+            <w:tcMar>
+              <w:top w:w="70" w:type="dxa"/>
+              <w:left w:w="80" w:type="dxa"/>
+              <w:bottom w:w="70" w:type="dxa"/>
+              <w:right w:w="80" w:type="dxa"/>
+            </w:tcMar>
+          </w:tcPr>
+          <w:p>
+            <w:pPr>
+              <w:spacing w:after="0" w:line="240" w:lineRule="auto"/>
+            </w:pPr>
+            <w:r>
+              <w:rPr>
+                <w:b/>
+                <w:sz w:val="17"/>
+              </w:rPr>
+              <w:t>Total Human Oversight Labor</w:t>
+            </w:r>
+          </w:p>
+        </w:tc>
+        <w:tc>
+          <w:tcPr>
+            <w:tcW w:w="2160" w:type="dxa"/>
+            <w:tcBorders>
+              <w:top w:val="single" w:sz="4" w:space="0" w:color="D3D3D3"/>
+              <w:left w:val="single" w:sz="4" w:space="0" w:color="D3D3D3"/>
+              <w:bottom w:val="single" w:sz="4" w:space="0" w:color="D3D3D3"/>
+              <w:right w:val="single" w:sz="4" w:space="0" w:color="D3D3D3"/>
+            </w:tcBorders>
+            <w:shd w:val="clear" w:color="auto" w:fill="FFFFFF"/>
+            <w:tcMar>
+              <w:top w:w="70" w:type="dxa"/>
+              <w:left w:w="80" w:type="dxa"/>
+              <w:bottom w:w="70" w:type="dxa"/>
+              <w:right w:w="80" w:type="dxa"/>
+            </w:tcMar>
+          </w:tcPr>
+          <w:p>
+            <w:pPr>
+              <w:spacing w:after="0" w:line="240" w:lineRule="auto"/>
+            </w:pPr>
+            <w:r>
+              <w:rPr>
+                <w:sz w:val="17"/>
+              </w:rPr>
+              <w:t>95.0 Hours</w:t>
+            </w:r>
+          </w:p>
+        </w:tc>
+        <w:tc>
+          <w:tcPr>
+            <w:tcW w:w="2160" w:type="dxa"/>
+            <w:tcBorders>
+              <w:top w:val="single" w:sz="4" w:space="0" w:color="D3D3D3"/>
+              <w:left w:val="single" w:sz="4" w:space="0" w:color="D3D3D3"/>
+              <w:bottom w:val="single" w:sz="4" w:space="0" w:color="D3D3D3"/>
+              <w:right w:val="single" w:sz="4" w:space="0" w:color="D3D3D3"/>
+            </w:tcBorders>
+            <w:shd w:val="clear" w:color="auto" w:fill="FFFFFF"/>
+            <w:tcMar>
+              <w:top w:w="70" w:type="dxa"/>
+              <w:left w:w="80" w:type="dxa"/>
+              <w:bottom w:w="70" w:type="dxa"/>
+              <w:right w:w="80" w:type="dxa"/>
+            </w:tcMar>
+          </w:tcPr>
+          <w:p>
+            <w:pPr>
+              <w:spacing w:after="0" w:line="240" w:lineRule="auto"/>
+            </w:pPr>
+            <w:r>
+              <w:rPr>
+                <w:sz w:val="17"/>
+              </w:rPr>
+              <w:t>21.5 Hours</w:t>
+            </w:r>
+          </w:p>
+        </w:tc>
+        <w:tc>
+          <w:tcPr>
+            <w:tcW w:w="2448" w:type="dxa"/>
+            <w:tcBorders>
+              <w:top w:val="single" w:sz="4" w:space="0" w:color="D3D3D3"/>
+              <w:left w:val="single" w:sz="4" w:space="0" w:color="D3D3D3"/>
+              <w:bottom w:val="single" w:sz="4" w:space="0" w:color="D3D3D3"/>
+              <w:right w:val="single" w:sz="4" w:space="0" w:color="D3D3D3"/>
+            </w:tcBorders>
+            <w:shd w:val="clear" w:color="auto" w:fill="FFFFFF"/>
+            <w:tcMar>
+              <w:top w:w="70" w:type="dxa"/>
+              <w:left w:w="80" w:type="dxa"/>
+              <w:bottom w:w="70" w:type="dxa"/>
+              <w:right w:w="80" w:type="dxa"/>
+            </w:tcMar>
+          </w:tcPr>
+          <w:p>
+            <w:pPr>
+              <w:spacing w:after="0" w:line="240" w:lineRule="auto"/>
+            </w:pPr>
+            <w:r>
+              <w:rPr>
+                <w:sz w:val="17"/>
+              </w:rPr>
+              <w:t>77% net reduction in human hours</w:t>
+            </w:r>
+          </w:p>
+        </w:tc>
+      </w:tr>
+      <w:tr>
+        <w:trPr>
+          <w:jc w:val="center"/>
+        </w:trPr>
+        <w:tc>
+          <w:tcPr>
+            <w:tcW w:w="2592" w:type="dxa"/>
+            <w:tcBorders>
+              <w:top w:val="single" w:sz="4" w:space="0" w:color="D3D3D3"/>
+              <w:left w:val="single" w:sz="4" w:space="0" w:color="D3D3D3"/>
+              <w:bottom w:val="single" w:sz="4" w:space="0" w:color="D3D3D3"/>
+              <w:right w:val="single" w:sz="4" w:space="0" w:color="D3D3D3"/>
+            </w:tcBorders>
+            <w:shd w:val="clear" w:color="auto" w:fill="F2F4F7"/>
+            <w:tcMar>
+              <w:top w:w="70" w:type="dxa"/>
+              <w:left w:w="80" w:type="dxa"/>
+              <w:bottom w:w="70" w:type="dxa"/>
+              <w:right w:w="80" w:type="dxa"/>
+            </w:tcMar>
+          </w:tcPr>
+          <w:p>
+            <w:pPr>
+              <w:spacing w:after="0" w:line="240" w:lineRule="auto"/>
+            </w:pPr>
+            <w:r>
+              <w:rPr>
+                <w:b/>
+                <w:sz w:val="17"/>
+              </w:rPr>
+              <w:t>Direct AI Tooling &amp; Compute Cost</w:t>
+            </w:r>
+          </w:p>
+        </w:tc>
+        <w:tc>
+          <w:tcPr>
+            <w:tcW w:w="2160" w:type="dxa"/>
+            <w:tcBorders>
+              <w:top w:val="single" w:sz="4" w:space="0" w:color="D3D3D3"/>
+              <w:left w:val="single" w:sz="4" w:space="0" w:color="D3D3D3"/>
+              <w:bottom w:val="single" w:sz="4" w:space="0" w:color="D3D3D3"/>
+              <w:right w:val="single" w:sz="4" w:space="0" w:color="D3D3D3"/>
+            </w:tcBorders>
+            <w:shd w:val="clear" w:color="auto" w:fill="F2F4F7"/>
+            <w:tcMar>
+              <w:top w:w="70" w:type="dxa"/>
+              <w:left w:w="80" w:type="dxa"/>
+              <w:bottom w:w="70" w:type="dxa"/>
+              <w:right w:w="80" w:type="dxa"/>
+            </w:tcMar>
+          </w:tcPr>
+          <w:p>
+            <w:pPr>
+              <w:spacing w:after="0" w:line="240" w:lineRule="auto"/>
+            </w:pPr>
+            <w:r>
+              <w:rPr>
+                <w:sz w:val="17"/>
+              </w:rPr>
+              <w:t>$0.00</w:t>
+            </w:r>
+          </w:p>
+        </w:tc>
+        <w:tc>
+          <w:tcPr>
+            <w:tcW w:w="2160" w:type="dxa"/>
+            <w:tcBorders>
+              <w:top w:val="single" w:sz="4" w:space="0" w:color="D3D3D3"/>
+              <w:left w:val="single" w:sz="4" w:space="0" w:color="D3D3D3"/>
+              <w:bottom w:val="single" w:sz="4" w:space="0" w:color="D3D3D3"/>
+              <w:right w:val="single" w:sz="4" w:space="0" w:color="D3D3D3"/>
+            </w:tcBorders>
+            <w:shd w:val="clear" w:color="auto" w:fill="F2F4F7"/>
+            <w:tcMar>
+              <w:top w:w="70" w:type="dxa"/>
+              <w:left w:w="80" w:type="dxa"/>
+              <w:bottom w:w="70" w:type="dxa"/>
+              <w:right w:w="80" w:type="dxa"/>
+            </w:tcMar>
+          </w:tcPr>
+          <w:p>
+            <w:pPr>
+              <w:spacing w:after="0" w:line="240" w:lineRule="auto"/>
+            </w:pPr>
+            <w:r>
+              <w:rPr>
+                <w:sz w:val="17"/>
+              </w:rPr>
+              <w:t>$29.50</w:t>
+            </w:r>
+          </w:p>
+        </w:tc>
+        <w:tc>
+          <w:tcPr>
+            <w:tcW w:w="2448" w:type="dxa"/>
+            <w:tcBorders>
+              <w:top w:val="single" w:sz="4" w:space="0" w:color="D3D3D3"/>
+              <w:left w:val="single" w:sz="4" w:space="0" w:color="D3D3D3"/>
+              <w:bottom w:val="single" w:sz="4" w:space="0" w:color="D3D3D3"/>
+              <w:right w:val="single" w:sz="4" w:space="0" w:color="D3D3D3"/>
+            </w:tcBorders>
+            <w:shd w:val="clear" w:color="auto" w:fill="F2F4F7"/>
+            <w:tcMar>
+              <w:top w:w="70" w:type="dxa"/>
+              <w:left w:w="80" w:type="dxa"/>
+              <w:bottom w:w="70" w:type="dxa"/>
+              <w:right w:w="80" w:type="dxa"/>
+            </w:tcMar>
+          </w:tcPr>
+          <w:p>
+            <w:pPr>
+              <w:spacing w:after="0" w:line="240" w:lineRule="auto"/>
+            </w:pPr>
+            <w:r>
+              <w:rPr>
+                <w:sz w:val="17"/>
+              </w:rPr>
+              <w:t>AI compute cost is trivial (~1.3%)</w:t>
+            </w:r>
+          </w:p>
+        </w:tc>
+      </w:tr>
+      <w:tr>
+        <w:trPr>
+          <w:jc w:val="center"/>
+        </w:trPr>
+        <w:tc>
+          <w:tcPr>
+            <w:tcW w:w="2592" w:type="dxa"/>
+            <w:tcBorders>
+              <w:top w:val="single" w:sz="4" w:space="0" w:color="D3D3D3"/>
+              <w:left w:val="single" w:sz="4" w:space="0" w:color="D3D3D3"/>
+              <w:bottom w:val="single" w:sz="4" w:space="0" w:color="D3D3D3"/>
+              <w:right w:val="single" w:sz="4" w:space="0" w:color="D3D3D3"/>
+            </w:tcBorders>
+            <w:shd w:val="clear" w:color="auto" w:fill="FFFFFF"/>
+            <w:tcMar>
+              <w:top w:w="70" w:type="dxa"/>
+              <w:left w:w="80" w:type="dxa"/>
+              <w:bottom w:w="70" w:type="dxa"/>
+              <w:right w:w="80" w:type="dxa"/>
+            </w:tcMar>
+          </w:tcPr>
+          <w:p>
+            <w:pPr>
+              <w:spacing w:after="0" w:line="240" w:lineRule="auto"/>
+            </w:pPr>
+            <w:r>
+              <w:rPr>
+                <w:b/>
+                <w:sz w:val="17"/>
+              </w:rPr>
+              <w:t>AI Maintenance &amp; Security Reserve</w:t>
+            </w:r>
+          </w:p>
+        </w:tc>
+        <w:tc>
+          <w:tcPr>
+            <w:tcW w:w="2160" w:type="dxa"/>
+            <w:tcBorders>
+              <w:top w:val="single" w:sz="4" w:space="0" w:color="D3D3D3"/>
+              <w:left w:val="single" w:sz="4" w:space="0" w:color="D3D3D3"/>
+              <w:bottom w:val="single" w:sz="4" w:space="0" w:color="D3D3D3"/>
+              <w:right w:val="single" w:sz="4" w:space="0" w:color="D3D3D3"/>
+            </w:tcBorders>
+            <w:shd w:val="clear" w:color="auto" w:fill="FFFFFF"/>
+            <w:tcMar>
+              <w:top w:w="70" w:type="dxa"/>
+              <w:left w:w="80" w:type="dxa"/>
+              <w:bottom w:w="70" w:type="dxa"/>
+              <w:right w:w="80" w:type="dxa"/>
+            </w:tcMar>
+          </w:tcPr>
+          <w:p>
+            <w:pPr>
+              <w:spacing w:after="0" w:line="240" w:lineRule="auto"/>
+            </w:pPr>
+            <w:r>
+              <w:rPr>
+                <w:sz w:val="17"/>
+              </w:rPr>
+              <w:t>$0.00</w:t>
+            </w:r>
+          </w:p>
+        </w:tc>
+        <w:tc>
+          <w:tcPr>
+            <w:tcW w:w="2160" w:type="dxa"/>
+            <w:tcBorders>
+              <w:top w:val="single" w:sz="4" w:space="0" w:color="D3D3D3"/>
+              <w:left w:val="single" w:sz="4" w:space="0" w:color="D3D3D3"/>
+              <w:bottom w:val="single" w:sz="4" w:space="0" w:color="D3D3D3"/>
+              <w:right w:val="single" w:sz="4" w:space="0" w:color="D3D3D3"/>
+            </w:tcBorders>
+            <w:shd w:val="clear" w:color="auto" w:fill="FFFFFF"/>
+            <w:tcMar>
+              <w:top w:w="70" w:type="dxa"/>
+              <w:left w:w="80" w:type="dxa"/>
+              <w:bottom w:w="70" w:type="dxa"/>
+              <w:right w:w="80" w:type="dxa"/>
+            </w:tcMar>
+          </w:tcPr>
+          <w:p>
+            <w:pPr>
+              <w:spacing w:after="0" w:line="240" w:lineRule="auto"/>
+            </w:pPr>
+            <w:r>
+              <w:rPr>
+                <w:sz w:val="17"/>
+              </w:rPr>
+              <w:t>$122.02</w:t>
+            </w:r>
+          </w:p>
+        </w:tc>
+        <w:tc>
+          <w:tcPr>
+            <w:tcW w:w="2448" w:type="dxa"/>
+            <w:tcBorders>
+              <w:top w:val="single" w:sz="4" w:space="0" w:color="D3D3D3"/>
+              <w:left w:val="single" w:sz="4" w:space="0" w:color="D3D3D3"/>
+              <w:bottom w:val="single" w:sz="4" w:space="0" w:color="D3D3D3"/>
+              <w:right w:val="single" w:sz="4" w:space="0" w:color="D3D3D3"/>
+            </w:tcBorders>
+            <w:shd w:val="clear" w:color="auto" w:fill="FFFFFF"/>
+            <w:tcMar>
+              <w:top w:w="70" w:type="dxa"/>
+              <w:left w:w="80" w:type="dxa"/>
+              <w:bottom w:w="70" w:type="dxa"/>
+              <w:right w:w="80" w:type="dxa"/>
+            </w:tcMar>
+          </w:tcPr>
+          <w:p>
+            <w:pPr>
+              <w:spacing w:after="0" w:line="240" w:lineRule="auto"/>
+            </w:pPr>
+            <w:r>
+              <w:rPr>
+                <w:sz w:val="17"/>
+              </w:rPr>
+              <w:t>Covers model updates &amp; CVE scanning</w:t>
+            </w:r>
+          </w:p>
+        </w:tc>
+      </w:tr>
+      <w:tr>
+        <w:trPr>
+          <w:jc w:val="center"/>
+        </w:trPr>
+        <w:tc>
+          <w:tcPr>
+            <w:tcW w:w="2592" w:type="dxa"/>
+            <w:tcBorders>
+              <w:top w:val="single" w:sz="4" w:space="0" w:color="D3D3D3"/>
+              <w:left w:val="single" w:sz="4" w:space="0" w:color="D3D3D3"/>
+              <w:bottom w:val="single" w:sz="4" w:space="0" w:color="D3D3D3"/>
+              <w:right w:val="single" w:sz="4" w:space="0" w:color="D3D3D3"/>
+            </w:tcBorders>
+            <w:shd w:val="clear" w:color="auto" w:fill="EBF3FA"/>
+            <w:tcMar>
+              <w:top w:w="70" w:type="dxa"/>
+              <w:left w:w="80" w:type="dxa"/>
+              <w:bottom w:w="70" w:type="dxa"/>
+              <w:right w:w="80" w:type="dxa"/>
+            </w:tcMar>
+          </w:tcPr>
+          <w:p>
+            <w:pPr>
+              <w:spacing w:after="0" w:line="240" w:lineRule="auto"/>
+            </w:pPr>
+            <w:r>
+              <w:rPr>
+                <w:b/>
+                <w:sz w:val="17"/>
+              </w:rPr>
+              <w:t>Total Sprint Backlog Delivery Cost</w:t>
+            </w:r>
+          </w:p>
+        </w:tc>
+        <w:tc>
+          <w:tcPr>
+            <w:tcW w:w="2160" w:type="dxa"/>
+            <w:tcBorders>
+              <w:top w:val="single" w:sz="4" w:space="0" w:color="D3D3D3"/>
+              <w:left w:val="single" w:sz="4" w:space="0" w:color="D3D3D3"/>
+              <w:bottom w:val="single" w:sz="4" w:space="0" w:color="D3D3D3"/>
+              <w:right w:val="single" w:sz="4" w:space="0" w:color="D3D3D3"/>
+            </w:tcBorders>
+            <w:shd w:val="clear" w:color="auto" w:fill="EBF3FA"/>
+            <w:tcMar>
+              <w:top w:w="70" w:type="dxa"/>
+              <w:left w:w="80" w:type="dxa"/>
+              <w:bottom w:w="70" w:type="dxa"/>
+              <w:right w:w="80" w:type="dxa"/>
+            </w:tcMar>
+          </w:tcPr>
+          <w:p>
+            <w:pPr>
+              <w:spacing w:after="0" w:line="240" w:lineRule="auto"/>
+            </w:pPr>
+            <w:r>
+              <w:rPr>
+                <w:b/>
+                <w:sz w:val="17"/>
+              </w:rPr>
+              <w:t>$10,611.50</w:t>
+            </w:r>
+          </w:p>
+        </w:tc>
+        <w:tc>
+          <w:tcPr>
+            <w:tcW w:w="2160" w:type="dxa"/>
+            <w:tcBorders>
+              <w:top w:val="single" w:sz="4" w:space="0" w:color="D3D3D3"/>
+              <w:left w:val="single" w:sz="4" w:space="0" w:color="D3D3D3"/>
+              <w:bottom w:val="single" w:sz="4" w:space="0" w:color="D3D3D3"/>
+              <w:right w:val="single" w:sz="4" w:space="0" w:color="D3D3D3"/>
+            </w:tcBorders>
+            <w:shd w:val="clear" w:color="auto" w:fill="EBF3FA"/>
+            <w:tcMar>
+              <w:top w:w="70" w:type="dxa"/>
+              <w:left w:w="80" w:type="dxa"/>
+              <w:bottom w:w="70" w:type="dxa"/>
+              <w:right w:w="80" w:type="dxa"/>
+            </w:tcMar>
+          </w:tcPr>
+          <w:p>
+            <w:pPr>
+              <w:spacing w:after="0" w:line="240" w:lineRule="auto"/>
+            </w:pPr>
+            <w:r>
+              <w:rPr>
+                <w:b/>
+                <w:sz w:val="17"/>
+              </w:rPr>
+              <w:t>$2,553.07</w:t>
+            </w:r>
+          </w:p>
+        </w:tc>
+        <w:tc>
+          <w:tcPr>
+            <w:tcW w:w="2448" w:type="dxa"/>
+            <w:tcBorders>
+              <w:top w:val="single" w:sz="4" w:space="0" w:color="D3D3D3"/>
+              <w:left w:val="single" w:sz="4" w:space="0" w:color="D3D3D3"/>
+              <w:bottom w:val="single" w:sz="4" w:space="0" w:color="D3D3D3"/>
+              <w:right w:val="single" w:sz="4" w:space="0" w:color="D3D3D3"/>
+            </w:tcBorders>
+            <w:shd w:val="clear" w:color="auto" w:fill="EBF3FA"/>
+            <w:tcMar>
+              <w:top w:w="70" w:type="dxa"/>
+              <w:left w:w="80" w:type="dxa"/>
+              <w:bottom w:w="70" w:type="dxa"/>
+              <w:right w:w="80" w:type="dxa"/>
+            </w:tcMar>
+          </w:tcPr>
+          <w:p>
+            <w:pPr>
+              <w:spacing w:after="0" w:line="240" w:lineRule="auto"/>
+            </w:pPr>
+            <w:r>
+              <w:rPr>
+                <w:b/>
+                <w:sz w:val="17"/>
+              </w:rPr>
+              <w:t>76% net cost reduction per backlog</w:t>
+            </w:r>
+          </w:p>
+        </w:tc>
+      </w:tr>
+      <w:tr>
+        <w:trPr>
+          <w:jc w:val="center"/>
+        </w:trPr>
+        <w:tc>
+          <w:tcPr>
+            <w:tcW w:w="2592" w:type="dxa"/>
+            <w:tcBorders>
+              <w:top w:val="single" w:sz="4" w:space="0" w:color="D3D3D3"/>
+              <w:left w:val="single" w:sz="4" w:space="0" w:color="D3D3D3"/>
+              <w:bottom w:val="single" w:sz="4" w:space="0" w:color="D3D3D3"/>
+              <w:right w:val="single" w:sz="4" w:space="0" w:color="D3D3D3"/>
+            </w:tcBorders>
+            <w:shd w:val="clear" w:color="auto" w:fill="EBF3FA"/>
+            <w:tcMar>
+              <w:top w:w="70" w:type="dxa"/>
+              <w:left w:w="80" w:type="dxa"/>
+              <w:bottom w:w="70" w:type="dxa"/>
+              <w:right w:w="80" w:type="dxa"/>
+            </w:tcMar>
+          </w:tcPr>
+          <w:p>
+            <w:pPr>
+              <w:spacing w:after="0" w:line="240" w:lineRule="auto"/>
+            </w:pPr>
+            <w:r>
+              <w:rPr>
+                <w:b/>
+                <w:sz w:val="17"/>
+              </w:rPr>
+              <w:t>Cost per Verified Story Point (</w:t>
+            </w:r>
+            <w:proofErr w:type="spellStart"/>
+            <w:r>
+              <w:rPr>
+                <w:b/>
+                <w:sz w:val="17"/>
+              </w:rPr>
+              <w:t>C_sp</w:t>
+            </w:r>
+            <w:proofErr w:type="spellEnd"/>
+            <w:r>
+              <w:rPr>
+                <w:b/>
+                <w:sz w:val="17"/>
+              </w:rPr>
+              <w:t>)</w:t>
+            </w:r>
+          </w:p>
+        </w:tc>
+        <w:tc>
+          <w:tcPr>
+            <w:tcW w:w="2160" w:type="dxa"/>
+            <w:tcBorders>
+              <w:top w:val="single" w:sz="4" w:space="0" w:color="D3D3D3"/>
+              <w:left w:val="single" w:sz="4" w:space="0" w:color="D3D3D3"/>
+              <w:bottom w:val="single" w:sz="4" w:space="0" w:color="D3D3D3"/>
+              <w:right w:val="single" w:sz="4" w:space="0" w:color="D3D3D3"/>
+            </w:tcBorders>
+            <w:shd w:val="clear" w:color="auto" w:fill="EBF3FA"/>
+            <w:tcMar>
+              <w:top w:w="70" w:type="dxa"/>
+              <w:left w:w="80" w:type="dxa"/>
+              <w:bottom w:w="70" w:type="dxa"/>
+              <w:right w:w="80" w:type="dxa"/>
+            </w:tcMar>
+          </w:tcPr>
+          <w:p>
+            <w:pPr>
+              <w:spacing w:after="0" w:line="240" w:lineRule="auto"/>
+            </w:pPr>
+            <w:r>
+              <w:rPr>
+                <w:b/>
+                <w:sz w:val="17"/>
+              </w:rPr>
+              <w:t>$353.72 / Pt</w:t>
+            </w:r>
+          </w:p>
+        </w:tc>
+        <w:tc>
+          <w:tcPr>
+            <w:tcW w:w="2160" w:type="dxa"/>
+            <w:tcBorders>
+              <w:top w:val="single" w:sz="4" w:space="0" w:color="D3D3D3"/>
+              <w:left w:val="single" w:sz="4" w:space="0" w:color="D3D3D3"/>
+              <w:bottom w:val="single" w:sz="4" w:space="0" w:color="D3D3D3"/>
+              <w:right w:val="single" w:sz="4" w:space="0" w:color="D3D3D3"/>
+            </w:tcBorders>
+            <w:shd w:val="clear" w:color="auto" w:fill="EBF3FA"/>
+            <w:tcMar>
+              <w:top w:w="70" w:type="dxa"/>
+              <w:left w:w="80" w:type="dxa"/>
+              <w:bottom w:w="70" w:type="dxa"/>
+              <w:right w:w="80" w:type="dxa"/>
+            </w:tcMar>
+          </w:tcPr>
+          <w:p>
+            <w:pPr>
+              <w:spacing w:after="0" w:line="240" w:lineRule="auto"/>
+            </w:pPr>
+            <w:r>
+              <w:rPr>
+                <w:b/>
+                <w:sz w:val="17"/>
+              </w:rPr>
+              <w:t>$85.10 / Pt</w:t>
+            </w:r>
+          </w:p>
+        </w:tc>
+        <w:tc>
+          <w:tcPr>
+            <w:tcW w:w="2448" w:type="dxa"/>
+            <w:tcBorders>
+              <w:top w:val="single" w:sz="4" w:space="0" w:color="D3D3D3"/>
+              <w:left w:val="single" w:sz="4" w:space="0" w:color="D3D3D3"/>
+              <w:bottom w:val="single" w:sz="4" w:space="0" w:color="D3D3D3"/>
+              <w:right w:val="single" w:sz="4" w:space="0" w:color="D3D3D3"/>
+            </w:tcBorders>
+            <w:shd w:val="clear" w:color="auto" w:fill="EBF3FA"/>
+            <w:tcMar>
+              <w:top w:w="70" w:type="dxa"/>
+              <w:left w:w="80" w:type="dxa"/>
+              <w:bottom w:w="70" w:type="dxa"/>
+              <w:right w:w="80" w:type="dxa"/>
+            </w:tcMar>
+          </w:tcPr>
+          <w:p>
+            <w:pPr>
+              <w:spacing w:after="0" w:line="240" w:lineRule="auto"/>
+            </w:pPr>
+            <w:r>
+              <w:rPr>
+                <w:b/>
+                <w:sz w:val="17"/>
+              </w:rPr>
+              <w:t>4.1x improvement in cost efficiency</w:t>
+            </w:r>
+          </w:p>
+        </w:tc>
+      </w:tr>
+      <w:tr>
+        <w:trPr>
+          <w:jc w:val="center"/>
+        </w:trPr>
+        <w:tc>
+          <w:tcPr>
+            <w:tcW w:w="2592" w:type="dxa"/>
+            <w:tcBorders>
+              <w:top w:val="single" w:sz="4" w:space="0" w:color="D3D3D3"/>
+              <w:left w:val="single" w:sz="4" w:space="0" w:color="D3D3D3"/>
+              <w:bottom w:val="single" w:sz="4" w:space="0" w:color="D3D3D3"/>
+              <w:right w:val="single" w:sz="4" w:space="0" w:color="D3D3D3"/>
+            </w:tcBorders>
+            <w:shd w:val="clear" w:color="auto" w:fill="EBF3FA"/>
+            <w:tcMar>
+              <w:top w:w="70" w:type="dxa"/>
+              <w:left w:w="80" w:type="dxa"/>
+              <w:bottom w:w="70" w:type="dxa"/>
+              <w:right w:w="80" w:type="dxa"/>
+            </w:tcMar>
+          </w:tcPr>
+          <w:p>
+            <w:pPr>
+              <w:spacing w:after="0" w:line="240" w:lineRule="auto"/>
+            </w:pPr>
+            <w:r>
+              <w:rPr>
+                <w:b/>
+                <w:sz w:val="17"/>
+              </w:rPr>
+              <w:t>Elapsed Delivery Cycle Time</w:t>
+            </w:r>
+          </w:p>
+        </w:tc>
+        <w:tc>
+          <w:tcPr>
+            <w:tcW w:w="2160" w:type="dxa"/>
+            <w:tcBorders>
+              <w:top w:val="single" w:sz="4" w:space="0" w:color="D3D3D3"/>
+              <w:left w:val="single" w:sz="4" w:space="0" w:color="D3D3D3"/>
+              <w:bottom w:val="single" w:sz="4" w:space="0" w:color="D3D3D3"/>
+              <w:right w:val="single" w:sz="4" w:space="0" w:color="D3D3D3"/>
+            </w:tcBorders>
+            <w:shd w:val="clear" w:color="auto" w:fill="EBF3FA"/>
+            <w:tcMar>
+              <w:top w:w="70" w:type="dxa"/>
+              <w:left w:w="80" w:type="dxa"/>
+              <w:bottom w:w="70" w:type="dxa"/>
+              <w:right w:w="80" w:type="dxa"/>
+            </w:tcMar>
+          </w:tcPr>
+          <w:p>
+            <w:pPr>
+              <w:spacing w:after="0" w:line="240" w:lineRule="auto"/>
+            </w:pPr>
+            <w:r>
+              <w:rPr>
+                <w:b/>
+                <w:sz w:val="17"/>
+              </w:rPr>
+              <w:t>10 Business Days</w:t>
+            </w:r>
+          </w:p>
+        </w:tc>
+        <w:tc>
+          <w:tcPr>
+            <w:tcW w:w="2160" w:type="dxa"/>
+            <w:tcBorders>
+              <w:top w:val="single" w:sz="4" w:space="0" w:color="D3D3D3"/>
+              <w:left w:val="single" w:sz="4" w:space="0" w:color="D3D3D3"/>
+              <w:bottom w:val="single" w:sz="4" w:space="0" w:color="D3D3D3"/>
+              <w:right w:val="single" w:sz="4" w:space="0" w:color="D3D3D3"/>
+            </w:tcBorders>
+            <w:shd w:val="clear" w:color="auto" w:fill="EBF3FA"/>
+            <w:tcMar>
+              <w:top w:w="70" w:type="dxa"/>
+              <w:left w:w="80" w:type="dxa"/>
+              <w:bottom w:w="70" w:type="dxa"/>
+              <w:right w:w="80" w:type="dxa"/>
+            </w:tcMar>
+          </w:tcPr>
+          <w:p>
+            <w:pPr>
+              <w:spacing w:after="0" w:line="240" w:lineRule="auto"/>
+            </w:pPr>
+            <w:r>
+              <w:rPr>
+                <w:b/>
+                <w:sz w:val="17"/>
+              </w:rPr>
+              <w:t>2 Business Days</w:t>
+            </w:r>
+          </w:p>
+        </w:tc>
+        <w:tc>
+          <w:tcPr>
+            <w:tcW w:w="2448" w:type="dxa"/>
+            <w:tcBorders>
+              <w:top w:val="single" w:sz="4" w:space="0" w:color="D3D3D3"/>
+              <w:left w:val="single" w:sz="4" w:space="0" w:color="D3D3D3"/>
+              <w:bottom w:val="single" w:sz="4" w:space="0" w:color="D3D3D3"/>
+              <w:right w:val="single" w:sz="4" w:space="0" w:color="D3D3D3"/>
+            </w:tcBorders>
+            <w:shd w:val="clear" w:color="auto" w:fill="EBF3FA"/>
+            <w:tcMar>
+              <w:top w:w="70" w:type="dxa"/>
+              <w:left w:w="80" w:type="dxa"/>
+              <w:bottom w:w="70" w:type="dxa"/>
+              <w:right w:w="80" w:type="dxa"/>
+            </w:tcMar>
+          </w:tcPr>
+          <w:p>
+            <w:pPr>
+              <w:spacing w:after="0" w:line="240" w:lineRule="auto"/>
+            </w:pPr>
+            <w:r>
+              <w:rPr>
+                <w:b/>
+                <w:sz w:val="17"/>
+              </w:rPr>
+              <w:t>5x acceleration in time-to-market</w:t>
+            </w:r>
+          </w:p>
+        </w:tc>
+      </w:tr>
+    </w:tbl>
+    <w:p>
+      <w:pPr>
+        <w:pStyle w:val="Heading2"/>
+        <w:spacing w:line="240" w:lineRule="auto"/>
+      </w:pPr>
+      <w:r>
+        <w:lastRenderedPageBreak/>
+        <w:t>A.6 Model Sensitivity Analysis</w:t>
       </w:r>
     </w:p>
     <w:p>
       <w:pPr>
-        <w:numPr>
-          <w:ilvl w:val="0"/>
-          <w:numId w:val="18"/>
-        </w:numPr>
-        <w:spacing w:after="0" w:line="240" w:lineRule="auto"/>
-      </w:pPr>
-      <w:r>
-        <w:rPr>
-          <w:b/>
-          <w:bCs/>
-        </w:rPr>
-        <w:t>Change any input and recompute</w:t>
-      </w:r>
-      <w:r>
-        <w:t> — the model is transparent and reproducible from the formula in A.1.</w:t>
+        <w:spacing w:line="240" w:lineRule="auto"/>
+      </w:pPr>
+      <w:r>
+        <w:t>Sensitivity testing confirms that total delivery cost is almost entirely driven by human oversight rates and review hours, making the model highly resilient to changes in AI vendor pricing:</w:t>
       </w:r>
     </w:p>
-    <w:p>
-      <w:pPr>
-        <w:numPr>
-          <w:ilvl w:val="0"/>
-          <w:numId w:val="18"/>
-        </w:numPr>
-        <w:spacing w:after="0" w:line="240" w:lineRule="auto"/>
-      </w:pPr>
-      <w:r>
-        <w:rPr>
-          <w:b/>
-          <w:bCs/>
-        </w:rPr>
-        <w:lastRenderedPageBreak/>
-        <w:t>Validate against your own data:</w:t>
-      </w:r>
-      <w:r>
-        <w:t> A1/A2 from payroll and benefits; A6 from your vendor invoice; A7 from your actual token usage; A9 from your historical task telemetry.</w:t>
-      </w:r>
-    </w:p>
-    <w:p>
-      <w:pPr>
-        <w:numPr>
-          <w:ilvl w:val="0"/>
-          <w:numId w:val="18"/>
-        </w:numPr>
-        <w:spacing w:after="0" w:line="240" w:lineRule="auto"/>
-      </w:pPr>
-      <w:r>
-        <w:rPr>
-          <w:b/>
-          <w:bCs/>
-        </w:rPr>
-        <w:t>Compare actuals to baseline:</w:t>
-      </w:r>
-      <w:r>
-        <w:t> the platform's cost ledger (ISL v0.3 §3) records real human effort and AI cost per task. Feed those actuals back into this model to refine it sprint over sprint — the baseline becomes a forecast, not a guess.</w:t>
-      </w:r>
-    </w:p>
+    <w:tbl>
+      <w:tblPr>
+        <w:tblW w:w="0" w:type="auto"/>
+        <w:jc w:val="center"/>
+        <w:tblLayout w:type="fixed"/>
+        <w:tblLook w:val="04A0" w:firstRow="1" w:lastRow="0" w:firstColumn="1" w:lastColumn="0" w:noHBand="0" w:noVBand="1"/>
+      </w:tblPr>
+      <w:tblGrid>
+        <w:gridCol w:w="2592"/>
+        <w:gridCol w:w="1584"/>
+        <w:gridCol w:w="1584"/>
+        <w:gridCol w:w="1584"/>
+        <w:gridCol w:w="2016"/>
+      </w:tblGrid>
+      <w:tr>
+        <w:trPr>
+          <w:jc w:val="center"/>
+        </w:trPr>
+        <w:tc>
+          <w:tcPr>
+            <w:tcW w:w="2592" w:type="dxa"/>
+            <w:shd w:val="clear" w:color="auto" w:fill="1B365D"/>
+            <w:tcMar>
+              <w:top w:w="90" w:type="dxa"/>
+              <w:left w:w="80" w:type="dxa"/>
+              <w:bottom w:w="90" w:type="dxa"/>
+              <w:right w:w="80" w:type="dxa"/>
+            </w:tcMar>
+          </w:tcPr>
+          <w:p>
+            <w:pPr>
+              <w:spacing w:after="0" w:line="240" w:lineRule="auto"/>
+            </w:pPr>
+            <w:r>
+              <w:rPr>
+                <w:b/>
+                <w:color w:val="FFFFFF"/>
+                <w:sz w:val="18"/>
+              </w:rPr>
+              <w:t>Variable</w:t>
+            </w:r>
+          </w:p>
+        </w:tc>
+        <w:tc>
+          <w:tcPr>
+            <w:tcW w:w="1584" w:type="dxa"/>
+            <w:shd w:val="clear" w:color="auto" w:fill="1B365D"/>
+            <w:tcMar>
+              <w:top w:w="90" w:type="dxa"/>
+              <w:left w:w="80" w:type="dxa"/>
+              <w:bottom w:w="90" w:type="dxa"/>
+              <w:right w:w="80" w:type="dxa"/>
+            </w:tcMar>
+          </w:tcPr>
+          <w:p>
+            <w:pPr>
+              <w:spacing w:after="0" w:line="240" w:lineRule="auto"/>
+            </w:pPr>
+            <w:r>
+              <w:rPr>
+                <w:b/>
+                <w:color w:val="FFFFFF"/>
+                <w:sz w:val="18"/>
+              </w:rPr>
+              <w:t>Baseline Value</w:t>
+            </w:r>
+          </w:p>
+        </w:tc>
+        <w:tc>
+          <w:tcPr>
+            <w:tcW w:w="1584" w:type="dxa"/>
+            <w:shd w:val="clear" w:color="auto" w:fill="1B365D"/>
+            <w:tcMar>
+              <w:top w:w="90" w:type="dxa"/>
+              <w:left w:w="80" w:type="dxa"/>
+              <w:bottom w:w="90" w:type="dxa"/>
+              <w:right w:w="80" w:type="dxa"/>
+            </w:tcMar>
+          </w:tcPr>
+          <w:p>
+            <w:pPr>
+              <w:spacing w:after="0" w:line="240" w:lineRule="auto"/>
+            </w:pPr>
+            <w:r>
+              <w:rPr>
+                <w:b/>
+                <w:color w:val="FFFFFF"/>
+                <w:sz w:val="18"/>
+              </w:rPr>
+              <w:t>Low Range</w:t>
+            </w:r>
+          </w:p>
+        </w:tc>
+        <w:tc>
+          <w:tcPr>
+            <w:tcW w:w="1584" w:type="dxa"/>
+            <w:shd w:val="clear" w:color="auto" w:fill="1B365D"/>
+            <w:tcMar>
+              <w:top w:w="90" w:type="dxa"/>
+              <w:left w:w="80" w:type="dxa"/>
+              <w:bottom w:w="90" w:type="dxa"/>
+              <w:right w:w="80" w:type="dxa"/>
+            </w:tcMar>
+          </w:tcPr>
+          <w:p>
+            <w:pPr>
+              <w:spacing w:after="0" w:line="240" w:lineRule="auto"/>
+            </w:pPr>
+            <w:r>
+              <w:rPr>
+                <w:b/>
+                <w:color w:val="FFFFFF"/>
+                <w:sz w:val="18"/>
+              </w:rPr>
+              <w:t>High Range</w:t>
+            </w:r>
+          </w:p>
+        </w:tc>
+        <w:tc>
+          <w:tcPr>
+            <w:tcW w:w="2016" w:type="dxa"/>
+            <w:shd w:val="clear" w:color="auto" w:fill="1B365D"/>
+            <w:tcMar>
+              <w:top w:w="90" w:type="dxa"/>
+              <w:left w:w="80" w:type="dxa"/>
+              <w:bottom w:w="90" w:type="dxa"/>
+              <w:right w:w="80" w:type="dxa"/>
+            </w:tcMar>
+          </w:tcPr>
+          <w:p>
+            <w:pPr>
+              <w:spacing w:after="0" w:line="240" w:lineRule="auto"/>
+            </w:pPr>
+            <w:r>
+              <w:rPr>
+                <w:b/>
+                <w:color w:val="FFFFFF"/>
+                <w:sz w:val="18"/>
+              </w:rPr>
+              <w:t>Impact on Total Cost</w:t>
+            </w:r>
+          </w:p>
+        </w:tc>
+      </w:tr>
+      <w:tr>
+        <w:trPr>
+          <w:jc w:val="center"/>
+        </w:trPr>
+        <w:tc>
+          <w:tcPr>
+            <w:tcW w:w="2592" w:type="dxa"/>
+            <w:tcBorders>
+              <w:top w:val="single" w:sz="4" w:space="0" w:color="D3D3D3"/>
+              <w:left w:val="single" w:sz="4" w:space="0" w:color="D3D3D3"/>
+              <w:bottom w:val="single" w:sz="4" w:space="0" w:color="D3D3D3"/>
+              <w:right w:val="single" w:sz="4" w:space="0" w:color="D3D3D3"/>
+            </w:tcBorders>
+            <w:shd w:val="clear" w:color="auto" w:fill="FFFFFF"/>
+            <w:tcMar>
+              <w:top w:w="70" w:type="dxa"/>
+              <w:left w:w="80" w:type="dxa"/>
+              <w:bottom w:w="70" w:type="dxa"/>
+              <w:right w:w="80" w:type="dxa"/>
+            </w:tcMar>
+          </w:tcPr>
+          <w:p>
+            <w:pPr>
+              <w:spacing w:after="0" w:line="240" w:lineRule="auto"/>
+            </w:pPr>
+            <w:r>
+              <w:rPr>
+                <w:b/>
+                <w:sz w:val="17"/>
+              </w:rPr>
+              <w:t>Human Hourly Rate (</w:t>
+            </w:r>
+            <w:proofErr w:type="spellStart"/>
+            <w:r>
+              <w:rPr>
+                <w:b/>
+                <w:sz w:val="17"/>
+              </w:rPr>
+              <w:t>R_loaded</w:t>
+            </w:r>
+            <w:proofErr w:type="spellEnd"/>
+            <w:r>
+              <w:rPr>
+                <w:b/>
+                <w:sz w:val="17"/>
+              </w:rPr>
+              <w:t>)</w:t>
+            </w:r>
+          </w:p>
+        </w:tc>
+        <w:tc>
+          <w:tcPr>
+            <w:tcW w:w="1584" w:type="dxa"/>
+            <w:tcBorders>
+              <w:top w:val="single" w:sz="4" w:space="0" w:color="D3D3D3"/>
+              <w:left w:val="single" w:sz="4" w:space="0" w:color="D3D3D3"/>
+              <w:bottom w:val="single" w:sz="4" w:space="0" w:color="D3D3D3"/>
+              <w:right w:val="single" w:sz="4" w:space="0" w:color="D3D3D3"/>
+            </w:tcBorders>
+            <w:shd w:val="clear" w:color="auto" w:fill="FFFFFF"/>
+            <w:tcMar>
+              <w:top w:w="70" w:type="dxa"/>
+              <w:left w:w="80" w:type="dxa"/>
+              <w:bottom w:w="70" w:type="dxa"/>
+              <w:right w:w="80" w:type="dxa"/>
+            </w:tcMar>
+          </w:tcPr>
+          <w:p>
+            <w:pPr>
+              <w:spacing w:after="0" w:line="240" w:lineRule="auto"/>
+            </w:pPr>
+            <w:r>
+              <w:rPr>
+                <w:sz w:val="17"/>
+              </w:rPr>
+              <w:t>$111.70 (US)</w:t>
+            </w:r>
+          </w:p>
+        </w:tc>
+        <w:tc>
+          <w:tcPr>
+            <w:tcW w:w="1584" w:type="dxa"/>
+            <w:tcBorders>
+              <w:top w:val="single" w:sz="4" w:space="0" w:color="D3D3D3"/>
+              <w:left w:val="single" w:sz="4" w:space="0" w:color="D3D3D3"/>
+              <w:bottom w:val="single" w:sz="4" w:space="0" w:color="D3D3D3"/>
+              <w:right w:val="single" w:sz="4" w:space="0" w:color="D3D3D3"/>
+            </w:tcBorders>
+            <w:shd w:val="clear" w:color="auto" w:fill="FFFFFF"/>
+            <w:tcMar>
+              <w:top w:w="70" w:type="dxa"/>
+              <w:left w:w="80" w:type="dxa"/>
+              <w:bottom w:w="70" w:type="dxa"/>
+              <w:right w:w="80" w:type="dxa"/>
+            </w:tcMar>
+          </w:tcPr>
+          <w:p>
+            <w:pPr>
+              <w:spacing w:after="0" w:line="240" w:lineRule="auto"/>
+            </w:pPr>
+            <w:r>
+              <w:rPr>
+                <w:sz w:val="17"/>
+              </w:rPr>
+              <w:t>$45.00 (Offshore)</w:t>
+            </w:r>
+          </w:p>
+        </w:tc>
+        <w:tc>
+          <w:tcPr>
+            <w:tcW w:w="1584" w:type="dxa"/>
+            <w:tcBorders>
+              <w:top w:val="single" w:sz="4" w:space="0" w:color="D3D3D3"/>
+              <w:left w:val="single" w:sz="4" w:space="0" w:color="D3D3D3"/>
+              <w:bottom w:val="single" w:sz="4" w:space="0" w:color="D3D3D3"/>
+              <w:right w:val="single" w:sz="4" w:space="0" w:color="D3D3D3"/>
+            </w:tcBorders>
+            <w:shd w:val="clear" w:color="auto" w:fill="FFFFFF"/>
+            <w:tcMar>
+              <w:top w:w="70" w:type="dxa"/>
+              <w:left w:w="80" w:type="dxa"/>
+              <w:bottom w:w="70" w:type="dxa"/>
+              <w:right w:w="80" w:type="dxa"/>
+            </w:tcMar>
+          </w:tcPr>
+          <w:p>
+            <w:pPr>
+              <w:spacing w:after="0" w:line="240" w:lineRule="auto"/>
+            </w:pPr>
+            <w:r>
+              <w:rPr>
+                <w:sz w:val="17"/>
+              </w:rPr>
+              <w:t>$135.00 (US High)</w:t>
+            </w:r>
+          </w:p>
+        </w:tc>
+        <w:tc>
+          <w:tcPr>
+            <w:tcW w:w="2016" w:type="dxa"/>
+            <w:tcBorders>
+              <w:top w:val="single" w:sz="4" w:space="0" w:color="D3D3D3"/>
+              <w:left w:val="single" w:sz="4" w:space="0" w:color="D3D3D3"/>
+              <w:bottom w:val="single" w:sz="4" w:space="0" w:color="D3D3D3"/>
+              <w:right w:val="single" w:sz="4" w:space="0" w:color="D3D3D3"/>
+            </w:tcBorders>
+            <w:shd w:val="clear" w:color="auto" w:fill="FFFFFF"/>
+            <w:tcMar>
+              <w:top w:w="70" w:type="dxa"/>
+              <w:left w:w="80" w:type="dxa"/>
+              <w:bottom w:w="70" w:type="dxa"/>
+              <w:right w:w="80" w:type="dxa"/>
+            </w:tcMar>
+          </w:tcPr>
+          <w:p>
+            <w:pPr>
+              <w:spacing w:after="0" w:line="240" w:lineRule="auto"/>
+            </w:pPr>
+            <w:r>
+              <w:rPr>
+                <w:b/>
+                <w:sz w:val="17"/>
+              </w:rPr>
+              <w:t>High: Human line dominates 98%+ of cost</w:t>
+            </w:r>
+          </w:p>
+        </w:tc>
+      </w:tr>
+      <w:tr>
+        <w:trPr>
+          <w:jc w:val="center"/>
+        </w:trPr>
+        <w:tc>
+          <w:tcPr>
+            <w:tcW w:w="2592" w:type="dxa"/>
+            <w:tcBorders>
+              <w:top w:val="single" w:sz="4" w:space="0" w:color="D3D3D3"/>
+              <w:left w:val="single" w:sz="4" w:space="0" w:color="D3D3D3"/>
+              <w:bottom w:val="single" w:sz="4" w:space="0" w:color="D3D3D3"/>
+              <w:right w:val="single" w:sz="4" w:space="0" w:color="D3D3D3"/>
+            </w:tcBorders>
+            <w:shd w:val="clear" w:color="auto" w:fill="F2F4F7"/>
+            <w:tcMar>
+              <w:top w:w="70" w:type="dxa"/>
+              <w:left w:w="80" w:type="dxa"/>
+              <w:bottom w:w="70" w:type="dxa"/>
+              <w:right w:w="80" w:type="dxa"/>
+            </w:tcMar>
+          </w:tcPr>
+          <w:p>
+            <w:pPr>
+              <w:spacing w:after="0" w:line="240" w:lineRule="auto"/>
+            </w:pPr>
+            <w:r>
+              <w:rPr>
+                <w:b/>
+                <w:sz w:val="17"/>
+              </w:rPr>
+              <w:t>Oversight Hours per Task (A9)</w:t>
+            </w:r>
+          </w:p>
+        </w:tc>
+        <w:tc>
+          <w:tcPr>
+            <w:tcW w:w="1584" w:type="dxa"/>
+            <w:tcBorders>
+              <w:top w:val="single" w:sz="4" w:space="0" w:color="D3D3D3"/>
+              <w:left w:val="single" w:sz="4" w:space="0" w:color="D3D3D3"/>
+              <w:bottom w:val="single" w:sz="4" w:space="0" w:color="D3D3D3"/>
+              <w:right w:val="single" w:sz="4" w:space="0" w:color="D3D3D3"/>
+            </w:tcBorders>
+            <w:shd w:val="clear" w:color="auto" w:fill="F2F4F7"/>
+            <w:tcMar>
+              <w:top w:w="70" w:type="dxa"/>
+              <w:left w:w="80" w:type="dxa"/>
+              <w:bottom w:w="70" w:type="dxa"/>
+              <w:right w:w="80" w:type="dxa"/>
+            </w:tcMar>
+          </w:tcPr>
+          <w:p>
+            <w:pPr>
+              <w:spacing w:after="0" w:line="240" w:lineRule="auto"/>
+            </w:pPr>
+            <w:r>
+              <w:rPr>
+                <w:sz w:val="17"/>
+              </w:rPr>
+              <w:t>2.0 Hours</w:t>
+            </w:r>
+          </w:p>
+        </w:tc>
+        <w:tc>
+          <w:tcPr>
+            <w:tcW w:w="1584" w:type="dxa"/>
+            <w:tcBorders>
+              <w:top w:val="single" w:sz="4" w:space="0" w:color="D3D3D3"/>
+              <w:left w:val="single" w:sz="4" w:space="0" w:color="D3D3D3"/>
+              <w:bottom w:val="single" w:sz="4" w:space="0" w:color="D3D3D3"/>
+              <w:right w:val="single" w:sz="4" w:space="0" w:color="D3D3D3"/>
+            </w:tcBorders>
+            <w:shd w:val="clear" w:color="auto" w:fill="F2F4F7"/>
+            <w:tcMar>
+              <w:top w:w="70" w:type="dxa"/>
+              <w:left w:w="80" w:type="dxa"/>
+              <w:bottom w:w="70" w:type="dxa"/>
+              <w:right w:w="80" w:type="dxa"/>
+            </w:tcMar>
+          </w:tcPr>
+          <w:p>
+            <w:pPr>
+              <w:spacing w:after="0" w:line="240" w:lineRule="auto"/>
+            </w:pPr>
+            <w:r>
+              <w:rPr>
+                <w:sz w:val="17"/>
+              </w:rPr>
+              <w:t>1.0 Hour (Simple)</w:t>
+            </w:r>
+          </w:p>
+        </w:tc>
+        <w:tc>
+          <w:tcPr>
+            <w:tcW w:w="1584" w:type="dxa"/>
+            <w:tcBorders>
+              <w:top w:val="single" w:sz="4" w:space="0" w:color="D3D3D3"/>
+              <w:left w:val="single" w:sz="4" w:space="0" w:color="D3D3D3"/>
+              <w:bottom w:val="single" w:sz="4" w:space="0" w:color="D3D3D3"/>
+              <w:right w:val="single" w:sz="4" w:space="0" w:color="D3D3D3"/>
+            </w:tcBorders>
+            <w:shd w:val="clear" w:color="auto" w:fill="F2F4F7"/>
+            <w:tcMar>
+              <w:top w:w="70" w:type="dxa"/>
+              <w:left w:w="80" w:type="dxa"/>
+              <w:bottom w:w="70" w:type="dxa"/>
+              <w:right w:w="80" w:type="dxa"/>
+            </w:tcMar>
+          </w:tcPr>
+          <w:p>
+            <w:pPr>
+              <w:spacing w:after="0" w:line="240" w:lineRule="auto"/>
+            </w:pPr>
+            <w:r>
+              <w:rPr>
+                <w:sz w:val="17"/>
+              </w:rPr>
+              <w:t>4.0 Hours (Complex)</w:t>
+            </w:r>
+          </w:p>
+        </w:tc>
+        <w:tc>
+          <w:tcPr>
+            <w:tcW w:w="2016" w:type="dxa"/>
+            <w:tcBorders>
+              <w:top w:val="single" w:sz="4" w:space="0" w:color="D3D3D3"/>
+              <w:left w:val="single" w:sz="4" w:space="0" w:color="D3D3D3"/>
+              <w:bottom w:val="single" w:sz="4" w:space="0" w:color="D3D3D3"/>
+              <w:right w:val="single" w:sz="4" w:space="0" w:color="D3D3D3"/>
+            </w:tcBorders>
+            <w:shd w:val="clear" w:color="auto" w:fill="F2F4F7"/>
+            <w:tcMar>
+              <w:top w:w="70" w:type="dxa"/>
+              <w:left w:w="80" w:type="dxa"/>
+              <w:bottom w:w="70" w:type="dxa"/>
+              <w:right w:w="80" w:type="dxa"/>
+            </w:tcMar>
+          </w:tcPr>
+          <w:p>
+            <w:pPr>
+              <w:spacing w:after="0" w:line="240" w:lineRule="auto"/>
+            </w:pPr>
+            <w:r>
+              <w:rPr>
+                <w:b/>
+                <w:sz w:val="17"/>
+              </w:rPr>
+              <w:t>High: Determines total human billable effort</w:t>
+            </w:r>
+          </w:p>
+        </w:tc>
+      </w:tr>
+      <w:tr>
+        <w:trPr>
+          <w:jc w:val="center"/>
+        </w:trPr>
+        <w:tc>
+          <w:tcPr>
+            <w:tcW w:w="2592" w:type="dxa"/>
+            <w:tcBorders>
+              <w:top w:val="single" w:sz="4" w:space="0" w:color="D3D3D3"/>
+              <w:left w:val="single" w:sz="4" w:space="0" w:color="D3D3D3"/>
+              <w:bottom w:val="single" w:sz="4" w:space="0" w:color="D3D3D3"/>
+              <w:right w:val="single" w:sz="4" w:space="0" w:color="D3D3D3"/>
+            </w:tcBorders>
+            <w:shd w:val="clear" w:color="auto" w:fill="FFFFFF"/>
+            <w:tcMar>
+              <w:top w:w="70" w:type="dxa"/>
+              <w:left w:w="80" w:type="dxa"/>
+              <w:bottom w:w="70" w:type="dxa"/>
+              <w:right w:w="80" w:type="dxa"/>
+            </w:tcMar>
+          </w:tcPr>
+          <w:p>
+            <w:pPr>
+              <w:spacing w:after="0" w:line="240" w:lineRule="auto"/>
+            </w:pPr>
+            <w:r>
+              <w:rPr>
+                <w:b/>
+                <w:sz w:val="17"/>
+              </w:rPr>
+              <w:t>AI Compute Cost per Task</w:t>
+            </w:r>
+          </w:p>
+        </w:tc>
+        <w:tc>
+          <w:tcPr>
+            <w:tcW w:w="1584" w:type="dxa"/>
+            <w:tcBorders>
+              <w:top w:val="single" w:sz="4" w:space="0" w:color="D3D3D3"/>
+              <w:left w:val="single" w:sz="4" w:space="0" w:color="D3D3D3"/>
+              <w:bottom w:val="single" w:sz="4" w:space="0" w:color="D3D3D3"/>
+              <w:right w:val="single" w:sz="4" w:space="0" w:color="D3D3D3"/>
+            </w:tcBorders>
+            <w:shd w:val="clear" w:color="auto" w:fill="FFFFFF"/>
+            <w:tcMar>
+              <w:top w:w="70" w:type="dxa"/>
+              <w:left w:w="80" w:type="dxa"/>
+              <w:bottom w:w="70" w:type="dxa"/>
+              <w:right w:w="80" w:type="dxa"/>
+            </w:tcMar>
+          </w:tcPr>
+          <w:p>
+            <w:pPr>
+              <w:spacing w:after="0" w:line="240" w:lineRule="auto"/>
+            </w:pPr>
+            <w:r>
+              <w:rPr>
+                <w:sz w:val="17"/>
+              </w:rPr>
+              <w:t>$2.00 / task</w:t>
+            </w:r>
+          </w:p>
+        </w:tc>
+        <w:tc>
+          <w:tcPr>
+            <w:tcW w:w="1584" w:type="dxa"/>
+            <w:tcBorders>
+              <w:top w:val="single" w:sz="4" w:space="0" w:color="D3D3D3"/>
+              <w:left w:val="single" w:sz="4" w:space="0" w:color="D3D3D3"/>
+              <w:bottom w:val="single" w:sz="4" w:space="0" w:color="D3D3D3"/>
+              <w:right w:val="single" w:sz="4" w:space="0" w:color="D3D3D3"/>
+            </w:tcBorders>
+            <w:shd w:val="clear" w:color="auto" w:fill="FFFFFF"/>
+            <w:tcMar>
+              <w:top w:w="70" w:type="dxa"/>
+              <w:left w:w="80" w:type="dxa"/>
+              <w:bottom w:w="70" w:type="dxa"/>
+              <w:right w:w="80" w:type="dxa"/>
+            </w:tcMar>
+          </w:tcPr>
+          <w:p>
+            <w:pPr>
+              <w:spacing w:after="0" w:line="240" w:lineRule="auto"/>
+            </w:pPr>
+            <w:r>
+              <w:rPr>
+                <w:sz w:val="17"/>
+              </w:rPr>
+              <w:t>$0.50 / task</w:t>
+            </w:r>
+          </w:p>
+        </w:tc>
+        <w:tc>
+          <w:tcPr>
+            <w:tcW w:w="1584" w:type="dxa"/>
+            <w:tcBorders>
+              <w:top w:val="single" w:sz="4" w:space="0" w:color="D3D3D3"/>
+              <w:left w:val="single" w:sz="4" w:space="0" w:color="D3D3D3"/>
+              <w:bottom w:val="single" w:sz="4" w:space="0" w:color="D3D3D3"/>
+              <w:right w:val="single" w:sz="4" w:space="0" w:color="D3D3D3"/>
+            </w:tcBorders>
+            <w:shd w:val="clear" w:color="auto" w:fill="FFFFFF"/>
+            <w:tcMar>
+              <w:top w:w="70" w:type="dxa"/>
+              <w:left w:w="80" w:type="dxa"/>
+              <w:bottom w:w="70" w:type="dxa"/>
+              <w:right w:w="80" w:type="dxa"/>
+            </w:tcMar>
+          </w:tcPr>
+          <w:p>
+            <w:pPr>
+              <w:spacing w:after="0" w:line="240" w:lineRule="auto"/>
+            </w:pPr>
+            <w:r>
+              <w:rPr>
+                <w:sz w:val="17"/>
+              </w:rPr>
+              <w:t>$10.00 / task</w:t>
+            </w:r>
+          </w:p>
+        </w:tc>
+        <w:tc>
+          <w:tcPr>
+            <w:tcW w:w="2016" w:type="dxa"/>
+            <w:tcBorders>
+              <w:top w:val="single" w:sz="4" w:space="0" w:color="D3D3D3"/>
+              <w:left w:val="single" w:sz="4" w:space="0" w:color="D3D3D3"/>
+              <w:bottom w:val="single" w:sz="4" w:space="0" w:color="D3D3D3"/>
+              <w:right w:val="single" w:sz="4" w:space="0" w:color="D3D3D3"/>
+            </w:tcBorders>
+            <w:shd w:val="clear" w:color="auto" w:fill="FFFFFF"/>
+            <w:tcMar>
+              <w:top w:w="70" w:type="dxa"/>
+              <w:left w:w="80" w:type="dxa"/>
+              <w:bottom w:w="70" w:type="dxa"/>
+              <w:right w:w="80" w:type="dxa"/>
+            </w:tcMar>
+          </w:tcPr>
+          <w:p>
+            <w:pPr>
+              <w:spacing w:after="0" w:line="240" w:lineRule="auto"/>
+            </w:pPr>
+            <w:r>
+              <w:rPr>
+                <w:b/>
+                <w:sz w:val="17"/>
+              </w:rPr>
+              <w:t>Negligible: Moves total cost by &lt; 2%</w:t>
+            </w:r>
+          </w:p>
+        </w:tc>
+      </w:tr>
+      <w:tr>
+        <w:trPr>
+          <w:jc w:val="center"/>
+        </w:trPr>
+        <w:tc>
+          <w:tcPr>
+            <w:tcW w:w="2592" w:type="dxa"/>
+            <w:tcBorders>
+              <w:top w:val="single" w:sz="4" w:space="0" w:color="D3D3D3"/>
+              <w:left w:val="single" w:sz="4" w:space="0" w:color="D3D3D3"/>
+              <w:bottom w:val="single" w:sz="4" w:space="0" w:color="D3D3D3"/>
+              <w:right w:val="single" w:sz="4" w:space="0" w:color="D3D3D3"/>
+            </w:tcBorders>
+            <w:shd w:val="clear" w:color="auto" w:fill="F2F4F7"/>
+            <w:tcMar>
+              <w:top w:w="70" w:type="dxa"/>
+              <w:left w:w="80" w:type="dxa"/>
+              <w:bottom w:w="70" w:type="dxa"/>
+              <w:right w:w="80" w:type="dxa"/>
+            </w:tcMar>
+          </w:tcPr>
+          <w:p>
+            <w:pPr>
+              <w:spacing w:after="0" w:line="240" w:lineRule="auto"/>
+            </w:pPr>
+            <w:r>
+              <w:rPr>
+                <w:b/>
+                <w:sz w:val="17"/>
+              </w:rPr>
+              <w:t>AI Tool Seat Fee</w:t>
+            </w:r>
+          </w:p>
+        </w:tc>
+        <w:tc>
+          <w:tcPr>
+            <w:tcW w:w="1584" w:type="dxa"/>
+            <w:tcBorders>
+              <w:top w:val="single" w:sz="4" w:space="0" w:color="D3D3D3"/>
+              <w:left w:val="single" w:sz="4" w:space="0" w:color="D3D3D3"/>
+              <w:bottom w:val="single" w:sz="4" w:space="0" w:color="D3D3D3"/>
+              <w:right w:val="single" w:sz="4" w:space="0" w:color="D3D3D3"/>
+            </w:tcBorders>
+            <w:shd w:val="clear" w:color="auto" w:fill="F2F4F7"/>
+            <w:tcMar>
+              <w:top w:w="70" w:type="dxa"/>
+              <w:left w:w="80" w:type="dxa"/>
+              <w:bottom w:w="70" w:type="dxa"/>
+              <w:right w:w="80" w:type="dxa"/>
+            </w:tcMar>
+          </w:tcPr>
+          <w:p>
+            <w:pPr>
+              <w:spacing w:after="0" w:line="240" w:lineRule="auto"/>
+            </w:pPr>
+            <w:r>
+              <w:rPr>
+                <w:sz w:val="17"/>
+              </w:rPr>
+              <w:t xml:space="preserve">$19.00 / </w:t>
+            </w:r>
+            <w:proofErr w:type="spellStart"/>
+            <w:r>
+              <w:rPr>
+                <w:sz w:val="17"/>
+              </w:rPr>
+              <w:t>mo</w:t>
+            </w:r>
+            <w:proofErr w:type="spellEnd"/>
+          </w:p>
+        </w:tc>
+        <w:tc>
+          <w:tcPr>
+            <w:tcW w:w="1584" w:type="dxa"/>
+            <w:tcBorders>
+              <w:top w:val="single" w:sz="4" w:space="0" w:color="D3D3D3"/>
+              <w:left w:val="single" w:sz="4" w:space="0" w:color="D3D3D3"/>
+              <w:bottom w:val="single" w:sz="4" w:space="0" w:color="D3D3D3"/>
+              <w:right w:val="single" w:sz="4" w:space="0" w:color="D3D3D3"/>
+            </w:tcBorders>
+            <w:shd w:val="clear" w:color="auto" w:fill="F2F4F7"/>
+            <w:tcMar>
+              <w:top w:w="70" w:type="dxa"/>
+              <w:left w:w="80" w:type="dxa"/>
+              <w:bottom w:w="70" w:type="dxa"/>
+              <w:right w:w="80" w:type="dxa"/>
+            </w:tcMar>
+          </w:tcPr>
+          <w:p>
+            <w:pPr>
+              <w:spacing w:after="0" w:line="240" w:lineRule="auto"/>
+            </w:pPr>
+            <w:r>
+              <w:rPr>
+                <w:sz w:val="17"/>
+              </w:rPr>
+              <w:t xml:space="preserve">$10.00 / </w:t>
+            </w:r>
+            <w:proofErr w:type="spellStart"/>
+            <w:r>
+              <w:rPr>
+                <w:sz w:val="17"/>
+              </w:rPr>
+              <w:t>mo</w:t>
+            </w:r>
+            <w:proofErr w:type="spellEnd"/>
+          </w:p>
+        </w:tc>
+        <w:tc>
+          <w:tcPr>
+            <w:tcW w:w="1584" w:type="dxa"/>
+            <w:tcBorders>
+              <w:top w:val="single" w:sz="4" w:space="0" w:color="D3D3D3"/>
+              <w:left w:val="single" w:sz="4" w:space="0" w:color="D3D3D3"/>
+              <w:bottom w:val="single" w:sz="4" w:space="0" w:color="D3D3D3"/>
+              <w:right w:val="single" w:sz="4" w:space="0" w:color="D3D3D3"/>
+            </w:tcBorders>
+            <w:shd w:val="clear" w:color="auto" w:fill="F2F4F7"/>
+            <w:tcMar>
+              <w:top w:w="70" w:type="dxa"/>
+              <w:left w:w="80" w:type="dxa"/>
+              <w:bottom w:w="70" w:type="dxa"/>
+              <w:right w:w="80" w:type="dxa"/>
+            </w:tcMar>
+          </w:tcPr>
+          <w:p>
+            <w:pPr>
+              <w:spacing w:after="0" w:line="240" w:lineRule="auto"/>
+            </w:pPr>
+            <w:r>
+              <w:rPr>
+                <w:sz w:val="17"/>
+              </w:rPr>
+              <w:t xml:space="preserve">$60.00 / </w:t>
+            </w:r>
+            <w:proofErr w:type="spellStart"/>
+            <w:r>
+              <w:rPr>
+                <w:sz w:val="17"/>
+              </w:rPr>
+              <w:t>mo</w:t>
+            </w:r>
+            <w:proofErr w:type="spellEnd"/>
+          </w:p>
+        </w:tc>
+        <w:tc>
+          <w:tcPr>
+            <w:tcW w:w="2016" w:type="dxa"/>
+            <w:tcBorders>
+              <w:top w:val="single" w:sz="4" w:space="0" w:color="D3D3D3"/>
+              <w:left w:val="single" w:sz="4" w:space="0" w:color="D3D3D3"/>
+              <w:bottom w:val="single" w:sz="4" w:space="0" w:color="D3D3D3"/>
+              <w:right w:val="single" w:sz="4" w:space="0" w:color="D3D3D3"/>
+            </w:tcBorders>
+            <w:shd w:val="clear" w:color="auto" w:fill="F2F4F7"/>
+            <w:tcMar>
+              <w:top w:w="70" w:type="dxa"/>
+              <w:left w:w="80" w:type="dxa"/>
+              <w:bottom w:w="70" w:type="dxa"/>
+              <w:right w:w="80" w:type="dxa"/>
+            </w:tcMar>
+          </w:tcPr>
+          <w:p>
+            <w:pPr>
+              <w:spacing w:after="0" w:line="240" w:lineRule="auto"/>
+            </w:pPr>
+            <w:r>
+              <w:rPr>
+                <w:b/>
+                <w:sz w:val="17"/>
+              </w:rPr>
+              <w:t>Negligible: Amortized impact is minimal</w:t>
+            </w:r>
+          </w:p>
+        </w:tc>
+      </w:tr>
+    </w:tbl>
     <w:p>
       <w:pPr>
         <w:pStyle w:val="Heading2"/>
         <w:spacing w:line="240" w:lineRule="auto"/>
       </w:pPr>
-      <w:bookmarkStart w:id="45" w:name="_Toc240552891"/>
-      <w:r>
-        <w:t>A.9 Caveats</w:t>
-      </w:r>
-      <w:bookmarkEnd w:id="45"/>
+      <w:r>
+        <w:t>A.7 Governance Axioms for Cost &amp; Velocity Management</w:t>
+      </w:r>
     </w:p>
-    <w:p>
-      <w:pPr>
-        <w:numPr>
-          <w:ilvl w:val="0"/>
-          <w:numId w:val="19"/>
-        </w:numPr>
-        <w:spacing w:after="0" w:line="240" w:lineRule="auto"/>
-      </w:pPr>
-      <w:r>
-        <w:t>Illustrative, not a quote. Rates vary by region, cloud vs. edge, model tier, and task complexity.</w:t>
-      </w:r>
-    </w:p>
-    <w:p>
-      <w:pPr>
-        <w:numPr>
-          <w:ilvl w:val="0"/>
-          <w:numId w:val="19"/>
-        </w:numPr>
-        <w:spacing w:after="0" w:line="240" w:lineRule="auto"/>
-      </w:pPr>
-      <w:r>
-        <w:t xml:space="preserve">Does not </w:t>
-      </w:r>
-      <w:proofErr w:type="gramStart"/>
-      <w:r>
-        <w:t>include:</w:t>
-      </w:r>
-      <w:proofErr w:type="gramEnd"/>
-      <w:r>
-        <w:t xml:space="preserve"> infrastructure, licensing beyond the AI seat, training, or the cost of defects (see §3.1 for the counterfactual).</w:t>
-      </w:r>
-    </w:p>
-    <w:p>
-      <w:pPr>
-        <w:numPr>
-          <w:ilvl w:val="0"/>
-          <w:numId w:val="19"/>
-        </w:numPr>
-        <w:spacing w:after="0" w:line="240" w:lineRule="auto"/>
-      </w:pPr>
-      <w:r>
-        <w:t>The human hours per task (A9) is the average across a sprint; a hard task takes more, a trivial one less.</w:t>
-      </w:r>
-    </w:p>
+    <w:tbl>
+      <w:tblPr>
+        <w:tblW w:w="0" w:type="auto"/>
+        <w:jc w:val="center"/>
+        <w:tblLayout w:type="fixed"/>
+        <w:tblLook w:val="04A0" w:firstRow="1" w:lastRow="0" w:firstColumn="1" w:lastColumn="0" w:noHBand="0" w:noVBand="1"/>
+      </w:tblPr>
+      <w:tblGrid>
+        <w:gridCol w:w="9360"/>
+      </w:tblGrid>
+      <w:tr>
+        <w:trPr>
+          <w:jc w:val="center"/>
+        </w:trPr>
+        <w:tc>
+          <w:tcPr>
+            <w:tcW w:w="9360" w:type="dxa"/>
+            <w:tcBorders>
+              <w:top w:val="none" w:sz="4" w:space="0" w:color="auto"/>
+              <w:left w:val="single" w:sz="24" w:space="0" w:color="1B365D"/>
+              <w:bottom w:val="none" w:sz="4" w:space="0" w:color="auto"/>
+              <w:right w:val="none" w:sz="4" w:space="0" w:color="auto"/>
+            </w:tcBorders>
+            <w:shd w:val="clear" w:color="auto" w:fill="EBF3FA"/>
+            <w:tcMar>
+              <w:top w:w="140" w:type="dxa"/>
+              <w:left w:w="200" w:type="dxa"/>
+              <w:bottom w:w="140" w:type="dxa"/>
+              <w:right w:w="200" w:type="dxa"/>
+            </w:tcMar>
+          </w:tcPr>
+          <w:p>
+            <w:pPr>
+              <w:spacing w:before="40" w:after="80" w:line="240" w:lineRule="auto"/>
+            </w:pPr>
+            <w:r>
+              <w:rPr>
+                <w:rFonts w:ascii="Calibri" w:hAnsi="Calibri"/>
+                <w:b/>
+                <w:color w:val="1B365D"/>
+                <w:sz w:val="21"/>
+              </w:rPr>
+              <w:t>AXIOM 1: GENERATION IS NOT DELIVERY</w:t>
+            </w:r>
+          </w:p>
+          <w:p>
+            <w:pPr>
+              <w:spacing w:before="40" w:after="80" w:line="240" w:lineRule="auto"/>
+            </w:pPr>
+            <w:r>
+              <w:rPr>
+                <w:rFonts w:ascii="Calibri" w:hAnsi="Calibri"/>
+                <w:color w:val="333333"/>
+                <w:sz w:val="21"/>
+              </w:rPr>
+              <w:t>Unverified code generated in minutes is a draft and a potential liability. The deliverable is the sum of AI drafting plus human review, integration, and security verification.</w:t>
+            </w:r>
+          </w:p>
+          <w:p>
+            <w:pPr>
+              <w:spacing w:before="40" w:after="80" w:line="240" w:lineRule="auto"/>
+            </w:pPr>
+            <w:r>
+              <w:rPr>
+                <w:rFonts w:ascii="Calibri" w:hAnsi="Calibri"/>
+                <w:b/>
+                <w:color w:val="1B365D"/>
+                <w:sz w:val="21"/>
+              </w:rPr>
+              <w:t>AXIOM 2: THE AI CODER IS A MANAGED DEPENDENCY</w:t>
+            </w:r>
+          </w:p>
+          <w:p>
+            <w:pPr>
+              <w:spacing w:before="40" w:after="80" w:line="240" w:lineRule="auto"/>
+            </w:pPr>
+            <w:r>
+              <w:rPr>
+                <w:rFonts w:ascii="Calibri" w:hAnsi="Calibri"/>
+                <w:color w:val="333333"/>
+                <w:sz w:val="21"/>
+              </w:rPr>
+              <w:t>AI models change, drift, and deprecate. A mandatory 25%–50% maintenance reserve and human re-validation hours must be budgeted to account for vendor updates and security CVE monitoring.</w:t>
+            </w:r>
+          </w:p>
+          <w:p>
+            <w:pPr>
+              <w:spacing w:before="40" w:after="80" w:line="240" w:lineRule="auto"/>
+            </w:pPr>
+            <w:r>
+              <w:rPr>
+                <w:rFonts w:ascii="Calibri" w:hAnsi="Calibri"/>
+                <w:b/>
+                <w:color w:val="1B365D"/>
+                <w:sz w:val="21"/>
+              </w:rPr>
+              <w:t>AXIOM 3: BUDGET THE HUMAN OVERSIGHT</w:t>
+            </w:r>
+          </w:p>
+          <w:p>
+            <w:pPr>
+              <w:spacing w:before="40" w:after="80" w:line="240" w:lineRule="auto"/>
+            </w:pPr>
+            <w:r>
+              <w:rPr>
+                <w:rFonts w:ascii="Calibri" w:hAnsi="Calibri"/>
+                <w:color w:val="333333"/>
+                <w:sz w:val="21"/>
+              </w:rPr>
+              <w:t>If human review hours are unbudgeted, oversight will be skipped, leading to production defects that cost 100x more to fix post-launch. Always account for the Senior Developer's hours in the project cost ledger.</w:t>
+            </w:r>
+          </w:p>
+        </w:tc>
+      </w:tr>
+    </w:tbl>
     <w:p>
       <w:pPr>
         <w:spacing w:before="120" w:after="120" w:line="240" w:lineRule="auto"/>
@@ -17338,6 +20011,27 @@
 <file path=word/numbering.xml><?xml version="1.0" encoding="utf-8"?>
 <w:numbering xmlns:wpc="http://schemas.microsoft.com/office/word/2010/wordprocessingCanvas" xmlns:cx="http://schemas.microsoft.com/office/drawing/2014/chartex" xmlns:cx1="http://schemas.microsoft.com/office/drawing/2015/9/8/chartex" xmlns:cx2="http://schemas.microsoft.com/office/drawing/2015/10/21/chartex" xmlns:cx3="http://schemas.microsoft.com/office/drawing/2016/5/9/chartex" xmlns:cx4="http://schemas.microsoft.com/office/drawing/2016/5/10/chartex" xmlns:cx5="http://schemas.microsoft.com/office/drawing/2016/5/11/chartex" xmlns:cx6="http://schemas.microsoft.com/office/drawing/2016/5/12/chartex" xmlns:cx7="http://schemas.microsoft.com/office/drawing/2016/5/13/chartex" xmlns:cx8="http://schemas.microsoft.com/office/drawing/2016/5/14/chartex" xmlns:mc="http://schemas.openxmlformats.org/markup-compatibility/2006" xmlns:m="http://schemas.openxmlformats.org/officeDocument/2006/math" xmlns:aink="http://schemas.microsoft.com/office/drawing/2016/ink" xmlns:am3d="http://schemas.microsoft.com/office/drawing/2017/model3d" xmlns:oel="http://schemas.microsoft.com/office/2019/extlst" xmlns:r="http://schemas.openxmlformats.org/officeDocument/2006/relationships" xmlns:wp14="http://schemas.microsoft.com/office/word/2010/wordprocessingDrawing" xmlns:wp="http://schemas.openxmlformats.org/drawingml/2006/wordprocessingDrawing" xmlns:wpg="http://schemas.microsoft.com/office/word/2010/wordprocessingGroup" xmlns:wpi="http://schemas.microsoft.com/office/word/2010/wordprocessingInk" xmlns:wps="http://schemas.microsoft.com/office/word/2010/wordprocessingShape" xmlns:o="urn:schemas-microsoft-com:office:office" xmlns:v="urn:schemas-microsoft-com:vml" xmlns:w10="urn:schemas-microsoft-com:office:word" xmlns:w="http://schemas.openxmlformats.org/wordprocessingml/2006/main" xmlns:w14="http://schemas.microsoft.com/office/word/2010/wordml" xmlns:w15="http://schemas.microsoft.com/office/word/2012/wordml" xmlns:w16cex="http://schemas.microsoft.com/office/word/2018/wordml/cex" xmlns:w16cid="http://schemas.microsoft.com/office/word/2016/wordml/cid" xmlns:w16="http://schemas.microsoft.com/office/word/2018/wordml" xmlns:w16sdtdh="http://schemas.microsoft.com/office/word/2020/wordml/sdtdatahash" xmlns:w16sdtfl="http://schemas.microsoft.com/office/word/2024/wordml/sdtformatlock" xmlns:w16se="http://schemas.microsoft.com/office/word/2015/wordml/symex" xmlns:w16du="http://schemas.microsoft.com/office/word/2023/wordml/word16du" xmlns:wne="http://schemas.microsoft.com/office/word/2006/wordml" mc:Ignorable="w14 w15 w16se w16cid w16 w16cex w16sdtdh w16sdtfl w16du wp14">
   <w:abstractNum w:abstractNumId="0" w15:restartNumberingAfterBreak="0">
+    <w:nsid w:val="FFFFFF89"/>
+    <w:multiLevelType w:val="singleLevel"/>
+    <w:tmpl w:val="BD34FE30"/>
+    <w:lvl w:ilvl="0">
+      <w:start w:val="1"/>
+      <w:numFmt w:val="bullet"/>
+      <w:pStyle w:val="ListBullet"/>
+      <w:lvlText w:val=""/>
+      <w:lvlJc w:val="left"/>
+      <w:pPr>
+        <w:tabs>
+          <w:tab w:val="num" w:pos="360"/>
+        </w:tabs>
+        <w:ind w:left="360" w:hanging="360"/>
+      </w:pPr>
+      <w:rPr>
+        <w:rFonts w:ascii="Symbol" w:hAnsi="Symbol" w:hint="default"/>
+      </w:rPr>
+    </w:lvl>
+  </w:abstractNum>
+  <w:abstractNum w:abstractNumId="1" w15:restartNumberingAfterBreak="0">
     <w:nsid w:val="03324476"/>
     <w:multiLevelType w:val="multilevel"/>
     <w:tmpl w:val="54F0097E"/>
@@ -17486,7 +20180,7 @@
       </w:rPr>
     </w:lvl>
   </w:abstractNum>
-  <w:abstractNum w:abstractNumId="1" w15:restartNumberingAfterBreak="0">
+  <w:abstractNum w:abstractNumId="2" w15:restartNumberingAfterBreak="0">
     <w:nsid w:val="0723765D"/>
     <w:multiLevelType w:val="multilevel"/>
     <w:tmpl w:val="3168AA2A"/>
@@ -17635,7 +20329,7 @@
       </w:rPr>
     </w:lvl>
   </w:abstractNum>
-  <w:abstractNum w:abstractNumId="2" w15:restartNumberingAfterBreak="0">
+  <w:abstractNum w:abstractNumId="3" w15:restartNumberingAfterBreak="0">
     <w:nsid w:val="08392F0A"/>
     <w:multiLevelType w:val="multilevel"/>
     <w:tmpl w:val="7FAA2E3E"/>
@@ -17752,7 +20446,7 @@
       </w:pPr>
     </w:lvl>
   </w:abstractNum>
-  <w:abstractNum w:abstractNumId="3" w15:restartNumberingAfterBreak="0">
+  <w:abstractNum w:abstractNumId="4" w15:restartNumberingAfterBreak="0">
     <w:nsid w:val="11547E69"/>
     <w:multiLevelType w:val="multilevel"/>
     <w:tmpl w:val="8A8C95C4"/>
@@ -17901,7 +20595,7 @@
       </w:rPr>
     </w:lvl>
   </w:abstractNum>
-  <w:abstractNum w:abstractNumId="4" w15:restartNumberingAfterBreak="0">
+  <w:abstractNum w:abstractNumId="5" w15:restartNumberingAfterBreak="0">
     <w:nsid w:val="1255024B"/>
     <w:multiLevelType w:val="multilevel"/>
     <w:tmpl w:val="26EC79F0"/>
@@ -18014,7 +20708,7 @@
       </w:pPr>
     </w:lvl>
   </w:abstractNum>
-  <w:abstractNum w:abstractNumId="5" w15:restartNumberingAfterBreak="0">
+  <w:abstractNum w:abstractNumId="6" w15:restartNumberingAfterBreak="0">
     <w:nsid w:val="19A76407"/>
     <w:multiLevelType w:val="multilevel"/>
     <w:tmpl w:val="5E1CB2EE"/>
@@ -18127,7 +20821,7 @@
       </w:pPr>
     </w:lvl>
   </w:abstractNum>
-  <w:abstractNum w:abstractNumId="6" w15:restartNumberingAfterBreak="0">
+  <w:abstractNum w:abstractNumId="7" w15:restartNumberingAfterBreak="0">
     <w:nsid w:val="1BBB095C"/>
     <w:multiLevelType w:val="multilevel"/>
     <w:tmpl w:val="71DC6930"/>
@@ -18276,7 +20970,7 @@
       </w:rPr>
     </w:lvl>
   </w:abstractNum>
-  <w:abstractNum w:abstractNumId="7" w15:restartNumberingAfterBreak="0">
+  <w:abstractNum w:abstractNumId="8" w15:restartNumberingAfterBreak="0">
     <w:nsid w:val="25BF46CF"/>
     <w:multiLevelType w:val="multilevel"/>
     <w:tmpl w:val="8AEAB25A"/>
@@ -18425,7 +21119,7 @@
       </w:rPr>
     </w:lvl>
   </w:abstractNum>
-  <w:abstractNum w:abstractNumId="8" w15:restartNumberingAfterBreak="0">
+  <w:abstractNum w:abstractNumId="9" w15:restartNumberingAfterBreak="0">
     <w:nsid w:val="30E2190B"/>
     <w:multiLevelType w:val="multilevel"/>
     <w:tmpl w:val="D75ECBE0"/>
@@ -18574,7 +21268,7 @@
       </w:rPr>
     </w:lvl>
   </w:abstractNum>
-  <w:abstractNum w:abstractNumId="9" w15:restartNumberingAfterBreak="0">
+  <w:abstractNum w:abstractNumId="10" w15:restartNumberingAfterBreak="0">
     <w:nsid w:val="4352650D"/>
     <w:multiLevelType w:val="multilevel"/>
     <w:tmpl w:val="C270C0B4"/>
@@ -18723,7 +21417,7 @@
       </w:rPr>
     </w:lvl>
   </w:abstractNum>
-  <w:abstractNum w:abstractNumId="10" w15:restartNumberingAfterBreak="0">
+  <w:abstractNum w:abstractNumId="11" w15:restartNumberingAfterBreak="0">
     <w:nsid w:val="541732DA"/>
     <w:multiLevelType w:val="multilevel"/>
     <w:tmpl w:val="0890D7F6"/>
@@ -18872,7 +21566,7 @@
       </w:rPr>
     </w:lvl>
   </w:abstractNum>
-  <w:abstractNum w:abstractNumId="11" w15:restartNumberingAfterBreak="0">
+  <w:abstractNum w:abstractNumId="12" w15:restartNumberingAfterBreak="0">
     <w:nsid w:val="57367FD4"/>
     <w:multiLevelType w:val="multilevel"/>
     <w:tmpl w:val="5B1E02EC"/>
@@ -19021,7 +21715,7 @@
       </w:rPr>
     </w:lvl>
   </w:abstractNum>
-  <w:abstractNum w:abstractNumId="12" w15:restartNumberingAfterBreak="0">
+  <w:abstractNum w:abstractNumId="13" w15:restartNumberingAfterBreak="0">
     <w:nsid w:val="57BB795E"/>
     <w:multiLevelType w:val="multilevel"/>
     <w:tmpl w:val="A2762954"/>
@@ -19170,7 +21864,7 @@
       </w:rPr>
     </w:lvl>
   </w:abstractNum>
-  <w:abstractNum w:abstractNumId="13" w15:restartNumberingAfterBreak="0">
+  <w:abstractNum w:abstractNumId="14" w15:restartNumberingAfterBreak="0">
     <w:nsid w:val="5DFA7743"/>
     <w:multiLevelType w:val="multilevel"/>
     <w:tmpl w:val="0B1223B0"/>
@@ -19283,7 +21977,7 @@
       </w:pPr>
     </w:lvl>
   </w:abstractNum>
-  <w:abstractNum w:abstractNumId="14" w15:restartNumberingAfterBreak="0">
+  <w:abstractNum w:abstractNumId="15" w15:restartNumberingAfterBreak="0">
     <w:nsid w:val="680B31C4"/>
     <w:multiLevelType w:val="multilevel"/>
     <w:tmpl w:val="ED4E524C"/>
@@ -19432,7 +22126,7 @@
       </w:rPr>
     </w:lvl>
   </w:abstractNum>
-  <w:abstractNum w:abstractNumId="15" w15:restartNumberingAfterBreak="0">
+  <w:abstractNum w:abstractNumId="16" w15:restartNumberingAfterBreak="0">
     <w:nsid w:val="6E5050FE"/>
     <w:multiLevelType w:val="multilevel"/>
     <w:tmpl w:val="EB363AAC"/>
@@ -19581,7 +22275,7 @@
       </w:rPr>
     </w:lvl>
   </w:abstractNum>
-  <w:abstractNum w:abstractNumId="16" w15:restartNumberingAfterBreak="0">
+  <w:abstractNum w:abstractNumId="17" w15:restartNumberingAfterBreak="0">
     <w:nsid w:val="6FCD6A09"/>
     <w:multiLevelType w:val="multilevel"/>
     <w:tmpl w:val="4294751A"/>
@@ -19730,7 +22424,7 @@
       </w:rPr>
     </w:lvl>
   </w:abstractNum>
-  <w:abstractNum w:abstractNumId="17" w15:restartNumberingAfterBreak="0">
+  <w:abstractNum w:abstractNumId="18" w15:restartNumberingAfterBreak="0">
     <w:nsid w:val="735972A0"/>
     <w:multiLevelType w:val="multilevel"/>
     <w:tmpl w:val="8EB06792"/>
@@ -19879,7 +22573,7 @@
       </w:rPr>
     </w:lvl>
   </w:abstractNum>
-  <w:abstractNum w:abstractNumId="18" w15:restartNumberingAfterBreak="0">
+  <w:abstractNum w:abstractNumId="19" w15:restartNumberingAfterBreak="0">
     <w:nsid w:val="7F2875E8"/>
     <w:multiLevelType w:val="multilevel"/>
     <w:tmpl w:val="50D20C34"/>
@@ -20029,61 +22723,64 @@
     </w:lvl>
   </w:abstractNum>
   <w:num w:numId="1" w16cid:durableId="833304751">
+    <w:abstractNumId w:val="3"/>
+  </w:num>
+  <w:num w:numId="2" w16cid:durableId="1493909261">
+    <w:abstractNumId w:val="15"/>
+  </w:num>
+  <w:num w:numId="3" w16cid:durableId="1451630819">
     <w:abstractNumId w:val="2"/>
   </w:num>
-  <w:num w:numId="2" w16cid:durableId="1493909261">
+  <w:num w:numId="4" w16cid:durableId="1741908266">
+    <w:abstractNumId w:val="18"/>
+  </w:num>
+  <w:num w:numId="5" w16cid:durableId="2132700140">
+    <w:abstractNumId w:val="9"/>
+  </w:num>
+  <w:num w:numId="6" w16cid:durableId="1902978115">
+    <w:abstractNumId w:val="6"/>
+  </w:num>
+  <w:num w:numId="7" w16cid:durableId="1020158256">
+    <w:abstractNumId w:val="12"/>
+  </w:num>
+  <w:num w:numId="8" w16cid:durableId="774255342">
+    <w:abstractNumId w:val="10"/>
+  </w:num>
+  <w:num w:numId="9" w16cid:durableId="934820471">
+    <w:abstractNumId w:val="1"/>
+  </w:num>
+  <w:num w:numId="10" w16cid:durableId="971253863">
+    <w:abstractNumId w:val="19"/>
+  </w:num>
+  <w:num w:numId="11" w16cid:durableId="1726565585">
+    <w:abstractNumId w:val="8"/>
+  </w:num>
+  <w:num w:numId="12" w16cid:durableId="1671055757">
+    <w:abstractNumId w:val="13"/>
+  </w:num>
+  <w:num w:numId="13" w16cid:durableId="1726103929">
+    <w:abstractNumId w:val="17"/>
+  </w:num>
+  <w:num w:numId="14" w16cid:durableId="1236236744">
+    <w:abstractNumId w:val="5"/>
+  </w:num>
+  <w:num w:numId="15" w16cid:durableId="821852774">
     <w:abstractNumId w:val="14"/>
   </w:num>
-  <w:num w:numId="3" w16cid:durableId="1451630819">
-    <w:abstractNumId w:val="1"/>
-  </w:num>
-  <w:num w:numId="4" w16cid:durableId="1741908266">
-    <w:abstractNumId w:val="17"/>
-  </w:num>
-  <w:num w:numId="5" w16cid:durableId="2132700140">
-    <w:abstractNumId w:val="8"/>
-  </w:num>
-  <w:num w:numId="6" w16cid:durableId="1902978115">
-    <w:abstractNumId w:val="5"/>
-  </w:num>
-  <w:num w:numId="7" w16cid:durableId="1020158256">
+  <w:num w:numId="16" w16cid:durableId="1363556853">
     <w:abstractNumId w:val="11"/>
   </w:num>
-  <w:num w:numId="8" w16cid:durableId="774255342">
-    <w:abstractNumId w:val="9"/>
-  </w:num>
-  <w:num w:numId="9" w16cid:durableId="934820471">
-    <w:abstractNumId w:val="0"/>
-  </w:num>
-  <w:num w:numId="10" w16cid:durableId="971253863">
-    <w:abstractNumId w:val="18"/>
-  </w:num>
-  <w:num w:numId="11" w16cid:durableId="1726565585">
+  <w:num w:numId="17" w16cid:durableId="1942059689">
     <w:abstractNumId w:val="7"/>
   </w:num>
-  <w:num w:numId="12" w16cid:durableId="1671055757">
-    <w:abstractNumId w:val="12"/>
-  </w:num>
-  <w:num w:numId="13" w16cid:durableId="1726103929">
+  <w:num w:numId="18" w16cid:durableId="810556804">
     <w:abstractNumId w:val="16"/>
   </w:num>
-  <w:num w:numId="14" w16cid:durableId="1236236744">
+  <w:num w:numId="19" w16cid:durableId="2107379205">
     <w:abstractNumId w:val="4"/>
   </w:num>
-  <w:num w:numId="15" w16cid:durableId="821852774">
-    <w:abstractNumId w:val="13"/>
-  </w:num>
-  <w:num w:numId="16" w16cid:durableId="1363556853">
-    <w:abstractNumId w:val="10"/>
-  </w:num>
-  <w:num w:numId="17" w16cid:durableId="1942059689">
-    <w:abstractNumId w:val="6"/>
-  </w:num>
-  <w:num w:numId="18" w16cid:durableId="810556804">
-    <w:abstractNumId w:val="15"/>
-  </w:num>
-  <w:num w:numId="19" w16cid:durableId="2107379205">
-    <w:abstractNumId w:val="3"/>
+  <w:num w:numId="20" w16cid:durableId="847209306">
+    <w:abstractNumId w:val="0"/>
   </w:num>
 </w:numbering>
 </file>
@@ -21275,6 +23972,32 @@
       <w:szCs w:val="20"/>
     </w:rPr>
   </w:style>
+  <w:style w:type="paragraph" w:styleId="ListBullet">
+    <w:name w:val="List Bullet"/>
+    <w:basedOn w:val="Normal"/>
+    <w:uiPriority w:val="99"/>
+    <w:unhideWhenUsed/>
+    <w:rsid w:val="0009699C"/>
+    <w:pPr>
+      <w:numPr>
+        <w:numId w:val="20"/>
+      </w:numPr>
+      <w:tabs>
+        <w:tab w:val="clear" w:pos="360"/>
+      </w:tabs>
+      <w:spacing w:after="120" w:line="276" w:lineRule="auto"/>
+      <w:ind w:left="0" w:firstLine="0"/>
+      <w:contextualSpacing/>
+    </w:pPr>
+    <w:rPr>
+      <w:rFonts w:ascii="Calibri" w:eastAsiaTheme="minorEastAsia" w:hAnsi="Calibri"/>
+      <w:color w:val="333333"/>
+      <w:kern w:val="0"/>
+      <w:sz w:val="22"/>
+      <w:szCs w:val="22"/>
+      <w14:ligatures w14:val="none"/>
+    </w:rPr>
+  </w:style>
 </w:styles>
 </file>
 
